--- a/public/documents/zayavka-na-sertifikaciyu.docx
+++ b/public/documents/zayavka-na-sertifikaciyu.docx
@@ -51,7 +51,6 @@
                 <w:szCs w:val="24"/>
               </w:rPr>
             </w:pPr>
-            <w:proofErr w:type="spellStart"/>
             <w:r>
               <w:rPr>
                 <w:rFonts w:ascii="Times New Roman" w:eastAsia="Times New Roman" w:hAnsi="Times New Roman" w:cs="Times New Roman"/>
@@ -61,7 +60,6 @@
               </w:rPr>
               <w:t>Руководителем</w:t>
             </w:r>
-            <w:proofErr w:type="spellEnd"/>
             <w:r>
               <w:rPr>
                 <w:sz w:val="24"/>
@@ -76,9 +74,15 @@
                 <w:sz w:val="20"/>
                 <w:szCs w:val="20"/>
               </w:rPr>
-              <w:t>(</w:t>
-            </w:r>
-            <w:proofErr w:type="spellStart"/>
+              <w:t>(заместителем</w:t>
+            </w:r>
+            <w:r>
+              <w:rPr>
+                <w:sz w:val="24"/>
+                <w:szCs w:val="24"/>
+              </w:rPr>
+              <w:t xml:space="preserve"> </w:t>
+            </w:r>
             <w:r>
               <w:rPr>
                 <w:rFonts w:ascii="Times New Roman" w:eastAsia="Times New Roman" w:hAnsi="Times New Roman" w:cs="Times New Roman"/>
@@ -86,35 +90,7 @@
                 <w:sz w:val="20"/>
                 <w:szCs w:val="20"/>
               </w:rPr>
-              <w:t>заместителем</w:t>
-            </w:r>
-            <w:proofErr w:type="spellEnd"/>
-            <w:r>
-              <w:rPr>
-                <w:sz w:val="24"/>
-                <w:szCs w:val="24"/>
-              </w:rPr>
-              <w:t xml:space="preserve"> </w:t>
-            </w:r>
-            <w:proofErr w:type="spellStart"/>
-            <w:r>
-              <w:rPr>
-                <w:rFonts w:ascii="Times New Roman" w:eastAsia="Times New Roman" w:hAnsi="Times New Roman" w:cs="Times New Roman"/>
-                <w:color w:val="000000"/>
-                <w:sz w:val="20"/>
-                <w:szCs w:val="20"/>
-              </w:rPr>
-              <w:t>руководителя</w:t>
-            </w:r>
-            <w:proofErr w:type="spellEnd"/>
-            <w:r>
-              <w:rPr>
-                <w:rFonts w:ascii="Times New Roman" w:eastAsia="Times New Roman" w:hAnsi="Times New Roman" w:cs="Times New Roman"/>
-                <w:color w:val="000000"/>
-                <w:sz w:val="20"/>
-                <w:szCs w:val="20"/>
-              </w:rPr>
-              <w:t>)</w:t>
+              <w:t>руководителя)</w:t>
             </w:r>
             <w:r>
               <w:rPr>
@@ -1691,7 +1667,7 @@
             </w:pPr>
             <w:r>
               <w:rPr>
-                <w:rFonts w:ascii="Times New Roman" w:eastAsia="Times New Roman" w:hAnsi="Times New Roman" w:cs="Times New Roman"/>
+                <w:rFonts w:ascii="Times New Roman" w:eastAsia="Times New Roman" w:hAnsi="Times New Roman"/>
                 <w:color w:val="000000"/>
                 <w:sz w:val="18"/>
                 <w:szCs w:val="18"/>
@@ -1707,7 +1683,7 @@
             </w:r>
             <w:r>
               <w:rPr>
-                <w:rFonts w:ascii="Times New Roman" w:eastAsia="Times New Roman" w:hAnsi="Times New Roman" w:cs="Times New Roman"/>
+                <w:rFonts w:ascii="Times New Roman" w:eastAsia="Times New Roman" w:hAnsi="Times New Roman"/>
                 <w:color w:val="000000"/>
                 <w:sz w:val="18"/>
                 <w:szCs w:val="18"/>
@@ -1723,7 +1699,7 @@
             </w:r>
             <w:r>
               <w:rPr>
-                <w:rFonts w:ascii="Times New Roman" w:eastAsia="Times New Roman" w:hAnsi="Times New Roman" w:cs="Times New Roman"/>
+                <w:rFonts w:ascii="Times New Roman" w:eastAsia="Times New Roman" w:hAnsi="Times New Roman"/>
                 <w:color w:val="000000"/>
                 <w:sz w:val="18"/>
                 <w:szCs w:val="18"/>
@@ -1739,7 +1715,7 @@
             </w:r>
             <w:r>
               <w:rPr>
-                <w:rFonts w:ascii="Times New Roman" w:eastAsia="Times New Roman" w:hAnsi="Times New Roman" w:cs="Times New Roman"/>
+                <w:rFonts w:ascii="Times New Roman" w:eastAsia="Times New Roman" w:hAnsi="Times New Roman"/>
                 <w:color w:val="000000"/>
                 <w:sz w:val="18"/>
                 <w:szCs w:val="18"/>
@@ -1755,7 +1731,7 @@
             </w:r>
             <w:r>
               <w:rPr>
-                <w:rFonts w:ascii="Times New Roman" w:eastAsia="Times New Roman" w:hAnsi="Times New Roman" w:cs="Times New Roman"/>
+                <w:rFonts w:ascii="Times New Roman" w:eastAsia="Times New Roman" w:hAnsi="Times New Roman"/>
                 <w:color w:val="000000"/>
                 <w:sz w:val="18"/>
                 <w:szCs w:val="18"/>
@@ -1771,7 +1747,7 @@
             </w:r>
             <w:r>
               <w:rPr>
-                <w:rFonts w:ascii="Times New Roman" w:eastAsia="Times New Roman" w:hAnsi="Times New Roman" w:cs="Times New Roman"/>
+                <w:rFonts w:ascii="Times New Roman" w:eastAsia="Times New Roman" w:hAnsi="Times New Roman"/>
                 <w:color w:val="000000"/>
                 <w:sz w:val="18"/>
                 <w:szCs w:val="18"/>
@@ -1787,7 +1763,7 @@
             </w:r>
             <w:r>
               <w:rPr>
-                <w:rFonts w:ascii="Times New Roman" w:eastAsia="Times New Roman" w:hAnsi="Times New Roman" w:cs="Times New Roman"/>
+                <w:rFonts w:ascii="Times New Roman" w:eastAsia="Times New Roman" w:hAnsi="Times New Roman"/>
                 <w:color w:val="000000"/>
                 <w:sz w:val="18"/>
                 <w:szCs w:val="18"/>
@@ -1803,7 +1779,7 @@
             </w:r>
             <w:r>
               <w:rPr>
-                <w:rFonts w:ascii="Times New Roman" w:eastAsia="Times New Roman" w:hAnsi="Times New Roman" w:cs="Times New Roman"/>
+                <w:rFonts w:ascii="Times New Roman" w:eastAsia="Times New Roman" w:hAnsi="Times New Roman"/>
                 <w:color w:val="000000"/>
                 <w:sz w:val="18"/>
                 <w:szCs w:val="18"/>
@@ -1819,7 +1795,7 @@
             </w:r>
             <w:r>
               <w:rPr>
-                <w:rFonts w:ascii="Times New Roman" w:eastAsia="Times New Roman" w:hAnsi="Times New Roman" w:cs="Times New Roman"/>
+                <w:rFonts w:ascii="Times New Roman" w:eastAsia="Times New Roman" w:hAnsi="Times New Roman"/>
                 <w:color w:val="000000"/>
                 <w:sz w:val="18"/>
                 <w:szCs w:val="18"/>
@@ -1835,7 +1811,7 @@
             </w:r>
             <w:r>
               <w:rPr>
-                <w:rFonts w:ascii="Times New Roman" w:eastAsia="Times New Roman" w:hAnsi="Times New Roman" w:cs="Times New Roman"/>
+                <w:rFonts w:ascii="Times New Roman" w:eastAsia="Times New Roman" w:hAnsi="Times New Roman"/>
                 <w:color w:val="000000"/>
                 <w:sz w:val="18"/>
                 <w:szCs w:val="18"/>
@@ -1851,7 +1827,7 @@
             </w:r>
             <w:r>
               <w:rPr>
-                <w:rFonts w:ascii="Times New Roman" w:eastAsia="Times New Roman" w:hAnsi="Times New Roman" w:cs="Times New Roman"/>
+                <w:rFonts w:ascii="Times New Roman" w:eastAsia="Times New Roman" w:hAnsi="Times New Roman"/>
                 <w:color w:val="000000"/>
                 <w:sz w:val="18"/>
                 <w:szCs w:val="18"/>
@@ -1867,7 +1843,7 @@
             </w:r>
             <w:r>
               <w:rPr>
-                <w:rFonts w:ascii="Times New Roman" w:eastAsia="Times New Roman" w:hAnsi="Times New Roman" w:cs="Times New Roman"/>
+                <w:rFonts w:ascii="Times New Roman" w:eastAsia="Times New Roman" w:hAnsi="Times New Roman"/>
                 <w:color w:val="000000"/>
                 <w:sz w:val="18"/>
                 <w:szCs w:val="18"/>
@@ -1883,7 +1859,7 @@
             </w:r>
             <w:r>
               <w:rPr>
-                <w:rFonts w:ascii="Times New Roman" w:eastAsia="Times New Roman" w:hAnsi="Times New Roman" w:cs="Times New Roman"/>
+                <w:rFonts w:ascii="Times New Roman" w:eastAsia="Times New Roman" w:hAnsi="Times New Roman"/>
                 <w:color w:val="000000"/>
                 <w:sz w:val="18"/>
                 <w:szCs w:val="18"/>
@@ -1899,7 +1875,7 @@
             </w:r>
             <w:r>
               <w:rPr>
-                <w:rFonts w:ascii="Times New Roman" w:eastAsia="Times New Roman" w:hAnsi="Times New Roman" w:cs="Times New Roman"/>
+                <w:rFonts w:ascii="Times New Roman" w:eastAsia="Times New Roman" w:hAnsi="Times New Roman"/>
                 <w:color w:val="000000"/>
                 <w:sz w:val="18"/>
                 <w:szCs w:val="18"/>
@@ -1915,7 +1891,7 @@
             </w:r>
             <w:r>
               <w:rPr>
-                <w:rFonts w:ascii="Times New Roman" w:eastAsia="Times New Roman" w:hAnsi="Times New Roman" w:cs="Times New Roman"/>
+                <w:rFonts w:ascii="Times New Roman" w:eastAsia="Times New Roman" w:hAnsi="Times New Roman"/>
                 <w:color w:val="000000"/>
                 <w:sz w:val="18"/>
                 <w:szCs w:val="18"/>
@@ -1931,7 +1907,7 @@
             </w:r>
             <w:r>
               <w:rPr>
-                <w:rFonts w:ascii="Times New Roman" w:eastAsia="Times New Roman" w:hAnsi="Times New Roman" w:cs="Times New Roman"/>
+                <w:rFonts w:ascii="Times New Roman" w:eastAsia="Times New Roman" w:hAnsi="Times New Roman"/>
                 <w:color w:val="000000"/>
                 <w:sz w:val="18"/>
                 <w:szCs w:val="18"/>
@@ -1947,7 +1923,7 @@
             </w:r>
             <w:r>
               <w:rPr>
-                <w:rFonts w:ascii="Times New Roman" w:eastAsia="Times New Roman" w:hAnsi="Times New Roman" w:cs="Times New Roman"/>
+                <w:rFonts w:ascii="Times New Roman" w:eastAsia="Times New Roman" w:hAnsi="Times New Roman"/>
                 <w:color w:val="000000"/>
                 <w:sz w:val="18"/>
                 <w:szCs w:val="18"/>
@@ -1963,7 +1939,7 @@
             </w:r>
             <w:r>
               <w:rPr>
-                <w:rFonts w:ascii="Times New Roman" w:eastAsia="Times New Roman" w:hAnsi="Times New Roman" w:cs="Times New Roman"/>
+                <w:rFonts w:ascii="Times New Roman" w:eastAsia="Times New Roman" w:hAnsi="Times New Roman"/>
                 <w:color w:val="000000"/>
                 <w:sz w:val="18"/>
                 <w:szCs w:val="18"/>
@@ -1979,33 +1955,23 @@
             </w:r>
             <w:r>
               <w:rPr>
-                <w:rFonts w:ascii="Times New Roman" w:eastAsia="Times New Roman" w:hAnsi="Times New Roman" w:cs="Times New Roman"/>
-                <w:color w:val="000000"/>
-                <w:sz w:val="18"/>
-                <w:szCs w:val="18"/>
-                <w:lang w:val="ru-RU"/>
-              </w:rPr>
-              <w:t>эксперт</w:t>
-            </w:r>
-            <w:r>
-              <w:rPr>
-                <w:rFonts w:ascii="Times New Roman" w:eastAsia="Times New Roman" w:hAnsi="Times New Roman" w:cs="Times New Roman"/>
-                <w:color w:val="000000"/>
-                <w:sz w:val="18"/>
-                <w:szCs w:val="18"/>
-                <w:lang w:val="ru-RU"/>
-              </w:rPr>
-              <w:t>(-ы)</w:t>
-            </w:r>
-            <w:r>
-              <w:rPr>
-                <w:lang w:val="ru-RU"/>
-              </w:rPr>
-              <w:t xml:space="preserve"> </w:t>
-            </w:r>
-            <w:r>
-              <w:rPr>
-                <w:rFonts w:ascii="Times New Roman" w:eastAsia="Times New Roman" w:hAnsi="Times New Roman" w:cs="Times New Roman"/>
+                <w:rFonts w:ascii="Times New Roman" w:eastAsia="Times New Roman" w:hAnsi="Times New Roman"/>
+                <w:color w:val="000000"/>
+                <w:sz w:val="18"/>
+                <w:szCs w:val="18"/>
+                <w:lang w:val="ru-RU"/>
+              </w:rPr>
+              <w:t>эксперт(-ы)</w:t>
+            </w:r>
+            <w:r>
+              <w:rPr>
+                <w:lang w:val="ru-RU"/>
+              </w:rPr>
+              <w:t xml:space="preserve"> </w:t>
+            </w:r>
+            <w:r>
+              <w:rPr>
+                <w:rFonts w:ascii="Times New Roman" w:eastAsia="Times New Roman" w:hAnsi="Times New Roman"/>
                 <w:color w:val="000000"/>
                 <w:sz w:val="18"/>
                 <w:szCs w:val="18"/>
@@ -2021,7 +1987,7 @@
             </w:r>
             <w:r>
               <w:rPr>
-                <w:rFonts w:ascii="Times New Roman" w:eastAsia="Times New Roman" w:hAnsi="Times New Roman" w:cs="Times New Roman"/>
+                <w:rFonts w:ascii="Times New Roman" w:eastAsia="Times New Roman" w:hAnsi="Times New Roman"/>
                 <w:color w:val="000000"/>
                 <w:sz w:val="18"/>
                 <w:szCs w:val="18"/>
@@ -2037,7 +2003,7 @@
             </w:r>
             <w:r>
               <w:rPr>
-                <w:rFonts w:ascii="Times New Roman" w:eastAsia="Times New Roman" w:hAnsi="Times New Roman" w:cs="Times New Roman"/>
+                <w:rFonts w:ascii="Times New Roman" w:eastAsia="Times New Roman" w:hAnsi="Times New Roman"/>
                 <w:color w:val="000000"/>
                 <w:sz w:val="18"/>
                 <w:szCs w:val="18"/>
@@ -2053,7 +2019,7 @@
             </w:r>
             <w:r>
               <w:rPr>
-                <w:rFonts w:ascii="Times New Roman" w:eastAsia="Times New Roman" w:hAnsi="Times New Roman" w:cs="Times New Roman"/>
+                <w:rFonts w:ascii="Times New Roman" w:eastAsia="Times New Roman" w:hAnsi="Times New Roman"/>
                 <w:color w:val="000000"/>
                 <w:sz w:val="18"/>
                 <w:szCs w:val="18"/>
@@ -2069,7 +2035,7 @@
             </w:r>
             <w:r>
               <w:rPr>
-                <w:rFonts w:ascii="Times New Roman" w:eastAsia="Times New Roman" w:hAnsi="Times New Roman" w:cs="Times New Roman"/>
+                <w:rFonts w:ascii="Times New Roman" w:eastAsia="Times New Roman" w:hAnsi="Times New Roman"/>
                 <w:color w:val="000000"/>
                 <w:sz w:val="18"/>
                 <w:szCs w:val="18"/>
@@ -2085,7 +2051,7 @@
             </w:r>
             <w:r>
               <w:rPr>
-                <w:rFonts w:ascii="Times New Roman" w:eastAsia="Times New Roman" w:hAnsi="Times New Roman" w:cs="Times New Roman"/>
+                <w:rFonts w:ascii="Times New Roman" w:eastAsia="Times New Roman" w:hAnsi="Times New Roman"/>
                 <w:color w:val="000000"/>
                 <w:sz w:val="18"/>
                 <w:szCs w:val="18"/>
@@ -2101,7 +2067,7 @@
             </w:r>
             <w:r>
               <w:rPr>
-                <w:rFonts w:ascii="Times New Roman" w:eastAsia="Times New Roman" w:hAnsi="Times New Roman" w:cs="Times New Roman"/>
+                <w:rFonts w:ascii="Times New Roman" w:eastAsia="Times New Roman" w:hAnsi="Times New Roman"/>
                 <w:color w:val="000000"/>
                 <w:sz w:val="18"/>
                 <w:szCs w:val="18"/>
@@ -2117,7 +2083,7 @@
             </w:r>
             <w:r>
               <w:rPr>
-                <w:rFonts w:ascii="Times New Roman" w:eastAsia="Times New Roman" w:hAnsi="Times New Roman" w:cs="Times New Roman"/>
+                <w:rFonts w:ascii="Times New Roman" w:eastAsia="Times New Roman" w:hAnsi="Times New Roman"/>
                 <w:color w:val="000000"/>
                 <w:sz w:val="18"/>
                 <w:szCs w:val="18"/>
@@ -2133,7 +2099,7 @@
             </w:r>
             <w:r>
               <w:rPr>
-                <w:rFonts w:ascii="Times New Roman" w:eastAsia="Times New Roman" w:hAnsi="Times New Roman" w:cs="Times New Roman"/>
+                <w:rFonts w:ascii="Times New Roman" w:eastAsia="Times New Roman" w:hAnsi="Times New Roman"/>
                 <w:color w:val="000000"/>
                 <w:sz w:val="18"/>
                 <w:szCs w:val="18"/>
@@ -2149,7 +2115,807 @@
             </w:r>
             <w:r>
               <w:rPr>
-                <w:rFonts w:ascii="Times New Roman" w:eastAsia="Times New Roman" w:hAnsi="Times New Roman" w:cs="Times New Roman"/>
+                <w:rFonts w:ascii="Times New Roman" w:eastAsia="Times New Roman" w:hAnsi="Times New Roman"/>
+                <w:i/>
+                <w:iCs/>
+                <w:color w:val="000000"/>
+                <w:sz w:val="18"/>
+                <w:szCs w:val="18"/>
+                <w:lang w:val="ru-RU"/>
+              </w:rPr>
+              <w:t>если</w:t>
+            </w:r>
+            <w:r>
+              <w:rPr>
+                <w:i/>
+                <w:iCs/>
+                <w:lang w:val="ru-RU"/>
+              </w:rPr>
+              <w:t xml:space="preserve"> </w:t>
+            </w:r>
+            <w:r>
+              <w:rPr>
+                <w:rFonts w:ascii="Times New Roman" w:eastAsia="Times New Roman" w:hAnsi="Times New Roman"/>
+                <w:i/>
+                <w:iCs/>
+                <w:color w:val="000000"/>
+                <w:sz w:val="18"/>
+                <w:szCs w:val="18"/>
+                <w:lang w:val="ru-RU"/>
+              </w:rPr>
+              <w:t>это</w:t>
+            </w:r>
+            <w:r>
+              <w:rPr>
+                <w:i/>
+                <w:iCs/>
+                <w:lang w:val="ru-RU"/>
+              </w:rPr>
+              <w:t xml:space="preserve"> </w:t>
+            </w:r>
+            <w:r>
+              <w:rPr>
+                <w:rFonts w:ascii="Times New Roman" w:eastAsia="Times New Roman" w:hAnsi="Times New Roman"/>
+                <w:i/>
+                <w:iCs/>
+                <w:color w:val="000000"/>
+                <w:sz w:val="18"/>
+                <w:szCs w:val="18"/>
+                <w:lang w:val="ru-RU"/>
+              </w:rPr>
+              <w:t>требуется</w:t>
+            </w:r>
+            <w:r>
+              <w:rPr>
+                <w:i/>
+                <w:iCs/>
+                <w:lang w:val="ru-RU"/>
+              </w:rPr>
+              <w:t xml:space="preserve"> </w:t>
+            </w:r>
+            <w:r>
+              <w:rPr>
+                <w:rFonts w:ascii="Times New Roman" w:eastAsia="Times New Roman" w:hAnsi="Times New Roman"/>
+                <w:i/>
+                <w:iCs/>
+                <w:color w:val="000000"/>
+                <w:sz w:val="18"/>
+                <w:szCs w:val="18"/>
+                <w:lang w:val="ru-RU"/>
+              </w:rPr>
+              <w:t>согласно</w:t>
+            </w:r>
+            <w:r>
+              <w:rPr>
+                <w:i/>
+                <w:iCs/>
+                <w:lang w:val="ru-RU"/>
+              </w:rPr>
+              <w:t xml:space="preserve"> </w:t>
+            </w:r>
+            <w:r>
+              <w:rPr>
+                <w:rFonts w:ascii="Times New Roman" w:eastAsia="Times New Roman" w:hAnsi="Times New Roman"/>
+                <w:i/>
+                <w:iCs/>
+                <w:color w:val="000000"/>
+                <w:sz w:val="18"/>
+                <w:szCs w:val="18"/>
+                <w:lang w:val="ru-RU"/>
+              </w:rPr>
+              <w:t>указанной</w:t>
+            </w:r>
+            <w:r>
+              <w:rPr>
+                <w:i/>
+                <w:iCs/>
+                <w:lang w:val="ru-RU"/>
+              </w:rPr>
+              <w:t xml:space="preserve"> </w:t>
+            </w:r>
+            <w:r>
+              <w:rPr>
+                <w:rFonts w:ascii="Times New Roman" w:eastAsia="Times New Roman" w:hAnsi="Times New Roman"/>
+                <w:i/>
+                <w:iCs/>
+                <w:color w:val="000000"/>
+                <w:sz w:val="18"/>
+                <w:szCs w:val="18"/>
+                <w:lang w:val="ru-RU"/>
+              </w:rPr>
+              <w:t>в</w:t>
+            </w:r>
+            <w:r>
+              <w:rPr>
+                <w:i/>
+                <w:iCs/>
+                <w:lang w:val="ru-RU"/>
+              </w:rPr>
+              <w:t xml:space="preserve"> </w:t>
+            </w:r>
+            <w:r>
+              <w:rPr>
+                <w:rFonts w:ascii="Times New Roman" w:eastAsia="Times New Roman" w:hAnsi="Times New Roman"/>
+                <w:i/>
+                <w:iCs/>
+                <w:color w:val="000000"/>
+                <w:sz w:val="18"/>
+                <w:szCs w:val="18"/>
+                <w:lang w:val="ru-RU"/>
+              </w:rPr>
+              <w:t>Заявке</w:t>
+            </w:r>
+            <w:r>
+              <w:rPr>
+                <w:i/>
+                <w:iCs/>
+                <w:lang w:val="ru-RU"/>
+              </w:rPr>
+              <w:t xml:space="preserve"> </w:t>
+            </w:r>
+            <w:r>
+              <w:rPr>
+                <w:rFonts w:ascii="Times New Roman" w:eastAsia="Times New Roman" w:hAnsi="Times New Roman"/>
+                <w:i/>
+                <w:iCs/>
+                <w:color w:val="000000"/>
+                <w:sz w:val="18"/>
+                <w:szCs w:val="18"/>
+                <w:lang w:val="ru-RU"/>
+              </w:rPr>
+              <w:t>схеме</w:t>
+            </w:r>
+            <w:r>
+              <w:rPr>
+                <w:i/>
+                <w:iCs/>
+                <w:lang w:val="ru-RU"/>
+              </w:rPr>
+              <w:t xml:space="preserve"> </w:t>
+            </w:r>
+            <w:r>
+              <w:rPr>
+                <w:rFonts w:ascii="Times New Roman" w:eastAsia="Times New Roman" w:hAnsi="Times New Roman"/>
+                <w:i/>
+                <w:iCs/>
+                <w:color w:val="000000"/>
+                <w:sz w:val="18"/>
+                <w:szCs w:val="18"/>
+                <w:lang w:val="ru-RU"/>
+              </w:rPr>
+              <w:t>сертификации</w:t>
+            </w:r>
+            <w:r>
+              <w:rPr>
+                <w:i/>
+                <w:iCs/>
+                <w:lang w:val="ru-RU"/>
+              </w:rPr>
+              <w:t xml:space="preserve"> </w:t>
+            </w:r>
+            <w:r>
+              <w:rPr>
+                <w:rFonts w:ascii="Times New Roman" w:eastAsia="Times New Roman" w:hAnsi="Times New Roman"/>
+                <w:i/>
+                <w:iCs/>
+                <w:color w:val="000000"/>
+                <w:sz w:val="18"/>
+                <w:szCs w:val="18"/>
+                <w:lang w:val="ru-RU"/>
+              </w:rPr>
+              <w:t>– проводит</w:t>
+            </w:r>
+            <w:r>
+              <w:rPr>
+                <w:i/>
+                <w:iCs/>
+                <w:lang w:val="ru-RU"/>
+              </w:rPr>
+              <w:t xml:space="preserve"> </w:t>
+            </w:r>
+            <w:r>
+              <w:rPr>
+                <w:rFonts w:ascii="Times New Roman" w:eastAsia="Times New Roman" w:hAnsi="Times New Roman"/>
+                <w:i/>
+                <w:iCs/>
+                <w:color w:val="000000"/>
+                <w:sz w:val="18"/>
+                <w:szCs w:val="18"/>
+                <w:lang w:val="ru-RU"/>
+              </w:rPr>
+              <w:t>идентификацию</w:t>
+            </w:r>
+            <w:r>
+              <w:rPr>
+                <w:i/>
+                <w:iCs/>
+                <w:lang w:val="ru-RU"/>
+              </w:rPr>
+              <w:t xml:space="preserve"> </w:t>
+            </w:r>
+            <w:r>
+              <w:rPr>
+                <w:rFonts w:ascii="Times New Roman" w:eastAsia="Times New Roman" w:hAnsi="Times New Roman"/>
+                <w:i/>
+                <w:iCs/>
+                <w:color w:val="000000"/>
+                <w:sz w:val="18"/>
+                <w:szCs w:val="18"/>
+                <w:lang w:val="ru-RU"/>
+              </w:rPr>
+              <w:t>образцов</w:t>
+            </w:r>
+            <w:r>
+              <w:rPr>
+                <w:i/>
+                <w:iCs/>
+                <w:lang w:val="ru-RU"/>
+              </w:rPr>
+              <w:t xml:space="preserve"> </w:t>
+            </w:r>
+            <w:r>
+              <w:rPr>
+                <w:rFonts w:ascii="Times New Roman" w:eastAsia="Times New Roman" w:hAnsi="Times New Roman"/>
+                <w:i/>
+                <w:iCs/>
+                <w:color w:val="000000"/>
+                <w:sz w:val="18"/>
+                <w:szCs w:val="18"/>
+                <w:lang w:val="ru-RU"/>
+              </w:rPr>
+              <w:t>(их</w:t>
+            </w:r>
+            <w:r>
+              <w:rPr>
+                <w:i/>
+                <w:iCs/>
+                <w:lang w:val="ru-RU"/>
+              </w:rPr>
+              <w:t xml:space="preserve"> </w:t>
+            </w:r>
+            <w:r>
+              <w:rPr>
+                <w:rFonts w:ascii="Times New Roman" w:eastAsia="Times New Roman" w:hAnsi="Times New Roman"/>
+                <w:i/>
+                <w:iCs/>
+                <w:color w:val="000000"/>
+                <w:sz w:val="18"/>
+                <w:szCs w:val="18"/>
+                <w:lang w:val="ru-RU"/>
+              </w:rPr>
+              <w:t>отбор</w:t>
+            </w:r>
+            <w:r>
+              <w:rPr>
+                <w:i/>
+                <w:iCs/>
+                <w:lang w:val="ru-RU"/>
+              </w:rPr>
+              <w:t xml:space="preserve"> </w:t>
+            </w:r>
+            <w:r>
+              <w:rPr>
+                <w:rFonts w:ascii="Times New Roman" w:eastAsia="Times New Roman" w:hAnsi="Times New Roman"/>
+                <w:i/>
+                <w:iCs/>
+                <w:color w:val="000000"/>
+                <w:sz w:val="18"/>
+                <w:szCs w:val="18"/>
+                <w:lang w:val="ru-RU"/>
+              </w:rPr>
+              <w:t>проводится</w:t>
+            </w:r>
+            <w:r>
+              <w:rPr>
+                <w:i/>
+                <w:iCs/>
+                <w:lang w:val="ru-RU"/>
+              </w:rPr>
+              <w:t xml:space="preserve"> </w:t>
+            </w:r>
+            <w:r>
+              <w:rPr>
+                <w:rFonts w:ascii="Times New Roman" w:eastAsia="Times New Roman" w:hAnsi="Times New Roman"/>
+                <w:i/>
+                <w:iCs/>
+                <w:color w:val="000000"/>
+                <w:sz w:val="18"/>
+                <w:szCs w:val="18"/>
+                <w:lang w:val="ru-RU"/>
+              </w:rPr>
+              <w:t>экспертом(-ами)</w:t>
+            </w:r>
+            <w:r>
+              <w:rPr>
+                <w:i/>
+                <w:iCs/>
+                <w:lang w:val="ru-RU"/>
+              </w:rPr>
+              <w:t xml:space="preserve"> </w:t>
+            </w:r>
+            <w:r>
+              <w:rPr>
+                <w:rFonts w:ascii="Times New Roman" w:eastAsia="Times New Roman" w:hAnsi="Times New Roman"/>
+                <w:i/>
+                <w:iCs/>
+                <w:color w:val="000000"/>
+                <w:sz w:val="18"/>
+                <w:szCs w:val="18"/>
+                <w:lang w:val="ru-RU"/>
+              </w:rPr>
+              <w:t>1</w:t>
+            </w:r>
+            <w:r>
+              <w:rPr>
+                <w:i/>
+                <w:iCs/>
+                <w:lang w:val="ru-RU"/>
+              </w:rPr>
+              <w:t xml:space="preserve"> </w:t>
+            </w:r>
+            <w:r>
+              <w:rPr>
+                <w:rFonts w:ascii="Times New Roman" w:eastAsia="Times New Roman" w:hAnsi="Times New Roman"/>
+                <w:i/>
+                <w:iCs/>
+                <w:color w:val="000000"/>
+                <w:sz w:val="18"/>
+                <w:szCs w:val="18"/>
+                <w:lang w:val="ru-RU"/>
+              </w:rPr>
+              <w:t>или</w:t>
+            </w:r>
+            <w:r>
+              <w:rPr>
+                <w:i/>
+                <w:iCs/>
+                <w:lang w:val="ru-RU"/>
+              </w:rPr>
+              <w:t xml:space="preserve"> </w:t>
+            </w:r>
+            <w:r>
+              <w:rPr>
+                <w:rFonts w:ascii="Times New Roman" w:eastAsia="Times New Roman" w:hAnsi="Times New Roman"/>
+                <w:i/>
+                <w:iCs/>
+                <w:color w:val="000000"/>
+                <w:sz w:val="18"/>
+                <w:szCs w:val="18"/>
+                <w:lang w:val="ru-RU"/>
+              </w:rPr>
+              <w:t>силами</w:t>
+            </w:r>
+            <w:r>
+              <w:rPr>
+                <w:i/>
+                <w:iCs/>
+                <w:lang w:val="ru-RU"/>
+              </w:rPr>
+              <w:t xml:space="preserve"> </w:t>
+            </w:r>
+            <w:r>
+              <w:rPr>
+                <w:rFonts w:ascii="Times New Roman" w:eastAsia="Times New Roman" w:hAnsi="Times New Roman"/>
+                <w:i/>
+                <w:iCs/>
+                <w:color w:val="000000"/>
+                <w:sz w:val="18"/>
+                <w:szCs w:val="18"/>
+                <w:lang w:val="ru-RU"/>
+              </w:rPr>
+              <w:t>работников</w:t>
+            </w:r>
+            <w:r>
+              <w:rPr>
+                <w:i/>
+                <w:iCs/>
+                <w:lang w:val="ru-RU"/>
+              </w:rPr>
+              <w:t xml:space="preserve"> </w:t>
+            </w:r>
+            <w:r>
+              <w:rPr>
+                <w:rFonts w:ascii="Times New Roman" w:eastAsia="Times New Roman" w:hAnsi="Times New Roman"/>
+                <w:i/>
+                <w:iCs/>
+                <w:color w:val="000000"/>
+                <w:sz w:val="18"/>
+                <w:szCs w:val="18"/>
+                <w:lang w:val="ru-RU"/>
+              </w:rPr>
+              <w:t>привлекаемой</w:t>
+            </w:r>
+            <w:r>
+              <w:rPr>
+                <w:i/>
+                <w:iCs/>
+                <w:lang w:val="ru-RU"/>
+              </w:rPr>
+              <w:t xml:space="preserve"> </w:t>
+            </w:r>
+            <w:r>
+              <w:rPr>
+                <w:rFonts w:ascii="Times New Roman" w:eastAsia="Times New Roman" w:hAnsi="Times New Roman"/>
+                <w:i/>
+                <w:iCs/>
+                <w:color w:val="000000"/>
+                <w:sz w:val="18"/>
+                <w:szCs w:val="18"/>
+                <w:lang w:val="ru-RU"/>
+              </w:rPr>
+              <w:t>ИЛ);</w:t>
+            </w:r>
+            <w:r>
+              <w:rPr>
+                <w:i/>
+                <w:iCs/>
+                <w:lang w:val="ru-RU"/>
+              </w:rPr>
+              <w:t xml:space="preserve"> </w:t>
+            </w:r>
+            <w:r>
+              <w:rPr>
+                <w:rFonts w:ascii="Times New Roman" w:eastAsia="Times New Roman" w:hAnsi="Times New Roman"/>
+                <w:i/>
+                <w:iCs/>
+                <w:color w:val="000000"/>
+                <w:sz w:val="18"/>
+                <w:szCs w:val="18"/>
+                <w:lang w:val="ru-RU"/>
+              </w:rPr>
+              <w:t>направляет</w:t>
+            </w:r>
+            <w:r>
+              <w:rPr>
+                <w:i/>
+                <w:iCs/>
+                <w:lang w:val="ru-RU"/>
+              </w:rPr>
+              <w:t xml:space="preserve"> </w:t>
+            </w:r>
+            <w:r>
+              <w:rPr>
+                <w:rFonts w:ascii="Times New Roman" w:eastAsia="Times New Roman" w:hAnsi="Times New Roman"/>
+                <w:i/>
+                <w:iCs/>
+                <w:color w:val="000000"/>
+                <w:sz w:val="18"/>
+                <w:szCs w:val="18"/>
+                <w:lang w:val="ru-RU"/>
+              </w:rPr>
+              <w:t>образцы</w:t>
+            </w:r>
+            <w:r>
+              <w:rPr>
+                <w:i/>
+                <w:iCs/>
+                <w:lang w:val="ru-RU"/>
+              </w:rPr>
+              <w:t xml:space="preserve"> </w:t>
+            </w:r>
+            <w:r>
+              <w:rPr>
+                <w:rFonts w:ascii="Times New Roman" w:eastAsia="Times New Roman" w:hAnsi="Times New Roman"/>
+                <w:i/>
+                <w:iCs/>
+                <w:color w:val="000000"/>
+                <w:sz w:val="18"/>
+                <w:szCs w:val="18"/>
+                <w:lang w:val="ru-RU"/>
+              </w:rPr>
+              <w:t>в</w:t>
+            </w:r>
+            <w:r>
+              <w:rPr>
+                <w:i/>
+                <w:iCs/>
+                <w:lang w:val="ru-RU"/>
+              </w:rPr>
+              <w:t xml:space="preserve"> </w:t>
+            </w:r>
+            <w:r>
+              <w:rPr>
+                <w:rFonts w:ascii="Times New Roman" w:eastAsia="Times New Roman" w:hAnsi="Times New Roman"/>
+                <w:i/>
+                <w:iCs/>
+                <w:color w:val="000000"/>
+                <w:sz w:val="18"/>
+                <w:szCs w:val="18"/>
+                <w:lang w:val="ru-RU"/>
+              </w:rPr>
+              <w:t>ИЛ</w:t>
+            </w:r>
+            <w:r>
+              <w:rPr>
+                <w:i/>
+                <w:iCs/>
+                <w:lang w:val="ru-RU"/>
+              </w:rPr>
+              <w:t xml:space="preserve"> </w:t>
+            </w:r>
+            <w:r>
+              <w:rPr>
+                <w:rFonts w:ascii="Times New Roman" w:eastAsia="Times New Roman" w:hAnsi="Times New Roman"/>
+                <w:i/>
+                <w:iCs/>
+                <w:color w:val="000000"/>
+                <w:sz w:val="18"/>
+                <w:szCs w:val="18"/>
+                <w:lang w:val="ru-RU"/>
+              </w:rPr>
+              <w:t>(согласно</w:t>
+            </w:r>
+            <w:r>
+              <w:rPr>
+                <w:i/>
+                <w:iCs/>
+                <w:lang w:val="ru-RU"/>
+              </w:rPr>
+              <w:t xml:space="preserve"> </w:t>
+            </w:r>
+            <w:r>
+              <w:rPr>
+                <w:rFonts w:ascii="Times New Roman" w:eastAsia="Times New Roman" w:hAnsi="Times New Roman"/>
+                <w:i/>
+                <w:iCs/>
+                <w:color w:val="000000"/>
+                <w:sz w:val="18"/>
+                <w:szCs w:val="18"/>
+                <w:lang w:val="ru-RU"/>
+              </w:rPr>
+              <w:t>Решению</w:t>
+            </w:r>
+            <w:r>
+              <w:rPr>
+                <w:i/>
+                <w:iCs/>
+                <w:lang w:val="ru-RU"/>
+              </w:rPr>
+              <w:t xml:space="preserve"> </w:t>
+            </w:r>
+            <w:r>
+              <w:rPr>
+                <w:rFonts w:ascii="Times New Roman" w:eastAsia="Times New Roman" w:hAnsi="Times New Roman"/>
+                <w:i/>
+                <w:iCs/>
+                <w:color w:val="000000"/>
+                <w:sz w:val="18"/>
+                <w:szCs w:val="18"/>
+                <w:lang w:val="ru-RU"/>
+              </w:rPr>
+              <w:t>по</w:t>
+            </w:r>
+            <w:r>
+              <w:rPr>
+                <w:i/>
+                <w:iCs/>
+                <w:lang w:val="ru-RU"/>
+              </w:rPr>
+              <w:t xml:space="preserve"> </w:t>
+            </w:r>
+            <w:r>
+              <w:rPr>
+                <w:rFonts w:ascii="Times New Roman" w:eastAsia="Times New Roman" w:hAnsi="Times New Roman"/>
+                <w:i/>
+                <w:iCs/>
+                <w:color w:val="000000"/>
+                <w:sz w:val="18"/>
+                <w:szCs w:val="18"/>
+                <w:lang w:val="ru-RU"/>
+              </w:rPr>
+              <w:t>заявке</w:t>
+            </w:r>
+            <w:r>
+              <w:rPr>
+                <w:i/>
+                <w:iCs/>
+                <w:lang w:val="ru-RU"/>
+              </w:rPr>
+              <w:t xml:space="preserve"> </w:t>
+            </w:r>
+            <w:r>
+              <w:rPr>
+                <w:rFonts w:ascii="Times New Roman" w:eastAsia="Times New Roman" w:hAnsi="Times New Roman"/>
+                <w:i/>
+                <w:iCs/>
+                <w:color w:val="000000"/>
+                <w:sz w:val="18"/>
+                <w:szCs w:val="18"/>
+                <w:lang w:val="ru-RU"/>
+              </w:rPr>
+              <w:t>на</w:t>
+            </w:r>
+            <w:r>
+              <w:rPr>
+                <w:i/>
+                <w:iCs/>
+                <w:lang w:val="ru-RU"/>
+              </w:rPr>
+              <w:t xml:space="preserve"> </w:t>
+            </w:r>
+            <w:r>
+              <w:rPr>
+                <w:rFonts w:ascii="Times New Roman" w:eastAsia="Times New Roman" w:hAnsi="Times New Roman"/>
+                <w:i/>
+                <w:iCs/>
+                <w:color w:val="000000"/>
+                <w:sz w:val="18"/>
+                <w:szCs w:val="18"/>
+                <w:lang w:val="ru-RU"/>
+              </w:rPr>
+              <w:t>сертификацию</w:t>
+            </w:r>
+            <w:r>
+              <w:rPr>
+                <w:i/>
+                <w:iCs/>
+                <w:lang w:val="ru-RU"/>
+              </w:rPr>
+              <w:t xml:space="preserve"> </w:t>
+            </w:r>
+            <w:r>
+              <w:rPr>
+                <w:rFonts w:ascii="Times New Roman" w:eastAsia="Times New Roman" w:hAnsi="Times New Roman"/>
+                <w:i/>
+                <w:iCs/>
+                <w:color w:val="000000"/>
+                <w:sz w:val="18"/>
+                <w:szCs w:val="18"/>
+                <w:lang w:val="ru-RU"/>
+              </w:rPr>
+              <w:t>продукции),</w:t>
+            </w:r>
+            <w:r>
+              <w:rPr>
+                <w:i/>
+                <w:iCs/>
+                <w:lang w:val="ru-RU"/>
+              </w:rPr>
+              <w:t xml:space="preserve"> </w:t>
+            </w:r>
+            <w:r>
+              <w:rPr>
+                <w:rFonts w:ascii="Times New Roman" w:eastAsia="Times New Roman" w:hAnsi="Times New Roman"/>
+                <w:i/>
+                <w:iCs/>
+                <w:color w:val="000000"/>
+                <w:sz w:val="18"/>
+                <w:szCs w:val="18"/>
+                <w:lang w:val="ru-RU"/>
+              </w:rPr>
+              <w:t>оценивает</w:t>
+            </w:r>
+            <w:r>
+              <w:rPr>
+                <w:i/>
+                <w:iCs/>
+                <w:lang w:val="ru-RU"/>
+              </w:rPr>
+              <w:t xml:space="preserve"> </w:t>
+            </w:r>
+            <w:r>
+              <w:rPr>
+                <w:rFonts w:ascii="Times New Roman" w:eastAsia="Times New Roman" w:hAnsi="Times New Roman"/>
+                <w:i/>
+                <w:iCs/>
+                <w:color w:val="000000"/>
+                <w:sz w:val="18"/>
+                <w:szCs w:val="18"/>
+                <w:lang w:val="ru-RU"/>
+              </w:rPr>
+              <w:t>результаты</w:t>
+            </w:r>
+            <w:r>
+              <w:rPr>
+                <w:i/>
+                <w:iCs/>
+                <w:lang w:val="ru-RU"/>
+              </w:rPr>
+              <w:t xml:space="preserve"> </w:t>
+            </w:r>
+            <w:r>
+              <w:rPr>
+                <w:rFonts w:ascii="Times New Roman" w:eastAsia="Times New Roman" w:hAnsi="Times New Roman"/>
+                <w:i/>
+                <w:iCs/>
+                <w:color w:val="000000"/>
+                <w:sz w:val="18"/>
+                <w:szCs w:val="18"/>
+                <w:lang w:val="ru-RU"/>
+              </w:rPr>
+              <w:t>исследований</w:t>
+            </w:r>
+            <w:r>
+              <w:rPr>
+                <w:i/>
+                <w:iCs/>
+                <w:lang w:val="ru-RU"/>
+              </w:rPr>
+              <w:t xml:space="preserve"> </w:t>
+            </w:r>
+            <w:r>
+              <w:rPr>
+                <w:rFonts w:ascii="Times New Roman" w:eastAsia="Times New Roman" w:hAnsi="Times New Roman"/>
+                <w:i/>
+                <w:iCs/>
+                <w:color w:val="000000"/>
+                <w:sz w:val="18"/>
+                <w:szCs w:val="18"/>
+                <w:lang w:val="ru-RU"/>
+              </w:rPr>
+              <w:t>(испытаний)</w:t>
+            </w:r>
+            <w:r>
+              <w:rPr>
+                <w:i/>
+                <w:iCs/>
+                <w:lang w:val="ru-RU"/>
+              </w:rPr>
+              <w:t xml:space="preserve"> </w:t>
+            </w:r>
+            <w:r>
+              <w:rPr>
+                <w:rFonts w:ascii="Times New Roman" w:eastAsia="Times New Roman" w:hAnsi="Times New Roman"/>
+                <w:i/>
+                <w:iCs/>
+                <w:color w:val="000000"/>
+                <w:sz w:val="18"/>
+                <w:szCs w:val="18"/>
+                <w:lang w:val="ru-RU"/>
+              </w:rPr>
+              <w:t>и</w:t>
+            </w:r>
+            <w:r>
+              <w:rPr>
+                <w:i/>
+                <w:iCs/>
+                <w:lang w:val="ru-RU"/>
+              </w:rPr>
+              <w:t xml:space="preserve"> </w:t>
+            </w:r>
+            <w:r>
+              <w:rPr>
+                <w:rFonts w:ascii="Times New Roman" w:eastAsia="Times New Roman" w:hAnsi="Times New Roman"/>
+                <w:i/>
+                <w:iCs/>
+                <w:color w:val="000000"/>
+                <w:sz w:val="18"/>
+                <w:szCs w:val="18"/>
+                <w:lang w:val="ru-RU"/>
+              </w:rPr>
+              <w:t>измерений</w:t>
+            </w:r>
+            <w:r>
+              <w:rPr>
+                <w:i/>
+                <w:iCs/>
+                <w:lang w:val="ru-RU"/>
+              </w:rPr>
+              <w:t xml:space="preserve"> </w:t>
+            </w:r>
+            <w:r>
+              <w:rPr>
+                <w:rFonts w:ascii="Times New Roman" w:eastAsia="Times New Roman" w:hAnsi="Times New Roman"/>
+                <w:i/>
+                <w:iCs/>
+                <w:color w:val="000000"/>
+                <w:sz w:val="18"/>
+                <w:szCs w:val="18"/>
+                <w:lang w:val="ru-RU"/>
+              </w:rPr>
+              <w:t>ИЛ;</w:t>
+            </w:r>
+            <w:r>
+              <w:rPr>
+                <w:lang w:val="ru-RU"/>
+              </w:rPr>
+              <w:t xml:space="preserve"> </w:t>
+            </w:r>
+            <w:r>
+              <w:rPr>
+                <w:rFonts w:ascii="Times New Roman" w:eastAsia="Times New Roman" w:hAnsi="Times New Roman"/>
+                <w:i/>
+                <w:iCs/>
                 <w:color w:val="000000"/>
                 <w:sz w:val="18"/>
                 <w:szCs w:val="18"/>
@@ -2159,269 +2925,97 @@
             </w:r>
             <w:r>
               <w:rPr>
-                <w:lang w:val="ru-RU"/>
-              </w:rPr>
-              <w:t xml:space="preserve"> </w:t>
-            </w:r>
-            <w:r>
-              <w:rPr>
-                <w:rFonts w:ascii="Times New Roman" w:eastAsia="Times New Roman" w:hAnsi="Times New Roman" w:cs="Times New Roman"/>
-                <w:color w:val="000000"/>
-                <w:sz w:val="18"/>
-                <w:szCs w:val="18"/>
-                <w:lang w:val="ru-RU"/>
-              </w:rPr>
-              <w:t>идентификацию</w:t>
-            </w:r>
-            <w:r>
-              <w:rPr>
-                <w:lang w:val="ru-RU"/>
-              </w:rPr>
-              <w:t xml:space="preserve"> </w:t>
-            </w:r>
-            <w:r>
-              <w:rPr>
-                <w:rFonts w:ascii="Times New Roman" w:eastAsia="Times New Roman" w:hAnsi="Times New Roman" w:cs="Times New Roman"/>
-                <w:color w:val="000000"/>
-                <w:sz w:val="18"/>
-                <w:szCs w:val="18"/>
-                <w:lang w:val="ru-RU"/>
-              </w:rPr>
-              <w:t>образцов</w:t>
-            </w:r>
-            <w:r>
-              <w:rPr>
-                <w:lang w:val="ru-RU"/>
-              </w:rPr>
-              <w:t xml:space="preserve"> </w:t>
-            </w:r>
-            <w:r>
-              <w:rPr>
-                <w:rFonts w:ascii="Times New Roman" w:eastAsia="Times New Roman" w:hAnsi="Times New Roman" w:cs="Times New Roman"/>
-                <w:color w:val="000000"/>
-                <w:sz w:val="18"/>
-                <w:szCs w:val="18"/>
-                <w:lang w:val="ru-RU"/>
-              </w:rPr>
-              <w:t>(их</w:t>
-            </w:r>
-            <w:r>
-              <w:rPr>
-                <w:lang w:val="ru-RU"/>
-              </w:rPr>
-              <w:t xml:space="preserve"> </w:t>
-            </w:r>
-            <w:r>
-              <w:rPr>
-                <w:rFonts w:ascii="Times New Roman" w:eastAsia="Times New Roman" w:hAnsi="Times New Roman" w:cs="Times New Roman"/>
-                <w:color w:val="000000"/>
-                <w:sz w:val="18"/>
-                <w:szCs w:val="18"/>
-                <w:lang w:val="ru-RU"/>
-              </w:rPr>
-              <w:t>отбор</w:t>
-            </w:r>
-            <w:r>
-              <w:rPr>
-                <w:lang w:val="ru-RU"/>
-              </w:rPr>
-              <w:t xml:space="preserve"> </w:t>
-            </w:r>
-            <w:r>
-              <w:rPr>
-                <w:rFonts w:ascii="Times New Roman" w:eastAsia="Times New Roman" w:hAnsi="Times New Roman" w:cs="Times New Roman"/>
-                <w:color w:val="000000"/>
-                <w:sz w:val="18"/>
-                <w:szCs w:val="18"/>
-                <w:lang w:val="ru-RU"/>
-              </w:rPr>
-              <w:t>проводится</w:t>
-            </w:r>
-            <w:r>
-              <w:rPr>
-                <w:lang w:val="ru-RU"/>
-              </w:rPr>
-              <w:t xml:space="preserve"> </w:t>
-            </w:r>
-            <w:r>
-              <w:rPr>
-                <w:rFonts w:ascii="Times New Roman" w:eastAsia="Times New Roman" w:hAnsi="Times New Roman" w:cs="Times New Roman"/>
-                <w:color w:val="000000"/>
-                <w:sz w:val="18"/>
-                <w:szCs w:val="18"/>
-                <w:lang w:val="ru-RU"/>
-              </w:rPr>
-              <w:t>экспертом</w:t>
-            </w:r>
-            <w:r>
-              <w:rPr>
-                <w:rFonts w:ascii="Times New Roman" w:eastAsia="Times New Roman" w:hAnsi="Times New Roman" w:cs="Times New Roman"/>
-                <w:color w:val="000000"/>
-                <w:sz w:val="18"/>
-                <w:szCs w:val="18"/>
-                <w:lang w:val="ru-RU"/>
-              </w:rPr>
-              <w:t>(-</w:t>
-            </w:r>
-            <w:proofErr w:type="spellStart"/>
-            <w:r>
-              <w:rPr>
-                <w:rFonts w:ascii="Times New Roman" w:eastAsia="Times New Roman" w:hAnsi="Times New Roman" w:cs="Times New Roman"/>
-                <w:color w:val="000000"/>
-                <w:sz w:val="18"/>
-                <w:szCs w:val="18"/>
-                <w:lang w:val="ru-RU"/>
-              </w:rPr>
-              <w:t>ами</w:t>
-            </w:r>
-            <w:proofErr w:type="spellEnd"/>
-            <w:r>
-              <w:rPr>
-                <w:rFonts w:ascii="Times New Roman" w:eastAsia="Times New Roman" w:hAnsi="Times New Roman" w:cs="Times New Roman"/>
-                <w:color w:val="000000"/>
-                <w:sz w:val="18"/>
-                <w:szCs w:val="18"/>
-                <w:lang w:val="ru-RU"/>
-              </w:rPr>
-              <w:t>)</w:t>
-            </w:r>
-            <w:r>
-              <w:rPr>
-                <w:lang w:val="ru-RU"/>
-              </w:rPr>
-              <w:t xml:space="preserve"> </w:t>
-            </w:r>
-            <w:r>
-              <w:rPr>
-                <w:rFonts w:ascii="Times New Roman" w:eastAsia="Times New Roman" w:hAnsi="Times New Roman" w:cs="Times New Roman"/>
-                <w:color w:val="000000"/>
-                <w:sz w:val="18"/>
-                <w:szCs w:val="18"/>
-                <w:lang w:val="ru-RU"/>
-              </w:rPr>
-              <w:t>1</w:t>
-            </w:r>
-            <w:r>
-              <w:rPr>
-                <w:lang w:val="ru-RU"/>
-              </w:rPr>
-              <w:t xml:space="preserve"> </w:t>
-            </w:r>
-            <w:r>
-              <w:rPr>
-                <w:rFonts w:ascii="Times New Roman" w:eastAsia="Times New Roman" w:hAnsi="Times New Roman" w:cs="Times New Roman"/>
-                <w:color w:val="000000"/>
-                <w:sz w:val="18"/>
-                <w:szCs w:val="18"/>
-                <w:lang w:val="ru-RU"/>
-              </w:rPr>
-              <w:t>или</w:t>
-            </w:r>
-            <w:r>
-              <w:rPr>
-                <w:lang w:val="ru-RU"/>
-              </w:rPr>
-              <w:t xml:space="preserve"> </w:t>
-            </w:r>
-            <w:r>
-              <w:rPr>
-                <w:rFonts w:ascii="Times New Roman" w:eastAsia="Times New Roman" w:hAnsi="Times New Roman" w:cs="Times New Roman"/>
-                <w:color w:val="000000"/>
-                <w:sz w:val="18"/>
-                <w:szCs w:val="18"/>
-                <w:lang w:val="ru-RU"/>
-              </w:rPr>
-              <w:t>силами</w:t>
-            </w:r>
-            <w:r>
-              <w:rPr>
-                <w:lang w:val="ru-RU"/>
-              </w:rPr>
-              <w:t xml:space="preserve"> </w:t>
-            </w:r>
-            <w:r>
-              <w:rPr>
-                <w:rFonts w:ascii="Times New Roman" w:eastAsia="Times New Roman" w:hAnsi="Times New Roman" w:cs="Times New Roman"/>
-                <w:color w:val="000000"/>
-                <w:sz w:val="18"/>
-                <w:szCs w:val="18"/>
-                <w:lang w:val="ru-RU"/>
-              </w:rPr>
-              <w:t>работников</w:t>
-            </w:r>
-            <w:r>
-              <w:rPr>
-                <w:lang w:val="ru-RU"/>
-              </w:rPr>
-              <w:t xml:space="preserve"> </w:t>
-            </w:r>
-            <w:r>
-              <w:rPr>
-                <w:rFonts w:ascii="Times New Roman" w:eastAsia="Times New Roman" w:hAnsi="Times New Roman" w:cs="Times New Roman"/>
-                <w:color w:val="000000"/>
-                <w:sz w:val="18"/>
-                <w:szCs w:val="18"/>
-                <w:lang w:val="ru-RU"/>
-              </w:rPr>
-              <w:t>привлекаемой</w:t>
-            </w:r>
-            <w:r>
-              <w:rPr>
-                <w:lang w:val="ru-RU"/>
-              </w:rPr>
-              <w:t xml:space="preserve"> </w:t>
-            </w:r>
-            <w:r>
-              <w:rPr>
-                <w:rFonts w:ascii="Times New Roman" w:eastAsia="Times New Roman" w:hAnsi="Times New Roman" w:cs="Times New Roman"/>
-                <w:color w:val="000000"/>
-                <w:sz w:val="18"/>
-                <w:szCs w:val="18"/>
-                <w:lang w:val="ru-RU"/>
-              </w:rPr>
-              <w:t>ИЛ);</w:t>
-            </w:r>
-            <w:r>
-              <w:rPr>
-                <w:lang w:val="ru-RU"/>
-              </w:rPr>
-              <w:t xml:space="preserve"> </w:t>
-            </w:r>
-            <w:r>
-              <w:rPr>
-                <w:rFonts w:ascii="Times New Roman" w:eastAsia="Times New Roman" w:hAnsi="Times New Roman" w:cs="Times New Roman"/>
-                <w:color w:val="000000"/>
-                <w:sz w:val="18"/>
-                <w:szCs w:val="18"/>
-                <w:lang w:val="ru-RU"/>
-              </w:rPr>
-              <w:t>направляет</w:t>
-            </w:r>
-            <w:r>
-              <w:rPr>
-                <w:lang w:val="ru-RU"/>
-              </w:rPr>
-              <w:t xml:space="preserve"> </w:t>
-            </w:r>
-            <w:r>
-              <w:rPr>
-                <w:rFonts w:ascii="Times New Roman" w:eastAsia="Times New Roman" w:hAnsi="Times New Roman" w:cs="Times New Roman"/>
-                <w:color w:val="000000"/>
-                <w:sz w:val="18"/>
-                <w:szCs w:val="18"/>
-                <w:lang w:val="ru-RU"/>
-              </w:rPr>
-              <w:t>образцы</w:t>
-            </w:r>
-            <w:r>
-              <w:rPr>
-                <w:lang w:val="ru-RU"/>
-              </w:rPr>
-              <w:t xml:space="preserve"> </w:t>
-            </w:r>
-            <w:r>
-              <w:rPr>
-                <w:rFonts w:ascii="Times New Roman" w:eastAsia="Times New Roman" w:hAnsi="Times New Roman" w:cs="Times New Roman"/>
+                <w:i/>
+                <w:iCs/>
+                <w:lang w:val="ru-RU"/>
+              </w:rPr>
+              <w:t xml:space="preserve"> </w:t>
+            </w:r>
+            <w:r>
+              <w:rPr>
+                <w:rFonts w:ascii="Times New Roman" w:eastAsia="Times New Roman" w:hAnsi="Times New Roman"/>
+                <w:i/>
+                <w:iCs/>
+                <w:color w:val="000000"/>
+                <w:sz w:val="18"/>
+                <w:szCs w:val="18"/>
+                <w:lang w:val="ru-RU"/>
+              </w:rPr>
+              <w:t>анализ</w:t>
+            </w:r>
+            <w:r>
+              <w:rPr>
+                <w:i/>
+                <w:iCs/>
+                <w:lang w:val="ru-RU"/>
+              </w:rPr>
+              <w:t xml:space="preserve"> </w:t>
+            </w:r>
+            <w:r>
+              <w:rPr>
+                <w:rFonts w:ascii="Times New Roman" w:eastAsia="Times New Roman" w:hAnsi="Times New Roman"/>
+                <w:i/>
+                <w:iCs/>
+                <w:color w:val="000000"/>
+                <w:sz w:val="18"/>
+                <w:szCs w:val="18"/>
+                <w:lang w:val="ru-RU"/>
+              </w:rPr>
+              <w:t>состояния</w:t>
+            </w:r>
+            <w:r>
+              <w:rPr>
+                <w:i/>
+                <w:iCs/>
+                <w:lang w:val="ru-RU"/>
+              </w:rPr>
+              <w:t xml:space="preserve"> </w:t>
+            </w:r>
+            <w:r>
+              <w:rPr>
+                <w:rFonts w:ascii="Times New Roman" w:eastAsia="Times New Roman" w:hAnsi="Times New Roman"/>
+                <w:i/>
+                <w:iCs/>
+                <w:color w:val="000000"/>
+                <w:sz w:val="18"/>
+                <w:szCs w:val="18"/>
+                <w:lang w:val="ru-RU"/>
+              </w:rPr>
+              <w:t>(условий)</w:t>
+            </w:r>
+            <w:r>
+              <w:rPr>
+                <w:i/>
+                <w:iCs/>
+                <w:lang w:val="ru-RU"/>
+              </w:rPr>
+              <w:t xml:space="preserve"> </w:t>
+            </w:r>
+            <w:r>
+              <w:rPr>
+                <w:rFonts w:ascii="Times New Roman" w:eastAsia="Times New Roman" w:hAnsi="Times New Roman"/>
+                <w:i/>
+                <w:iCs/>
+                <w:color w:val="000000"/>
+                <w:sz w:val="18"/>
+                <w:szCs w:val="18"/>
+                <w:lang w:val="ru-RU"/>
+              </w:rPr>
+              <w:t>производства,</w:t>
+            </w:r>
+            <w:r>
+              <w:rPr>
+                <w:i/>
+                <w:iCs/>
+                <w:lang w:val="ru-RU"/>
+              </w:rPr>
+              <w:t xml:space="preserve"> </w:t>
+            </w:r>
+            <w:r>
+              <w:rPr>
+                <w:rFonts w:ascii="Times New Roman" w:eastAsia="Times New Roman" w:hAnsi="Times New Roman"/>
+                <w:i/>
+                <w:iCs/>
                 <w:color w:val="000000"/>
                 <w:sz w:val="18"/>
                 <w:szCs w:val="18"/>
@@ -2431,61 +3025,225 @@
             </w:r>
             <w:r>
               <w:rPr>
-                <w:lang w:val="ru-RU"/>
-              </w:rPr>
-              <w:t xml:space="preserve"> </w:t>
-            </w:r>
-            <w:r>
-              <w:rPr>
-                <w:rFonts w:ascii="Times New Roman" w:eastAsia="Times New Roman" w:hAnsi="Times New Roman" w:cs="Times New Roman"/>
-                <w:color w:val="000000"/>
-                <w:sz w:val="18"/>
-                <w:szCs w:val="18"/>
-                <w:lang w:val="ru-RU"/>
-              </w:rPr>
-              <w:t>ИЛ</w:t>
-            </w:r>
-            <w:r>
-              <w:rPr>
-                <w:lang w:val="ru-RU"/>
-              </w:rPr>
-              <w:t xml:space="preserve"> </w:t>
-            </w:r>
-            <w:r>
-              <w:rPr>
-                <w:rFonts w:ascii="Times New Roman" w:eastAsia="Times New Roman" w:hAnsi="Times New Roman" w:cs="Times New Roman"/>
-                <w:color w:val="000000"/>
-                <w:sz w:val="18"/>
-                <w:szCs w:val="18"/>
-                <w:lang w:val="ru-RU"/>
-              </w:rPr>
-              <w:t>(согласно</w:t>
-            </w:r>
-            <w:r>
-              <w:rPr>
-                <w:lang w:val="ru-RU"/>
-              </w:rPr>
-              <w:t xml:space="preserve"> </w:t>
-            </w:r>
-            <w:r>
-              <w:rPr>
-                <w:rFonts w:ascii="Times New Roman" w:eastAsia="Times New Roman" w:hAnsi="Times New Roman" w:cs="Times New Roman"/>
-                <w:color w:val="000000"/>
-                <w:sz w:val="18"/>
-                <w:szCs w:val="18"/>
-                <w:lang w:val="ru-RU"/>
-              </w:rPr>
-              <w:t>Решению</w:t>
-            </w:r>
-            <w:r>
-              <w:rPr>
-                <w:lang w:val="ru-RU"/>
-              </w:rPr>
-              <w:t xml:space="preserve"> </w:t>
-            </w:r>
-            <w:r>
-              <w:rPr>
-                <w:rFonts w:ascii="Times New Roman" w:eastAsia="Times New Roman" w:hAnsi="Times New Roman" w:cs="Times New Roman"/>
+                <w:i/>
+                <w:iCs/>
+                <w:lang w:val="ru-RU"/>
+              </w:rPr>
+              <w:t xml:space="preserve"> </w:t>
+            </w:r>
+            <w:r>
+              <w:rPr>
+                <w:rFonts w:ascii="Times New Roman" w:eastAsia="Times New Roman" w:hAnsi="Times New Roman"/>
+                <w:i/>
+                <w:iCs/>
+                <w:color w:val="000000"/>
+                <w:sz w:val="18"/>
+                <w:szCs w:val="18"/>
+                <w:lang w:val="ru-RU"/>
+              </w:rPr>
+              <w:t>т.ч.</w:t>
+            </w:r>
+            <w:r>
+              <w:rPr>
+                <w:i/>
+                <w:iCs/>
+                <w:lang w:val="ru-RU"/>
+              </w:rPr>
+              <w:t xml:space="preserve"> </w:t>
+            </w:r>
+            <w:r>
+              <w:rPr>
+                <w:rFonts w:ascii="Times New Roman" w:eastAsia="Times New Roman" w:hAnsi="Times New Roman"/>
+                <w:i/>
+                <w:iCs/>
+                <w:color w:val="000000"/>
+                <w:sz w:val="18"/>
+                <w:szCs w:val="18"/>
+                <w:lang w:val="ru-RU"/>
+              </w:rPr>
+              <w:t>оценивает</w:t>
+            </w:r>
+            <w:r>
+              <w:rPr>
+                <w:i/>
+                <w:iCs/>
+                <w:lang w:val="ru-RU"/>
+              </w:rPr>
+              <w:t xml:space="preserve"> </w:t>
+            </w:r>
+            <w:r>
+              <w:rPr>
+                <w:rFonts w:ascii="Times New Roman" w:eastAsia="Times New Roman" w:hAnsi="Times New Roman"/>
+                <w:i/>
+                <w:iCs/>
+                <w:color w:val="000000"/>
+                <w:sz w:val="18"/>
+                <w:szCs w:val="18"/>
+                <w:lang w:val="ru-RU"/>
+              </w:rPr>
+              <w:t>корректирующие</w:t>
+            </w:r>
+            <w:r>
+              <w:rPr>
+                <w:i/>
+                <w:iCs/>
+                <w:lang w:val="ru-RU"/>
+              </w:rPr>
+              <w:t xml:space="preserve"> </w:t>
+            </w:r>
+            <w:r>
+              <w:rPr>
+                <w:rFonts w:ascii="Times New Roman" w:eastAsia="Times New Roman" w:hAnsi="Times New Roman"/>
+                <w:i/>
+                <w:iCs/>
+                <w:color w:val="000000"/>
+                <w:sz w:val="18"/>
+                <w:szCs w:val="18"/>
+                <w:lang w:val="ru-RU"/>
+              </w:rPr>
+              <w:t>мероприятий</w:t>
+            </w:r>
+            <w:r>
+              <w:rPr>
+                <w:i/>
+                <w:iCs/>
+                <w:lang w:val="ru-RU"/>
+              </w:rPr>
+              <w:t xml:space="preserve"> </w:t>
+            </w:r>
+            <w:r>
+              <w:rPr>
+                <w:rFonts w:ascii="Times New Roman" w:eastAsia="Times New Roman" w:hAnsi="Times New Roman"/>
+                <w:i/>
+                <w:iCs/>
+                <w:color w:val="000000"/>
+                <w:sz w:val="18"/>
+                <w:szCs w:val="18"/>
+                <w:lang w:val="ru-RU"/>
+              </w:rPr>
+              <w:t>(при</w:t>
+            </w:r>
+            <w:r>
+              <w:rPr>
+                <w:i/>
+                <w:iCs/>
+                <w:lang w:val="ru-RU"/>
+              </w:rPr>
+              <w:t xml:space="preserve"> </w:t>
+            </w:r>
+            <w:r>
+              <w:rPr>
+                <w:rFonts w:ascii="Times New Roman" w:eastAsia="Times New Roman" w:hAnsi="Times New Roman"/>
+                <w:i/>
+                <w:iCs/>
+                <w:color w:val="000000"/>
+                <w:sz w:val="18"/>
+                <w:szCs w:val="18"/>
+                <w:lang w:val="ru-RU"/>
+              </w:rPr>
+              <w:t>необходимости</w:t>
+            </w:r>
+            <w:r>
+              <w:rPr>
+                <w:i/>
+                <w:iCs/>
+                <w:lang w:val="ru-RU"/>
+              </w:rPr>
+              <w:t xml:space="preserve"> </w:t>
+            </w:r>
+            <w:r>
+              <w:rPr>
+                <w:rFonts w:ascii="Times New Roman" w:eastAsia="Times New Roman" w:hAnsi="Times New Roman"/>
+                <w:i/>
+                <w:iCs/>
+                <w:color w:val="000000"/>
+                <w:sz w:val="18"/>
+                <w:szCs w:val="18"/>
+                <w:lang w:val="ru-RU"/>
+              </w:rPr>
+              <w:t>их</w:t>
+            </w:r>
+            <w:r>
+              <w:rPr>
+                <w:i/>
+                <w:iCs/>
+                <w:lang w:val="ru-RU"/>
+              </w:rPr>
+              <w:t xml:space="preserve"> </w:t>
+            </w:r>
+            <w:r>
+              <w:rPr>
+                <w:rFonts w:ascii="Times New Roman" w:eastAsia="Times New Roman" w:hAnsi="Times New Roman"/>
+                <w:i/>
+                <w:iCs/>
+                <w:color w:val="000000"/>
+                <w:sz w:val="18"/>
+                <w:szCs w:val="18"/>
+                <w:lang w:val="ru-RU"/>
+              </w:rPr>
+              <w:t>проведения</w:t>
+            </w:r>
+            <w:r>
+              <w:rPr>
+                <w:i/>
+                <w:iCs/>
+                <w:lang w:val="ru-RU"/>
+              </w:rPr>
+              <w:t xml:space="preserve"> </w:t>
+            </w:r>
+            <w:r>
+              <w:rPr>
+                <w:rFonts w:ascii="Times New Roman" w:eastAsia="Times New Roman" w:hAnsi="Times New Roman"/>
+                <w:i/>
+                <w:iCs/>
+                <w:color w:val="000000"/>
+                <w:sz w:val="18"/>
+                <w:szCs w:val="18"/>
+                <w:lang w:val="ru-RU"/>
+              </w:rPr>
+              <w:t>Изготовителем);</w:t>
+            </w:r>
+            <w:r>
+              <w:rPr>
+                <w:lang w:val="ru-RU"/>
+              </w:rPr>
+              <w:t xml:space="preserve"> </w:t>
+            </w:r>
+            <w:r>
+              <w:rPr>
+                <w:rFonts w:ascii="Times New Roman" w:eastAsia="Times New Roman" w:hAnsi="Times New Roman"/>
+                <w:color w:val="000000"/>
+                <w:sz w:val="18"/>
+                <w:szCs w:val="18"/>
+                <w:lang w:val="ru-RU"/>
+              </w:rPr>
+              <w:t>готовит</w:t>
+            </w:r>
+            <w:r>
+              <w:rPr>
+                <w:lang w:val="ru-RU"/>
+              </w:rPr>
+              <w:t xml:space="preserve"> </w:t>
+            </w:r>
+            <w:r>
+              <w:rPr>
+                <w:rFonts w:ascii="Times New Roman" w:eastAsia="Times New Roman" w:hAnsi="Times New Roman"/>
+                <w:color w:val="000000"/>
+                <w:sz w:val="18"/>
+                <w:szCs w:val="18"/>
+                <w:lang w:val="ru-RU"/>
+              </w:rPr>
+              <w:t>заключение</w:t>
+            </w:r>
+            <w:r>
+              <w:rPr>
+                <w:lang w:val="ru-RU"/>
+              </w:rPr>
+              <w:t xml:space="preserve"> </w:t>
+            </w:r>
+            <w:r>
+              <w:rPr>
+                <w:rFonts w:ascii="Times New Roman" w:eastAsia="Times New Roman" w:hAnsi="Times New Roman"/>
                 <w:color w:val="000000"/>
                 <w:sz w:val="18"/>
                 <w:szCs w:val="18"/>
@@ -2501,135 +3259,327 @@
             </w:r>
             <w:r>
               <w:rPr>
-                <w:rFonts w:ascii="Times New Roman" w:eastAsia="Times New Roman" w:hAnsi="Times New Roman" w:cs="Times New Roman"/>
-                <w:color w:val="000000"/>
-                <w:sz w:val="18"/>
-                <w:szCs w:val="18"/>
-                <w:lang w:val="ru-RU"/>
-              </w:rPr>
-              <w:t>заявке</w:t>
-            </w:r>
-            <w:r>
-              <w:rPr>
-                <w:lang w:val="ru-RU"/>
-              </w:rPr>
-              <w:t xml:space="preserve"> </w:t>
-            </w:r>
-            <w:r>
-              <w:rPr>
-                <w:rFonts w:ascii="Times New Roman" w:eastAsia="Times New Roman" w:hAnsi="Times New Roman" w:cs="Times New Roman"/>
-                <w:color w:val="000000"/>
-                <w:sz w:val="18"/>
-                <w:szCs w:val="18"/>
-                <w:lang w:val="ru-RU"/>
-              </w:rPr>
-              <w:t>на</w:t>
-            </w:r>
-            <w:r>
-              <w:rPr>
-                <w:lang w:val="ru-RU"/>
-              </w:rPr>
-              <w:t xml:space="preserve"> </w:t>
-            </w:r>
-            <w:r>
-              <w:rPr>
-                <w:rFonts w:ascii="Times New Roman" w:eastAsia="Times New Roman" w:hAnsi="Times New Roman" w:cs="Times New Roman"/>
-                <w:color w:val="000000"/>
-                <w:sz w:val="18"/>
-                <w:szCs w:val="18"/>
-                <w:lang w:val="ru-RU"/>
-              </w:rPr>
-              <w:t>сертификацию</w:t>
-            </w:r>
-            <w:r>
-              <w:rPr>
-                <w:lang w:val="ru-RU"/>
-              </w:rPr>
-              <w:t xml:space="preserve"> </w:t>
-            </w:r>
-            <w:r>
-              <w:rPr>
-                <w:rFonts w:ascii="Times New Roman" w:eastAsia="Times New Roman" w:hAnsi="Times New Roman" w:cs="Times New Roman"/>
-                <w:color w:val="000000"/>
-                <w:sz w:val="18"/>
-                <w:szCs w:val="18"/>
-                <w:lang w:val="ru-RU"/>
-              </w:rPr>
-              <w:t>продукции),</w:t>
-            </w:r>
-            <w:r>
-              <w:rPr>
-                <w:lang w:val="ru-RU"/>
-              </w:rPr>
-              <w:t xml:space="preserve"> </w:t>
-            </w:r>
-            <w:r>
-              <w:rPr>
-                <w:rFonts w:ascii="Times New Roman" w:eastAsia="Times New Roman" w:hAnsi="Times New Roman" w:cs="Times New Roman"/>
-                <w:color w:val="000000"/>
-                <w:sz w:val="18"/>
-                <w:szCs w:val="18"/>
-                <w:lang w:val="ru-RU"/>
-              </w:rPr>
-              <w:t>оценивает</w:t>
-            </w:r>
-            <w:r>
-              <w:rPr>
-                <w:lang w:val="ru-RU"/>
-              </w:rPr>
-              <w:t xml:space="preserve"> </w:t>
-            </w:r>
-            <w:r>
-              <w:rPr>
-                <w:rFonts w:ascii="Times New Roman" w:eastAsia="Times New Roman" w:hAnsi="Times New Roman" w:cs="Times New Roman"/>
-                <w:color w:val="000000"/>
-                <w:sz w:val="18"/>
-                <w:szCs w:val="18"/>
-                <w:lang w:val="ru-RU"/>
-              </w:rPr>
-              <w:t>результаты</w:t>
-            </w:r>
-            <w:r>
-              <w:rPr>
-                <w:lang w:val="ru-RU"/>
-              </w:rPr>
-              <w:t xml:space="preserve"> </w:t>
-            </w:r>
-            <w:r>
-              <w:rPr>
-                <w:rFonts w:ascii="Times New Roman" w:eastAsia="Times New Roman" w:hAnsi="Times New Roman" w:cs="Times New Roman"/>
-                <w:color w:val="000000"/>
-                <w:sz w:val="18"/>
-                <w:szCs w:val="18"/>
-                <w:lang w:val="ru-RU"/>
-              </w:rPr>
-              <w:t>исследований</w:t>
-            </w:r>
-            <w:r>
-              <w:rPr>
-                <w:lang w:val="ru-RU"/>
-              </w:rPr>
-              <w:t xml:space="preserve"> </w:t>
-            </w:r>
-            <w:r>
-              <w:rPr>
-                <w:rFonts w:ascii="Times New Roman" w:eastAsia="Times New Roman" w:hAnsi="Times New Roman" w:cs="Times New Roman"/>
-                <w:color w:val="000000"/>
-                <w:sz w:val="18"/>
-                <w:szCs w:val="18"/>
-                <w:lang w:val="ru-RU"/>
-              </w:rPr>
-              <w:t>(испытаний)</w:t>
-            </w:r>
-            <w:r>
-              <w:rPr>
-                <w:lang w:val="ru-RU"/>
-              </w:rPr>
-              <w:t xml:space="preserve"> </w:t>
-            </w:r>
-            <w:r>
-              <w:rPr>
-                <w:rFonts w:ascii="Times New Roman" w:eastAsia="Times New Roman" w:hAnsi="Times New Roman" w:cs="Times New Roman"/>
+                <w:rFonts w:ascii="Times New Roman" w:eastAsia="Times New Roman" w:hAnsi="Times New Roman"/>
+                <w:color w:val="000000"/>
+                <w:sz w:val="18"/>
+                <w:szCs w:val="18"/>
+                <w:lang w:val="ru-RU"/>
+              </w:rPr>
+              <w:t>результатам</w:t>
+            </w:r>
+            <w:r>
+              <w:rPr>
+                <w:lang w:val="ru-RU"/>
+              </w:rPr>
+              <w:t xml:space="preserve"> </w:t>
+            </w:r>
+            <w:r>
+              <w:rPr>
+                <w:rFonts w:ascii="Times New Roman" w:eastAsia="Times New Roman" w:hAnsi="Times New Roman"/>
+                <w:color w:val="000000"/>
+                <w:sz w:val="18"/>
+                <w:szCs w:val="18"/>
+                <w:lang w:val="ru-RU"/>
+              </w:rPr>
+              <w:t>оценивания;</w:t>
+            </w:r>
+            <w:r>
+              <w:rPr>
+                <w:lang w:val="ru-RU"/>
+              </w:rPr>
+              <w:t xml:space="preserve"> </w:t>
+            </w:r>
+            <w:r>
+              <w:rPr>
+                <w:rFonts w:ascii="Times New Roman" w:eastAsia="Times New Roman" w:hAnsi="Times New Roman"/>
+                <w:color w:val="000000"/>
+                <w:sz w:val="18"/>
+                <w:szCs w:val="18"/>
+                <w:lang w:val="ru-RU"/>
+              </w:rPr>
+              <w:t>в</w:t>
+            </w:r>
+            <w:r>
+              <w:rPr>
+                <w:lang w:val="ru-RU"/>
+              </w:rPr>
+              <w:t xml:space="preserve"> </w:t>
+            </w:r>
+            <w:r>
+              <w:rPr>
+                <w:rFonts w:ascii="Times New Roman" w:eastAsia="Times New Roman" w:hAnsi="Times New Roman"/>
+                <w:color w:val="000000"/>
+                <w:sz w:val="18"/>
+                <w:szCs w:val="18"/>
+                <w:lang w:val="ru-RU"/>
+              </w:rPr>
+              <w:t>дальнейшем</w:t>
+            </w:r>
+            <w:r>
+              <w:rPr>
+                <w:lang w:val="ru-RU"/>
+              </w:rPr>
+              <w:t xml:space="preserve"> </w:t>
+            </w:r>
+            <w:r>
+              <w:rPr>
+                <w:rFonts w:ascii="Times New Roman" w:eastAsia="Times New Roman" w:hAnsi="Times New Roman"/>
+                <w:color w:val="000000"/>
+                <w:sz w:val="18"/>
+                <w:szCs w:val="18"/>
+                <w:lang w:val="ru-RU"/>
+              </w:rPr>
+              <w:t>(в</w:t>
+            </w:r>
+            <w:r>
+              <w:rPr>
+                <w:lang w:val="ru-RU"/>
+              </w:rPr>
+              <w:t xml:space="preserve"> </w:t>
+            </w:r>
+            <w:r>
+              <w:rPr>
+                <w:rFonts w:ascii="Times New Roman" w:eastAsia="Times New Roman" w:hAnsi="Times New Roman"/>
+                <w:color w:val="000000"/>
+                <w:sz w:val="18"/>
+                <w:szCs w:val="18"/>
+                <w:lang w:val="ru-RU"/>
+              </w:rPr>
+              <w:t>случае</w:t>
+            </w:r>
+            <w:r>
+              <w:rPr>
+                <w:lang w:val="ru-RU"/>
+              </w:rPr>
+              <w:t xml:space="preserve"> </w:t>
+            </w:r>
+            <w:r>
+              <w:rPr>
+                <w:rFonts w:ascii="Times New Roman" w:eastAsia="Times New Roman" w:hAnsi="Times New Roman"/>
+                <w:color w:val="000000"/>
+                <w:sz w:val="18"/>
+                <w:szCs w:val="18"/>
+                <w:lang w:val="ru-RU"/>
+              </w:rPr>
+              <w:t>выдачи</w:t>
+            </w:r>
+            <w:r>
+              <w:rPr>
+                <w:lang w:val="ru-RU"/>
+              </w:rPr>
+              <w:t xml:space="preserve"> </w:t>
+            </w:r>
+            <w:r>
+              <w:rPr>
+                <w:rFonts w:ascii="Times New Roman" w:eastAsia="Times New Roman" w:hAnsi="Times New Roman"/>
+                <w:color w:val="000000"/>
+                <w:sz w:val="18"/>
+                <w:szCs w:val="18"/>
+                <w:lang w:val="ru-RU"/>
+              </w:rPr>
+              <w:t>сертификата</w:t>
+            </w:r>
+            <w:r>
+              <w:rPr>
+                <w:lang w:val="ru-RU"/>
+              </w:rPr>
+              <w:t xml:space="preserve"> </w:t>
+            </w:r>
+            <w:r>
+              <w:rPr>
+                <w:rFonts w:ascii="Times New Roman" w:eastAsia="Times New Roman" w:hAnsi="Times New Roman"/>
+                <w:color w:val="000000"/>
+                <w:sz w:val="18"/>
+                <w:szCs w:val="18"/>
+                <w:lang w:val="ru-RU"/>
+              </w:rPr>
+              <w:t>по</w:t>
+            </w:r>
+            <w:r>
+              <w:rPr>
+                <w:lang w:val="ru-RU"/>
+              </w:rPr>
+              <w:t xml:space="preserve"> </w:t>
+            </w:r>
+            <w:r>
+              <w:rPr>
+                <w:rFonts w:ascii="Times New Roman" w:eastAsia="Times New Roman" w:hAnsi="Times New Roman"/>
+                <w:color w:val="000000"/>
+                <w:sz w:val="18"/>
+                <w:szCs w:val="18"/>
+                <w:lang w:val="ru-RU"/>
+              </w:rPr>
+              <w:t>схеме</w:t>
+            </w:r>
+            <w:r>
+              <w:rPr>
+                <w:lang w:val="ru-RU"/>
+              </w:rPr>
+              <w:t xml:space="preserve"> </w:t>
+            </w:r>
+            <w:r>
+              <w:rPr>
+                <w:rFonts w:ascii="Times New Roman" w:eastAsia="Times New Roman" w:hAnsi="Times New Roman"/>
+                <w:color w:val="000000"/>
+                <w:sz w:val="18"/>
+                <w:szCs w:val="18"/>
+                <w:lang w:val="ru-RU"/>
+              </w:rPr>
+              <w:t>сертификации,</w:t>
+            </w:r>
+            <w:r>
+              <w:rPr>
+                <w:lang w:val="ru-RU"/>
+              </w:rPr>
+              <w:t xml:space="preserve"> </w:t>
+            </w:r>
+            <w:r>
+              <w:rPr>
+                <w:rFonts w:ascii="Times New Roman" w:eastAsia="Times New Roman" w:hAnsi="Times New Roman"/>
+                <w:color w:val="000000"/>
+                <w:sz w:val="18"/>
+                <w:szCs w:val="18"/>
+                <w:lang w:val="ru-RU"/>
+              </w:rPr>
+              <w:t>предусматривающей</w:t>
+            </w:r>
+            <w:r>
+              <w:rPr>
+                <w:lang w:val="ru-RU"/>
+              </w:rPr>
+              <w:t xml:space="preserve"> </w:t>
+            </w:r>
+            <w:r>
+              <w:rPr>
+                <w:rFonts w:ascii="Times New Roman" w:eastAsia="Times New Roman" w:hAnsi="Times New Roman"/>
+                <w:color w:val="000000"/>
+                <w:sz w:val="18"/>
+                <w:szCs w:val="18"/>
+                <w:lang w:val="ru-RU"/>
+              </w:rPr>
+              <w:t>инспекционный</w:t>
+            </w:r>
+            <w:r>
+              <w:rPr>
+                <w:lang w:val="ru-RU"/>
+              </w:rPr>
+              <w:t xml:space="preserve"> </w:t>
+            </w:r>
+            <w:r>
+              <w:rPr>
+                <w:rFonts w:ascii="Times New Roman" w:eastAsia="Times New Roman" w:hAnsi="Times New Roman"/>
+                <w:color w:val="000000"/>
+                <w:sz w:val="18"/>
+                <w:szCs w:val="18"/>
+                <w:lang w:val="ru-RU"/>
+              </w:rPr>
+              <w:t>контроль),</w:t>
+            </w:r>
+            <w:r>
+              <w:rPr>
+                <w:lang w:val="ru-RU"/>
+              </w:rPr>
+              <w:t xml:space="preserve"> </w:t>
+            </w:r>
+            <w:r>
+              <w:rPr>
+                <w:rFonts w:ascii="Times New Roman" w:eastAsia="Times New Roman" w:hAnsi="Times New Roman"/>
+                <w:color w:val="000000"/>
+                <w:sz w:val="18"/>
+                <w:szCs w:val="18"/>
+                <w:lang w:val="ru-RU"/>
+              </w:rPr>
+              <w:t>проводит</w:t>
+            </w:r>
+            <w:r>
+              <w:rPr>
+                <w:lang w:val="ru-RU"/>
+              </w:rPr>
+              <w:t xml:space="preserve"> </w:t>
+            </w:r>
+            <w:r>
+              <w:rPr>
+                <w:rFonts w:ascii="Times New Roman" w:eastAsia="Times New Roman" w:hAnsi="Times New Roman"/>
+                <w:color w:val="000000"/>
+                <w:sz w:val="18"/>
+                <w:szCs w:val="18"/>
+                <w:lang w:val="ru-RU"/>
+              </w:rPr>
+              <w:t>рассмотрение</w:t>
+            </w:r>
+            <w:r>
+              <w:rPr>
+                <w:lang w:val="ru-RU"/>
+              </w:rPr>
+              <w:t xml:space="preserve"> </w:t>
+            </w:r>
+            <w:r>
+              <w:rPr>
+                <w:rFonts w:ascii="Times New Roman" w:eastAsia="Times New Roman" w:hAnsi="Times New Roman"/>
+                <w:color w:val="000000"/>
+                <w:sz w:val="18"/>
+                <w:szCs w:val="18"/>
+                <w:lang w:val="ru-RU"/>
+              </w:rPr>
+              <w:t>документов</w:t>
+            </w:r>
+            <w:r>
+              <w:rPr>
+                <w:lang w:val="ru-RU"/>
+              </w:rPr>
+              <w:t xml:space="preserve"> </w:t>
+            </w:r>
+            <w:r>
+              <w:rPr>
+                <w:rFonts w:ascii="Times New Roman" w:eastAsia="Times New Roman" w:hAnsi="Times New Roman"/>
+                <w:color w:val="000000"/>
+                <w:sz w:val="18"/>
+                <w:szCs w:val="18"/>
+                <w:lang w:val="ru-RU"/>
+              </w:rPr>
+              <w:t>по</w:t>
+            </w:r>
+            <w:r>
+              <w:rPr>
+                <w:lang w:val="ru-RU"/>
+              </w:rPr>
+              <w:t xml:space="preserve"> </w:t>
+            </w:r>
+            <w:r>
+              <w:rPr>
+                <w:rFonts w:ascii="Times New Roman" w:eastAsia="Times New Roman" w:hAnsi="Times New Roman"/>
+                <w:color w:val="000000"/>
+                <w:sz w:val="18"/>
+                <w:szCs w:val="18"/>
+                <w:lang w:val="ru-RU"/>
+              </w:rPr>
+              <w:t>выданному</w:t>
+            </w:r>
+            <w:r>
+              <w:rPr>
+                <w:lang w:val="ru-RU"/>
+              </w:rPr>
+              <w:t xml:space="preserve"> </w:t>
+            </w:r>
+            <w:r>
+              <w:rPr>
+                <w:rFonts w:ascii="Times New Roman" w:eastAsia="Times New Roman" w:hAnsi="Times New Roman"/>
+                <w:color w:val="000000"/>
+                <w:sz w:val="18"/>
+                <w:szCs w:val="18"/>
+                <w:lang w:val="ru-RU"/>
+              </w:rPr>
+              <w:t>сертификату</w:t>
+            </w:r>
+            <w:r>
+              <w:rPr>
+                <w:lang w:val="ru-RU"/>
+              </w:rPr>
+              <w:t xml:space="preserve"> </w:t>
+            </w:r>
+            <w:r>
+              <w:rPr>
+                <w:rFonts w:ascii="Times New Roman" w:eastAsia="Times New Roman" w:hAnsi="Times New Roman"/>
                 <w:color w:val="000000"/>
                 <w:sz w:val="18"/>
                 <w:szCs w:val="18"/>
@@ -2645,823 +3595,7 @@
             </w:r>
             <w:r>
               <w:rPr>
-                <w:rFonts w:ascii="Times New Roman" w:eastAsia="Times New Roman" w:hAnsi="Times New Roman" w:cs="Times New Roman"/>
-                <w:color w:val="000000"/>
-                <w:sz w:val="18"/>
-                <w:szCs w:val="18"/>
-                <w:lang w:val="ru-RU"/>
-              </w:rPr>
-              <w:t>измерений</w:t>
-            </w:r>
-            <w:r>
-              <w:rPr>
-                <w:lang w:val="ru-RU"/>
-              </w:rPr>
-              <w:t xml:space="preserve"> </w:t>
-            </w:r>
-            <w:r>
-              <w:rPr>
-                <w:rFonts w:ascii="Times New Roman" w:eastAsia="Times New Roman" w:hAnsi="Times New Roman" w:cs="Times New Roman"/>
-                <w:color w:val="000000"/>
-                <w:sz w:val="18"/>
-                <w:szCs w:val="18"/>
-                <w:lang w:val="ru-RU"/>
-              </w:rPr>
-              <w:t>ИЛ;</w:t>
-            </w:r>
-            <w:r>
-              <w:rPr>
-                <w:lang w:val="ru-RU"/>
-              </w:rPr>
-              <w:t xml:space="preserve"> </w:t>
-            </w:r>
-            <w:r>
-              <w:rPr>
-                <w:rFonts w:ascii="Times New Roman" w:eastAsia="Times New Roman" w:hAnsi="Times New Roman" w:cs="Times New Roman"/>
-                <w:color w:val="000000"/>
-                <w:sz w:val="18"/>
-                <w:szCs w:val="18"/>
-                <w:lang w:val="ru-RU"/>
-              </w:rPr>
-              <w:t>если</w:t>
-            </w:r>
-            <w:r>
-              <w:rPr>
-                <w:lang w:val="ru-RU"/>
-              </w:rPr>
-              <w:t xml:space="preserve"> </w:t>
-            </w:r>
-            <w:r>
-              <w:rPr>
-                <w:rFonts w:ascii="Times New Roman" w:eastAsia="Times New Roman" w:hAnsi="Times New Roman" w:cs="Times New Roman"/>
-                <w:color w:val="000000"/>
-                <w:sz w:val="18"/>
-                <w:szCs w:val="18"/>
-                <w:lang w:val="ru-RU"/>
-              </w:rPr>
-              <w:t>это</w:t>
-            </w:r>
-            <w:r>
-              <w:rPr>
-                <w:lang w:val="ru-RU"/>
-              </w:rPr>
-              <w:t xml:space="preserve"> </w:t>
-            </w:r>
-            <w:r>
-              <w:rPr>
-                <w:rFonts w:ascii="Times New Roman" w:eastAsia="Times New Roman" w:hAnsi="Times New Roman" w:cs="Times New Roman"/>
-                <w:color w:val="000000"/>
-                <w:sz w:val="18"/>
-                <w:szCs w:val="18"/>
-                <w:lang w:val="ru-RU"/>
-              </w:rPr>
-              <w:t>требуется</w:t>
-            </w:r>
-            <w:r>
-              <w:rPr>
-                <w:lang w:val="ru-RU"/>
-              </w:rPr>
-              <w:t xml:space="preserve"> </w:t>
-            </w:r>
-            <w:r>
-              <w:rPr>
-                <w:rFonts w:ascii="Times New Roman" w:eastAsia="Times New Roman" w:hAnsi="Times New Roman" w:cs="Times New Roman"/>
-                <w:color w:val="000000"/>
-                <w:sz w:val="18"/>
-                <w:szCs w:val="18"/>
-                <w:lang w:val="ru-RU"/>
-              </w:rPr>
-              <w:t>согласно</w:t>
-            </w:r>
-            <w:r>
-              <w:rPr>
-                <w:lang w:val="ru-RU"/>
-              </w:rPr>
-              <w:t xml:space="preserve"> </w:t>
-            </w:r>
-            <w:r>
-              <w:rPr>
-                <w:rFonts w:ascii="Times New Roman" w:eastAsia="Times New Roman" w:hAnsi="Times New Roman" w:cs="Times New Roman"/>
-                <w:color w:val="000000"/>
-                <w:sz w:val="18"/>
-                <w:szCs w:val="18"/>
-                <w:lang w:val="ru-RU"/>
-              </w:rPr>
-              <w:t>указанной</w:t>
-            </w:r>
-            <w:r>
-              <w:rPr>
-                <w:lang w:val="ru-RU"/>
-              </w:rPr>
-              <w:t xml:space="preserve"> </w:t>
-            </w:r>
-            <w:r>
-              <w:rPr>
-                <w:rFonts w:ascii="Times New Roman" w:eastAsia="Times New Roman" w:hAnsi="Times New Roman" w:cs="Times New Roman"/>
-                <w:color w:val="000000"/>
-                <w:sz w:val="18"/>
-                <w:szCs w:val="18"/>
-                <w:lang w:val="ru-RU"/>
-              </w:rPr>
-              <w:t>в</w:t>
-            </w:r>
-            <w:r>
-              <w:rPr>
-                <w:lang w:val="ru-RU"/>
-              </w:rPr>
-              <w:t xml:space="preserve"> </w:t>
-            </w:r>
-            <w:r>
-              <w:rPr>
-                <w:rFonts w:ascii="Times New Roman" w:eastAsia="Times New Roman" w:hAnsi="Times New Roman" w:cs="Times New Roman"/>
-                <w:color w:val="000000"/>
-                <w:sz w:val="18"/>
-                <w:szCs w:val="18"/>
-                <w:lang w:val="ru-RU"/>
-              </w:rPr>
-              <w:t>Заявке</w:t>
-            </w:r>
-            <w:r>
-              <w:rPr>
-                <w:lang w:val="ru-RU"/>
-              </w:rPr>
-              <w:t xml:space="preserve"> </w:t>
-            </w:r>
-            <w:r>
-              <w:rPr>
-                <w:rFonts w:ascii="Times New Roman" w:eastAsia="Times New Roman" w:hAnsi="Times New Roman" w:cs="Times New Roman"/>
-                <w:color w:val="000000"/>
-                <w:sz w:val="18"/>
-                <w:szCs w:val="18"/>
-                <w:lang w:val="ru-RU"/>
-              </w:rPr>
-              <w:t>схеме</w:t>
-            </w:r>
-            <w:r>
-              <w:rPr>
-                <w:lang w:val="ru-RU"/>
-              </w:rPr>
-              <w:t xml:space="preserve"> </w:t>
-            </w:r>
-            <w:r>
-              <w:rPr>
-                <w:rFonts w:ascii="Times New Roman" w:eastAsia="Times New Roman" w:hAnsi="Times New Roman" w:cs="Times New Roman"/>
-                <w:color w:val="000000"/>
-                <w:sz w:val="18"/>
-                <w:szCs w:val="18"/>
-                <w:lang w:val="ru-RU"/>
-              </w:rPr>
-              <w:t>сертификации</w:t>
-            </w:r>
-            <w:r>
-              <w:rPr>
-                <w:lang w:val="ru-RU"/>
-              </w:rPr>
-              <w:t xml:space="preserve"> </w:t>
-            </w:r>
-            <w:r>
-              <w:rPr>
-                <w:rFonts w:ascii="Times New Roman" w:eastAsia="Times New Roman" w:hAnsi="Times New Roman" w:cs="Times New Roman"/>
-                <w:color w:val="000000"/>
-                <w:sz w:val="18"/>
-                <w:szCs w:val="18"/>
-                <w:lang w:val="ru-RU"/>
-              </w:rPr>
-              <w:t>–</w:t>
-            </w:r>
-            <w:r>
-              <w:rPr>
-                <w:lang w:val="ru-RU"/>
-              </w:rPr>
-              <w:t xml:space="preserve"> </w:t>
-            </w:r>
-            <w:r>
-              <w:rPr>
-                <w:rFonts w:ascii="Times New Roman" w:eastAsia="Times New Roman" w:hAnsi="Times New Roman" w:cs="Times New Roman"/>
-                <w:color w:val="000000"/>
-                <w:sz w:val="18"/>
-                <w:szCs w:val="18"/>
-                <w:lang w:val="ru-RU"/>
-              </w:rPr>
-              <w:t>проводит</w:t>
-            </w:r>
-            <w:r>
-              <w:rPr>
-                <w:lang w:val="ru-RU"/>
-              </w:rPr>
-              <w:t xml:space="preserve"> </w:t>
-            </w:r>
-            <w:r>
-              <w:rPr>
-                <w:rFonts w:ascii="Times New Roman" w:eastAsia="Times New Roman" w:hAnsi="Times New Roman" w:cs="Times New Roman"/>
-                <w:color w:val="000000"/>
-                <w:sz w:val="18"/>
-                <w:szCs w:val="18"/>
-                <w:lang w:val="ru-RU"/>
-              </w:rPr>
-              <w:t>анализ</w:t>
-            </w:r>
-            <w:r>
-              <w:rPr>
-                <w:lang w:val="ru-RU"/>
-              </w:rPr>
-              <w:t xml:space="preserve"> </w:t>
-            </w:r>
-            <w:r>
-              <w:rPr>
-                <w:rFonts w:ascii="Times New Roman" w:eastAsia="Times New Roman" w:hAnsi="Times New Roman" w:cs="Times New Roman"/>
-                <w:color w:val="000000"/>
-                <w:sz w:val="18"/>
-                <w:szCs w:val="18"/>
-                <w:lang w:val="ru-RU"/>
-              </w:rPr>
-              <w:t>состояния</w:t>
-            </w:r>
-            <w:r>
-              <w:rPr>
-                <w:lang w:val="ru-RU"/>
-              </w:rPr>
-              <w:t xml:space="preserve"> </w:t>
-            </w:r>
-            <w:r>
-              <w:rPr>
-                <w:rFonts w:ascii="Times New Roman" w:eastAsia="Times New Roman" w:hAnsi="Times New Roman" w:cs="Times New Roman"/>
-                <w:color w:val="000000"/>
-                <w:sz w:val="18"/>
-                <w:szCs w:val="18"/>
-                <w:lang w:val="ru-RU"/>
-              </w:rPr>
-              <w:t>(условий)</w:t>
-            </w:r>
-            <w:r>
-              <w:rPr>
-                <w:lang w:val="ru-RU"/>
-              </w:rPr>
-              <w:t xml:space="preserve"> </w:t>
-            </w:r>
-            <w:r>
-              <w:rPr>
-                <w:rFonts w:ascii="Times New Roman" w:eastAsia="Times New Roman" w:hAnsi="Times New Roman" w:cs="Times New Roman"/>
-                <w:color w:val="000000"/>
-                <w:sz w:val="18"/>
-                <w:szCs w:val="18"/>
-                <w:lang w:val="ru-RU"/>
-              </w:rPr>
-              <w:t>производства,</w:t>
-            </w:r>
-            <w:r>
-              <w:rPr>
-                <w:lang w:val="ru-RU"/>
-              </w:rPr>
-              <w:t xml:space="preserve"> </w:t>
-            </w:r>
-            <w:r>
-              <w:rPr>
-                <w:rFonts w:ascii="Times New Roman" w:eastAsia="Times New Roman" w:hAnsi="Times New Roman" w:cs="Times New Roman"/>
-                <w:color w:val="000000"/>
-                <w:sz w:val="18"/>
-                <w:szCs w:val="18"/>
-                <w:lang w:val="ru-RU"/>
-              </w:rPr>
-              <w:t>в</w:t>
-            </w:r>
-            <w:r>
-              <w:rPr>
-                <w:lang w:val="ru-RU"/>
-              </w:rPr>
-              <w:t xml:space="preserve"> </w:t>
-            </w:r>
-            <w:r>
-              <w:rPr>
-                <w:rFonts w:ascii="Times New Roman" w:eastAsia="Times New Roman" w:hAnsi="Times New Roman" w:cs="Times New Roman"/>
-                <w:color w:val="000000"/>
-                <w:sz w:val="18"/>
-                <w:szCs w:val="18"/>
-                <w:lang w:val="ru-RU"/>
-              </w:rPr>
-              <w:t>т.ч.</w:t>
-            </w:r>
-            <w:r>
-              <w:rPr>
-                <w:lang w:val="ru-RU"/>
-              </w:rPr>
-              <w:t xml:space="preserve"> </w:t>
-            </w:r>
-            <w:r>
-              <w:rPr>
-                <w:rFonts w:ascii="Times New Roman" w:eastAsia="Times New Roman" w:hAnsi="Times New Roman" w:cs="Times New Roman"/>
-                <w:color w:val="000000"/>
-                <w:sz w:val="18"/>
-                <w:szCs w:val="18"/>
-                <w:lang w:val="ru-RU"/>
-              </w:rPr>
-              <w:t>оценивает</w:t>
-            </w:r>
-            <w:r>
-              <w:rPr>
-                <w:lang w:val="ru-RU"/>
-              </w:rPr>
-              <w:t xml:space="preserve"> </w:t>
-            </w:r>
-            <w:r>
-              <w:rPr>
-                <w:rFonts w:ascii="Times New Roman" w:eastAsia="Times New Roman" w:hAnsi="Times New Roman" w:cs="Times New Roman"/>
-                <w:color w:val="000000"/>
-                <w:sz w:val="18"/>
-                <w:szCs w:val="18"/>
-                <w:lang w:val="ru-RU"/>
-              </w:rPr>
-              <w:t>корректирующие</w:t>
-            </w:r>
-            <w:r>
-              <w:rPr>
-                <w:lang w:val="ru-RU"/>
-              </w:rPr>
-              <w:t xml:space="preserve"> </w:t>
-            </w:r>
-            <w:r>
-              <w:rPr>
-                <w:rFonts w:ascii="Times New Roman" w:eastAsia="Times New Roman" w:hAnsi="Times New Roman" w:cs="Times New Roman"/>
-                <w:color w:val="000000"/>
-                <w:sz w:val="18"/>
-                <w:szCs w:val="18"/>
-                <w:lang w:val="ru-RU"/>
-              </w:rPr>
-              <w:t>мероприятий</w:t>
-            </w:r>
-            <w:r>
-              <w:rPr>
-                <w:lang w:val="ru-RU"/>
-              </w:rPr>
-              <w:t xml:space="preserve"> </w:t>
-            </w:r>
-            <w:r>
-              <w:rPr>
-                <w:rFonts w:ascii="Times New Roman" w:eastAsia="Times New Roman" w:hAnsi="Times New Roman" w:cs="Times New Roman"/>
-                <w:color w:val="000000"/>
-                <w:sz w:val="18"/>
-                <w:szCs w:val="18"/>
-                <w:lang w:val="ru-RU"/>
-              </w:rPr>
-              <w:t>(при</w:t>
-            </w:r>
-            <w:r>
-              <w:rPr>
-                <w:lang w:val="ru-RU"/>
-              </w:rPr>
-              <w:t xml:space="preserve"> </w:t>
-            </w:r>
-            <w:r>
-              <w:rPr>
-                <w:rFonts w:ascii="Times New Roman" w:eastAsia="Times New Roman" w:hAnsi="Times New Roman" w:cs="Times New Roman"/>
-                <w:color w:val="000000"/>
-                <w:sz w:val="18"/>
-                <w:szCs w:val="18"/>
-                <w:lang w:val="ru-RU"/>
-              </w:rPr>
-              <w:t>необходимости</w:t>
-            </w:r>
-            <w:r>
-              <w:rPr>
-                <w:lang w:val="ru-RU"/>
-              </w:rPr>
-              <w:t xml:space="preserve"> </w:t>
-            </w:r>
-            <w:r>
-              <w:rPr>
-                <w:rFonts w:ascii="Times New Roman" w:eastAsia="Times New Roman" w:hAnsi="Times New Roman" w:cs="Times New Roman"/>
-                <w:color w:val="000000"/>
-                <w:sz w:val="18"/>
-                <w:szCs w:val="18"/>
-                <w:lang w:val="ru-RU"/>
-              </w:rPr>
-              <w:t>их</w:t>
-            </w:r>
-            <w:r>
-              <w:rPr>
-                <w:lang w:val="ru-RU"/>
-              </w:rPr>
-              <w:t xml:space="preserve"> </w:t>
-            </w:r>
-            <w:r>
-              <w:rPr>
-                <w:rFonts w:ascii="Times New Roman" w:eastAsia="Times New Roman" w:hAnsi="Times New Roman" w:cs="Times New Roman"/>
-                <w:color w:val="000000"/>
-                <w:sz w:val="18"/>
-                <w:szCs w:val="18"/>
-                <w:lang w:val="ru-RU"/>
-              </w:rPr>
-              <w:t>проведения</w:t>
-            </w:r>
-            <w:r>
-              <w:rPr>
-                <w:lang w:val="ru-RU"/>
-              </w:rPr>
-              <w:t xml:space="preserve"> </w:t>
-            </w:r>
-            <w:r>
-              <w:rPr>
-                <w:rFonts w:ascii="Times New Roman" w:eastAsia="Times New Roman" w:hAnsi="Times New Roman" w:cs="Times New Roman"/>
-                <w:color w:val="000000"/>
-                <w:sz w:val="18"/>
-                <w:szCs w:val="18"/>
-                <w:lang w:val="ru-RU"/>
-              </w:rPr>
-              <w:t>Изготовителем);</w:t>
-            </w:r>
-            <w:r>
-              <w:rPr>
-                <w:lang w:val="ru-RU"/>
-              </w:rPr>
-              <w:t xml:space="preserve"> </w:t>
-            </w:r>
-            <w:r>
-              <w:rPr>
-                <w:rFonts w:ascii="Times New Roman" w:eastAsia="Times New Roman" w:hAnsi="Times New Roman" w:cs="Times New Roman"/>
-                <w:color w:val="000000"/>
-                <w:sz w:val="18"/>
-                <w:szCs w:val="18"/>
-                <w:lang w:val="ru-RU"/>
-              </w:rPr>
-              <w:t>готовит</w:t>
-            </w:r>
-            <w:r>
-              <w:rPr>
-                <w:lang w:val="ru-RU"/>
-              </w:rPr>
-              <w:t xml:space="preserve"> </w:t>
-            </w:r>
-            <w:r>
-              <w:rPr>
-                <w:rFonts w:ascii="Times New Roman" w:eastAsia="Times New Roman" w:hAnsi="Times New Roman" w:cs="Times New Roman"/>
-                <w:color w:val="000000"/>
-                <w:sz w:val="18"/>
-                <w:szCs w:val="18"/>
-                <w:lang w:val="ru-RU"/>
-              </w:rPr>
-              <w:t>заключение</w:t>
-            </w:r>
-            <w:r>
-              <w:rPr>
-                <w:lang w:val="ru-RU"/>
-              </w:rPr>
-              <w:t xml:space="preserve"> </w:t>
-            </w:r>
-            <w:r>
-              <w:rPr>
-                <w:rFonts w:ascii="Times New Roman" w:eastAsia="Times New Roman" w:hAnsi="Times New Roman" w:cs="Times New Roman"/>
-                <w:color w:val="000000"/>
-                <w:sz w:val="18"/>
-                <w:szCs w:val="18"/>
-                <w:lang w:val="ru-RU"/>
-              </w:rPr>
-              <w:t>по</w:t>
-            </w:r>
-            <w:r>
-              <w:rPr>
-                <w:lang w:val="ru-RU"/>
-              </w:rPr>
-              <w:t xml:space="preserve"> </w:t>
-            </w:r>
-            <w:r>
-              <w:rPr>
-                <w:rFonts w:ascii="Times New Roman" w:eastAsia="Times New Roman" w:hAnsi="Times New Roman" w:cs="Times New Roman"/>
-                <w:color w:val="000000"/>
-                <w:sz w:val="18"/>
-                <w:szCs w:val="18"/>
-                <w:lang w:val="ru-RU"/>
-              </w:rPr>
-              <w:t>результатам</w:t>
-            </w:r>
-            <w:r>
-              <w:rPr>
-                <w:lang w:val="ru-RU"/>
-              </w:rPr>
-              <w:t xml:space="preserve"> </w:t>
-            </w:r>
-            <w:r>
-              <w:rPr>
-                <w:rFonts w:ascii="Times New Roman" w:eastAsia="Times New Roman" w:hAnsi="Times New Roman" w:cs="Times New Roman"/>
-                <w:color w:val="000000"/>
-                <w:sz w:val="18"/>
-                <w:szCs w:val="18"/>
-                <w:lang w:val="ru-RU"/>
-              </w:rPr>
-              <w:t>оценивания;</w:t>
-            </w:r>
-            <w:r>
-              <w:rPr>
-                <w:lang w:val="ru-RU"/>
-              </w:rPr>
-              <w:t xml:space="preserve"> </w:t>
-            </w:r>
-            <w:r>
-              <w:rPr>
-                <w:rFonts w:ascii="Times New Roman" w:eastAsia="Times New Roman" w:hAnsi="Times New Roman" w:cs="Times New Roman"/>
-                <w:color w:val="000000"/>
-                <w:sz w:val="18"/>
-                <w:szCs w:val="18"/>
-                <w:lang w:val="ru-RU"/>
-              </w:rPr>
-              <w:t>в</w:t>
-            </w:r>
-            <w:r>
-              <w:rPr>
-                <w:lang w:val="ru-RU"/>
-              </w:rPr>
-              <w:t xml:space="preserve"> </w:t>
-            </w:r>
-            <w:r>
-              <w:rPr>
-                <w:rFonts w:ascii="Times New Roman" w:eastAsia="Times New Roman" w:hAnsi="Times New Roman" w:cs="Times New Roman"/>
-                <w:color w:val="000000"/>
-                <w:sz w:val="18"/>
-                <w:szCs w:val="18"/>
-                <w:lang w:val="ru-RU"/>
-              </w:rPr>
-              <w:t>дальнейшем</w:t>
-            </w:r>
-            <w:r>
-              <w:rPr>
-                <w:lang w:val="ru-RU"/>
-              </w:rPr>
-              <w:t xml:space="preserve"> </w:t>
-            </w:r>
-            <w:r>
-              <w:rPr>
-                <w:rFonts w:ascii="Times New Roman" w:eastAsia="Times New Roman" w:hAnsi="Times New Roman" w:cs="Times New Roman"/>
-                <w:color w:val="000000"/>
-                <w:sz w:val="18"/>
-                <w:szCs w:val="18"/>
-                <w:lang w:val="ru-RU"/>
-              </w:rPr>
-              <w:t>(в</w:t>
-            </w:r>
-            <w:r>
-              <w:rPr>
-                <w:lang w:val="ru-RU"/>
-              </w:rPr>
-              <w:t xml:space="preserve"> </w:t>
-            </w:r>
-            <w:r>
-              <w:rPr>
-                <w:rFonts w:ascii="Times New Roman" w:eastAsia="Times New Roman" w:hAnsi="Times New Roman" w:cs="Times New Roman"/>
-                <w:color w:val="000000"/>
-                <w:sz w:val="18"/>
-                <w:szCs w:val="18"/>
-                <w:lang w:val="ru-RU"/>
-              </w:rPr>
-              <w:t>случае</w:t>
-            </w:r>
-            <w:r>
-              <w:rPr>
-                <w:lang w:val="ru-RU"/>
-              </w:rPr>
-              <w:t xml:space="preserve"> </w:t>
-            </w:r>
-            <w:r>
-              <w:rPr>
-                <w:rFonts w:ascii="Times New Roman" w:eastAsia="Times New Roman" w:hAnsi="Times New Roman" w:cs="Times New Roman"/>
-                <w:color w:val="000000"/>
-                <w:sz w:val="18"/>
-                <w:szCs w:val="18"/>
-                <w:lang w:val="ru-RU"/>
-              </w:rPr>
-              <w:t>выдачи</w:t>
-            </w:r>
-            <w:r>
-              <w:rPr>
-                <w:lang w:val="ru-RU"/>
-              </w:rPr>
-              <w:t xml:space="preserve"> </w:t>
-            </w:r>
-            <w:r>
-              <w:rPr>
-                <w:rFonts w:ascii="Times New Roman" w:eastAsia="Times New Roman" w:hAnsi="Times New Roman" w:cs="Times New Roman"/>
-                <w:color w:val="000000"/>
-                <w:sz w:val="18"/>
-                <w:szCs w:val="18"/>
-                <w:lang w:val="ru-RU"/>
-              </w:rPr>
-              <w:t>сертификата</w:t>
-            </w:r>
-            <w:r>
-              <w:rPr>
-                <w:lang w:val="ru-RU"/>
-              </w:rPr>
-              <w:t xml:space="preserve"> </w:t>
-            </w:r>
-            <w:r>
-              <w:rPr>
-                <w:rFonts w:ascii="Times New Roman" w:eastAsia="Times New Roman" w:hAnsi="Times New Roman" w:cs="Times New Roman"/>
-                <w:color w:val="000000"/>
-                <w:sz w:val="18"/>
-                <w:szCs w:val="18"/>
-                <w:lang w:val="ru-RU"/>
-              </w:rPr>
-              <w:t>по</w:t>
-            </w:r>
-            <w:r>
-              <w:rPr>
-                <w:lang w:val="ru-RU"/>
-              </w:rPr>
-              <w:t xml:space="preserve"> </w:t>
-            </w:r>
-            <w:r>
-              <w:rPr>
-                <w:rFonts w:ascii="Times New Roman" w:eastAsia="Times New Roman" w:hAnsi="Times New Roman" w:cs="Times New Roman"/>
-                <w:color w:val="000000"/>
-                <w:sz w:val="18"/>
-                <w:szCs w:val="18"/>
-                <w:lang w:val="ru-RU"/>
-              </w:rPr>
-              <w:t>схеме</w:t>
-            </w:r>
-            <w:r>
-              <w:rPr>
-                <w:lang w:val="ru-RU"/>
-              </w:rPr>
-              <w:t xml:space="preserve"> </w:t>
-            </w:r>
-            <w:r>
-              <w:rPr>
-                <w:rFonts w:ascii="Times New Roman" w:eastAsia="Times New Roman" w:hAnsi="Times New Roman" w:cs="Times New Roman"/>
-                <w:color w:val="000000"/>
-                <w:sz w:val="18"/>
-                <w:szCs w:val="18"/>
-                <w:lang w:val="ru-RU"/>
-              </w:rPr>
-              <w:t>сертификации,</w:t>
-            </w:r>
-            <w:r>
-              <w:rPr>
-                <w:lang w:val="ru-RU"/>
-              </w:rPr>
-              <w:t xml:space="preserve"> </w:t>
-            </w:r>
-            <w:r>
-              <w:rPr>
-                <w:rFonts w:ascii="Times New Roman" w:eastAsia="Times New Roman" w:hAnsi="Times New Roman" w:cs="Times New Roman"/>
-                <w:color w:val="000000"/>
-                <w:sz w:val="18"/>
-                <w:szCs w:val="18"/>
-                <w:lang w:val="ru-RU"/>
-              </w:rPr>
-              <w:t>предусматривающей</w:t>
-            </w:r>
-            <w:r>
-              <w:rPr>
-                <w:lang w:val="ru-RU"/>
-              </w:rPr>
-              <w:t xml:space="preserve"> </w:t>
-            </w:r>
-            <w:r>
-              <w:rPr>
-                <w:rFonts w:ascii="Times New Roman" w:eastAsia="Times New Roman" w:hAnsi="Times New Roman" w:cs="Times New Roman"/>
-                <w:color w:val="000000"/>
-                <w:sz w:val="18"/>
-                <w:szCs w:val="18"/>
-                <w:lang w:val="ru-RU"/>
-              </w:rPr>
-              <w:t>инспекционный</w:t>
-            </w:r>
-            <w:r>
-              <w:rPr>
-                <w:lang w:val="ru-RU"/>
-              </w:rPr>
-              <w:t xml:space="preserve"> </w:t>
-            </w:r>
-            <w:r>
-              <w:rPr>
-                <w:rFonts w:ascii="Times New Roman" w:eastAsia="Times New Roman" w:hAnsi="Times New Roman" w:cs="Times New Roman"/>
-                <w:color w:val="000000"/>
-                <w:sz w:val="18"/>
-                <w:szCs w:val="18"/>
-                <w:lang w:val="ru-RU"/>
-              </w:rPr>
-              <w:t>контроль),</w:t>
-            </w:r>
-            <w:r>
-              <w:rPr>
-                <w:lang w:val="ru-RU"/>
-              </w:rPr>
-              <w:t xml:space="preserve"> </w:t>
-            </w:r>
-            <w:r>
-              <w:rPr>
-                <w:rFonts w:ascii="Times New Roman" w:eastAsia="Times New Roman" w:hAnsi="Times New Roman" w:cs="Times New Roman"/>
-                <w:color w:val="000000"/>
-                <w:sz w:val="18"/>
-                <w:szCs w:val="18"/>
-                <w:lang w:val="ru-RU"/>
-              </w:rPr>
-              <w:t>проводит</w:t>
-            </w:r>
-            <w:r>
-              <w:rPr>
-                <w:lang w:val="ru-RU"/>
-              </w:rPr>
-              <w:t xml:space="preserve"> </w:t>
-            </w:r>
-            <w:r>
-              <w:rPr>
-                <w:rFonts w:ascii="Times New Roman" w:eastAsia="Times New Roman" w:hAnsi="Times New Roman" w:cs="Times New Roman"/>
-                <w:color w:val="000000"/>
-                <w:sz w:val="18"/>
-                <w:szCs w:val="18"/>
-                <w:lang w:val="ru-RU"/>
-              </w:rPr>
-              <w:t>рассмотрение</w:t>
-            </w:r>
-            <w:r>
-              <w:rPr>
-                <w:lang w:val="ru-RU"/>
-              </w:rPr>
-              <w:t xml:space="preserve"> </w:t>
-            </w:r>
-            <w:r>
-              <w:rPr>
-                <w:rFonts w:ascii="Times New Roman" w:eastAsia="Times New Roman" w:hAnsi="Times New Roman" w:cs="Times New Roman"/>
-                <w:color w:val="000000"/>
-                <w:sz w:val="18"/>
-                <w:szCs w:val="18"/>
-                <w:lang w:val="ru-RU"/>
-              </w:rPr>
-              <w:t>документов</w:t>
-            </w:r>
-            <w:r>
-              <w:rPr>
-                <w:lang w:val="ru-RU"/>
-              </w:rPr>
-              <w:t xml:space="preserve"> </w:t>
-            </w:r>
-            <w:r>
-              <w:rPr>
-                <w:rFonts w:ascii="Times New Roman" w:eastAsia="Times New Roman" w:hAnsi="Times New Roman" w:cs="Times New Roman"/>
-                <w:color w:val="000000"/>
-                <w:sz w:val="18"/>
-                <w:szCs w:val="18"/>
-                <w:lang w:val="ru-RU"/>
-              </w:rPr>
-              <w:t>по</w:t>
-            </w:r>
-            <w:r>
-              <w:rPr>
-                <w:lang w:val="ru-RU"/>
-              </w:rPr>
-              <w:t xml:space="preserve"> </w:t>
-            </w:r>
-            <w:r>
-              <w:rPr>
-                <w:rFonts w:ascii="Times New Roman" w:eastAsia="Times New Roman" w:hAnsi="Times New Roman" w:cs="Times New Roman"/>
-                <w:color w:val="000000"/>
-                <w:sz w:val="18"/>
-                <w:szCs w:val="18"/>
-                <w:lang w:val="ru-RU"/>
-              </w:rPr>
-              <w:t>выданному</w:t>
-            </w:r>
-            <w:r>
-              <w:rPr>
-                <w:lang w:val="ru-RU"/>
-              </w:rPr>
-              <w:t xml:space="preserve"> </w:t>
-            </w:r>
-            <w:r>
-              <w:rPr>
-                <w:rFonts w:ascii="Times New Roman" w:eastAsia="Times New Roman" w:hAnsi="Times New Roman" w:cs="Times New Roman"/>
-                <w:color w:val="000000"/>
-                <w:sz w:val="18"/>
-                <w:szCs w:val="18"/>
-                <w:lang w:val="ru-RU"/>
-              </w:rPr>
-              <w:t>сертификату</w:t>
-            </w:r>
-            <w:r>
-              <w:rPr>
-                <w:lang w:val="ru-RU"/>
-              </w:rPr>
-              <w:t xml:space="preserve"> </w:t>
-            </w:r>
-            <w:r>
-              <w:rPr>
-                <w:rFonts w:ascii="Times New Roman" w:eastAsia="Times New Roman" w:hAnsi="Times New Roman" w:cs="Times New Roman"/>
-                <w:color w:val="000000"/>
-                <w:sz w:val="18"/>
-                <w:szCs w:val="18"/>
-                <w:lang w:val="ru-RU"/>
-              </w:rPr>
-              <w:t>и</w:t>
-            </w:r>
-            <w:r>
-              <w:rPr>
-                <w:lang w:val="ru-RU"/>
-              </w:rPr>
-              <w:t xml:space="preserve"> </w:t>
-            </w:r>
-            <w:r>
-              <w:rPr>
-                <w:rFonts w:ascii="Times New Roman" w:eastAsia="Times New Roman" w:hAnsi="Times New Roman" w:cs="Times New Roman"/>
+                <w:rFonts w:ascii="Times New Roman" w:eastAsia="Times New Roman" w:hAnsi="Times New Roman"/>
                 <w:color w:val="000000"/>
                 <w:sz w:val="18"/>
                 <w:szCs w:val="18"/>
@@ -3477,7 +3611,7 @@
             </w:r>
             <w:r>
               <w:rPr>
-                <w:rFonts w:ascii="Times New Roman" w:eastAsia="Times New Roman" w:hAnsi="Times New Roman" w:cs="Times New Roman"/>
+                <w:rFonts w:ascii="Times New Roman" w:eastAsia="Times New Roman" w:hAnsi="Times New Roman"/>
                 <w:color w:val="000000"/>
                 <w:sz w:val="18"/>
                 <w:szCs w:val="18"/>
@@ -3493,7 +3627,7 @@
             </w:r>
             <w:r>
               <w:rPr>
-                <w:rFonts w:ascii="Times New Roman" w:eastAsia="Times New Roman" w:hAnsi="Times New Roman" w:cs="Times New Roman"/>
+                <w:rFonts w:ascii="Times New Roman" w:eastAsia="Times New Roman" w:hAnsi="Times New Roman"/>
                 <w:color w:val="000000"/>
                 <w:sz w:val="18"/>
                 <w:szCs w:val="18"/>
@@ -3509,7 +3643,7 @@
             </w:r>
             <w:r>
               <w:rPr>
-                <w:rFonts w:ascii="Times New Roman" w:eastAsia="Times New Roman" w:hAnsi="Times New Roman" w:cs="Times New Roman"/>
+                <w:rFonts w:ascii="Times New Roman" w:eastAsia="Times New Roman" w:hAnsi="Times New Roman"/>
                 <w:color w:val="000000"/>
                 <w:sz w:val="18"/>
                 <w:szCs w:val="18"/>
@@ -3525,19 +3659,13 @@
             </w:r>
             <w:r>
               <w:rPr>
-                <w:rFonts w:ascii="Times New Roman" w:eastAsia="Times New Roman" w:hAnsi="Times New Roman" w:cs="Times New Roman"/>
+                <w:rFonts w:ascii="Times New Roman" w:eastAsia="Times New Roman" w:hAnsi="Times New Roman"/>
                 <w:color w:val="000000"/>
                 <w:sz w:val="18"/>
                 <w:szCs w:val="18"/>
                 <w:lang w:val="ru-RU"/>
               </w:rPr>
               <w:t>контроля</w:t>
-            </w:r>
-            <w:r>
-              <w:rPr>
-                <w:lang w:val="ru-RU"/>
-              </w:rPr>
-              <w:t xml:space="preserve"> </w:t>
             </w:r>
           </w:p>
         </w:tc>
@@ -3698,29 +3826,7 @@
                 <w:szCs w:val="18"/>
                 <w:lang w:val="ru-RU"/>
               </w:rPr>
-              <w:t>(-</w:t>
-            </w:r>
-            <w:proofErr w:type="spellStart"/>
-            <w:r>
-              <w:rPr>
-                <w:rFonts w:ascii="Times New Roman" w:eastAsia="Times New Roman" w:hAnsi="Times New Roman" w:cs="Times New Roman"/>
-                <w:color w:val="000000"/>
-                <w:sz w:val="18"/>
-                <w:szCs w:val="18"/>
-                <w:lang w:val="ru-RU"/>
-              </w:rPr>
-              <w:t>ам</w:t>
-            </w:r>
-            <w:proofErr w:type="spellEnd"/>
-            <w:r>
-              <w:rPr>
-                <w:rFonts w:ascii="Times New Roman" w:eastAsia="Times New Roman" w:hAnsi="Times New Roman" w:cs="Times New Roman"/>
-                <w:color w:val="000000"/>
-                <w:sz w:val="18"/>
-                <w:szCs w:val="18"/>
-                <w:lang w:val="ru-RU"/>
-              </w:rPr>
-              <w:t>)</w:t>
+              <w:t>(-ам)</w:t>
             </w:r>
             <w:r>
               <w:rPr>
@@ -4795,7 +4901,6 @@
                 <w:szCs w:val="18"/>
               </w:rPr>
             </w:pPr>
-            <w:proofErr w:type="spellStart"/>
             <w:r>
               <w:rPr>
                 <w:rFonts w:ascii="Times New Roman" w:eastAsia="Times New Roman" w:hAnsi="Times New Roman" w:cs="Times New Roman"/>
@@ -4806,7 +4911,6 @@
               </w:rPr>
               <w:t>Заявитель</w:t>
             </w:r>
-            <w:proofErr w:type="spellEnd"/>
             <w:r>
               <w:t xml:space="preserve"> </w:t>
             </w:r>
@@ -5590,7 +5694,6 @@
             <w:r>
               <w:t xml:space="preserve"> </w:t>
             </w:r>
-            <w:proofErr w:type="spellStart"/>
             <w:r>
               <w:rPr>
                 <w:rFonts w:ascii="Times New Roman" w:eastAsia="Times New Roman" w:hAnsi="Times New Roman" w:cs="Times New Roman"/>
@@ -5600,29 +5703,17 @@
               </w:rPr>
               <w:t>Номер</w:t>
             </w:r>
-            <w:proofErr w:type="spellEnd"/>
-            <w:r>
-              <w:t xml:space="preserve"> </w:t>
-            </w:r>
-            <w:proofErr w:type="spellStart"/>
-            <w:r>
-              <w:rPr>
-                <w:rFonts w:ascii="Times New Roman" w:eastAsia="Times New Roman" w:hAnsi="Times New Roman" w:cs="Times New Roman"/>
-                <w:color w:val="000000"/>
-                <w:sz w:val="16"/>
-                <w:szCs w:val="16"/>
-              </w:rPr>
-              <w:t>телефона</w:t>
-            </w:r>
-            <w:proofErr w:type="spellEnd"/>
-            <w:r>
-              <w:rPr>
-                <w:rFonts w:ascii="Times New Roman" w:eastAsia="Times New Roman" w:hAnsi="Times New Roman" w:cs="Times New Roman"/>
-                <w:color w:val="000000"/>
-                <w:sz w:val="16"/>
-                <w:szCs w:val="16"/>
-              </w:rPr>
-              <w:t>:</w:t>
+            <w:r>
+              <w:t xml:space="preserve"> </w:t>
+            </w:r>
+            <w:r>
+              <w:rPr>
+                <w:rFonts w:ascii="Times New Roman" w:eastAsia="Times New Roman" w:hAnsi="Times New Roman" w:cs="Times New Roman"/>
+                <w:color w:val="000000"/>
+                <w:sz w:val="16"/>
+                <w:szCs w:val="16"/>
+              </w:rPr>
+              <w:t>телефона:</w:t>
             </w:r>
             <w:r>
               <w:t xml:space="preserve"> </w:t>
@@ -5700,7 +5791,6 @@
             <w:r>
               <w:t xml:space="preserve"> </w:t>
             </w:r>
-            <w:proofErr w:type="spellStart"/>
             <w:r>
               <w:rPr>
                 <w:rFonts w:ascii="Times New Roman" w:eastAsia="Times New Roman" w:hAnsi="Times New Roman" w:cs="Times New Roman"/>
@@ -5710,11 +5800,9 @@
               </w:rPr>
               <w:t>Адрес</w:t>
             </w:r>
-            <w:proofErr w:type="spellEnd"/>
-            <w:r>
-              <w:t xml:space="preserve"> </w:t>
-            </w:r>
-            <w:proofErr w:type="spellStart"/>
+            <w:r>
+              <w:t xml:space="preserve"> </w:t>
+            </w:r>
             <w:r>
               <w:rPr>
                 <w:rFonts w:ascii="Times New Roman" w:eastAsia="Times New Roman" w:hAnsi="Times New Roman" w:cs="Times New Roman"/>
@@ -5724,29 +5812,17 @@
               </w:rPr>
               <w:t>электронной</w:t>
             </w:r>
-            <w:proofErr w:type="spellEnd"/>
-            <w:r>
-              <w:t xml:space="preserve"> </w:t>
-            </w:r>
-            <w:proofErr w:type="spellStart"/>
-            <w:r>
-              <w:rPr>
-                <w:rFonts w:ascii="Times New Roman" w:eastAsia="Times New Roman" w:hAnsi="Times New Roman" w:cs="Times New Roman"/>
-                <w:color w:val="000000"/>
-                <w:sz w:val="16"/>
-                <w:szCs w:val="16"/>
-              </w:rPr>
-              <w:t>почты</w:t>
-            </w:r>
-            <w:proofErr w:type="spellEnd"/>
-            <w:r>
-              <w:rPr>
-                <w:rFonts w:ascii="Times New Roman" w:eastAsia="Times New Roman" w:hAnsi="Times New Roman" w:cs="Times New Roman"/>
-                <w:color w:val="000000"/>
-                <w:sz w:val="16"/>
-                <w:szCs w:val="16"/>
-              </w:rPr>
-              <w:t>:</w:t>
+            <w:r>
+              <w:t xml:space="preserve"> </w:t>
+            </w:r>
+            <w:r>
+              <w:rPr>
+                <w:rFonts w:ascii="Times New Roman" w:eastAsia="Times New Roman" w:hAnsi="Times New Roman" w:cs="Times New Roman"/>
+                <w:color w:val="000000"/>
+                <w:sz w:val="16"/>
+                <w:szCs w:val="16"/>
+              </w:rPr>
+              <w:t>почты:</w:t>
             </w:r>
             <w:r>
               <w:t xml:space="preserve"> </w:t>
@@ -6310,7 +6386,7 @@
             </w:pPr>
             <w:r>
               <w:rPr>
-                <w:rFonts w:ascii="Times New Roman" w:eastAsia="Times New Roman" w:hAnsi="Times New Roman" w:cs="Times New Roman"/>
+                <w:rFonts w:ascii="Times New Roman" w:eastAsia="Times New Roman" w:hAnsi="Times New Roman"/>
                 <w:color w:val="000000"/>
                 <w:sz w:val="16"/>
                 <w:szCs w:val="16"/>
@@ -6326,7 +6402,7 @@
             </w:r>
             <w:r>
               <w:rPr>
-                <w:rFonts w:ascii="Times New Roman" w:eastAsia="Times New Roman" w:hAnsi="Times New Roman" w:cs="Times New Roman"/>
+                <w:rFonts w:ascii="Times New Roman" w:eastAsia="Times New Roman" w:hAnsi="Times New Roman"/>
                 <w:color w:val="000000"/>
                 <w:sz w:val="16"/>
                 <w:szCs w:val="16"/>
@@ -6342,7 +6418,7 @@
             </w:r>
             <w:r>
               <w:rPr>
-                <w:rFonts w:ascii="Times New Roman" w:eastAsia="Times New Roman" w:hAnsi="Times New Roman" w:cs="Times New Roman"/>
+                <w:rFonts w:ascii="Times New Roman" w:eastAsia="Times New Roman" w:hAnsi="Times New Roman"/>
                 <w:color w:val="000000"/>
                 <w:sz w:val="16"/>
                 <w:szCs w:val="16"/>
@@ -6358,7 +6434,7 @@
             </w:r>
             <w:r>
               <w:rPr>
-                <w:rFonts w:ascii="Times New Roman" w:eastAsia="Times New Roman" w:hAnsi="Times New Roman" w:cs="Times New Roman"/>
+                <w:rFonts w:ascii="Times New Roman" w:eastAsia="Times New Roman" w:hAnsi="Times New Roman"/>
                 <w:color w:val="000000"/>
                 <w:sz w:val="16"/>
                 <w:szCs w:val="16"/>
@@ -6374,7 +6450,7 @@
             </w:r>
             <w:r>
               <w:rPr>
-                <w:rFonts w:ascii="Times New Roman" w:eastAsia="Times New Roman" w:hAnsi="Times New Roman" w:cs="Times New Roman"/>
+                <w:rFonts w:ascii="Times New Roman" w:eastAsia="Times New Roman" w:hAnsi="Times New Roman"/>
                 <w:color w:val="000000"/>
                 <w:sz w:val="16"/>
                 <w:szCs w:val="16"/>
@@ -6390,7 +6466,7 @@
             </w:r>
             <w:r>
               <w:rPr>
-                <w:rFonts w:ascii="Times New Roman" w:eastAsia="Times New Roman" w:hAnsi="Times New Roman" w:cs="Times New Roman"/>
+                <w:rFonts w:ascii="Times New Roman" w:eastAsia="Times New Roman" w:hAnsi="Times New Roman"/>
                 <w:color w:val="000000"/>
                 <w:sz w:val="16"/>
                 <w:szCs w:val="16"/>
@@ -6406,7 +6482,7 @@
             </w:r>
             <w:r>
               <w:rPr>
-                <w:rFonts w:ascii="Times New Roman" w:eastAsia="Times New Roman" w:hAnsi="Times New Roman" w:cs="Times New Roman"/>
+                <w:rFonts w:ascii="Times New Roman" w:eastAsia="Times New Roman" w:hAnsi="Times New Roman"/>
                 <w:color w:val="000000"/>
                 <w:sz w:val="16"/>
                 <w:szCs w:val="16"/>
@@ -6422,7 +6498,7 @@
             </w:r>
             <w:r>
               <w:rPr>
-                <w:rFonts w:ascii="Times New Roman" w:eastAsia="Times New Roman" w:hAnsi="Times New Roman" w:cs="Times New Roman"/>
+                <w:rFonts w:ascii="Times New Roman" w:eastAsia="Times New Roman" w:hAnsi="Times New Roman"/>
                 <w:color w:val="000000"/>
                 <w:sz w:val="16"/>
                 <w:szCs w:val="16"/>
@@ -6438,7 +6514,7 @@
             </w:r>
             <w:r>
               <w:rPr>
-                <w:rFonts w:ascii="Times New Roman" w:eastAsia="Times New Roman" w:hAnsi="Times New Roman" w:cs="Times New Roman"/>
+                <w:rFonts w:ascii="Times New Roman" w:eastAsia="Times New Roman" w:hAnsi="Times New Roman"/>
                 <w:color w:val="000000"/>
                 <w:sz w:val="16"/>
                 <w:szCs w:val="16"/>
@@ -6454,7 +6530,7 @@
             </w:r>
             <w:r>
               <w:rPr>
-                <w:rFonts w:ascii="Times New Roman" w:eastAsia="Times New Roman" w:hAnsi="Times New Roman" w:cs="Times New Roman"/>
+                <w:rFonts w:ascii="Times New Roman" w:eastAsia="Times New Roman" w:hAnsi="Times New Roman"/>
                 <w:color w:val="000000"/>
                 <w:sz w:val="16"/>
                 <w:szCs w:val="16"/>
@@ -6470,7 +6546,7 @@
             </w:r>
             <w:r>
               <w:rPr>
-                <w:rFonts w:ascii="Times New Roman" w:eastAsia="Times New Roman" w:hAnsi="Times New Roman" w:cs="Times New Roman"/>
+                <w:rFonts w:ascii="Times New Roman" w:eastAsia="Times New Roman" w:hAnsi="Times New Roman"/>
                 <w:color w:val="000000"/>
                 <w:sz w:val="16"/>
                 <w:szCs w:val="16"/>
@@ -6486,7 +6562,7 @@
             </w:r>
             <w:r>
               <w:rPr>
-                <w:rFonts w:ascii="Times New Roman" w:eastAsia="Times New Roman" w:hAnsi="Times New Roman" w:cs="Times New Roman"/>
+                <w:rFonts w:ascii="Times New Roman" w:eastAsia="Times New Roman" w:hAnsi="Times New Roman"/>
                 <w:color w:val="000000"/>
                 <w:sz w:val="16"/>
                 <w:szCs w:val="16"/>
@@ -6502,7 +6578,7 @@
             </w:r>
             <w:r>
               <w:rPr>
-                <w:rFonts w:ascii="Times New Roman" w:eastAsia="Times New Roman" w:hAnsi="Times New Roman" w:cs="Times New Roman"/>
+                <w:rFonts w:ascii="Times New Roman" w:eastAsia="Times New Roman" w:hAnsi="Times New Roman"/>
                 <w:color w:val="000000"/>
                 <w:sz w:val="16"/>
                 <w:szCs w:val="16"/>
@@ -6518,7 +6594,7 @@
             </w:r>
             <w:r>
               <w:rPr>
-                <w:rFonts w:ascii="Times New Roman" w:eastAsia="Times New Roman" w:hAnsi="Times New Roman" w:cs="Times New Roman"/>
+                <w:rFonts w:ascii="Times New Roman" w:eastAsia="Times New Roman" w:hAnsi="Times New Roman"/>
                 <w:color w:val="000000"/>
                 <w:sz w:val="16"/>
                 <w:szCs w:val="16"/>
@@ -6534,39 +6610,22 @@
             </w:r>
             <w:r>
               <w:rPr>
-                <w:rFonts w:ascii="Times New Roman" w:eastAsia="Times New Roman" w:hAnsi="Times New Roman" w:cs="Times New Roman"/>
-                <w:color w:val="000000"/>
-                <w:sz w:val="16"/>
-                <w:szCs w:val="16"/>
-                <w:lang w:val="ru-RU"/>
-              </w:rPr>
-              <w:t>государства-члена</w:t>
-            </w:r>
-            <w:r>
-              <w:rPr>
-                <w:lang w:val="ru-RU"/>
-              </w:rPr>
-              <w:t xml:space="preserve"> </w:t>
-            </w:r>
-            <w:r>
-              <w:rPr>
-                <w:rFonts w:ascii="Times New Roman" w:eastAsia="Times New Roman" w:hAnsi="Times New Roman" w:cs="Times New Roman"/>
-                <w:color w:val="000000"/>
-                <w:sz w:val="16"/>
-                <w:szCs w:val="16"/>
-                <w:lang w:val="ru-RU"/>
-              </w:rPr>
-              <w:t>Союза</w:t>
-            </w:r>
-            <w:r>
-              <w:rPr>
-                <w:lang w:val="ru-RU"/>
-              </w:rPr>
-              <w:t xml:space="preserve"> </w:t>
-            </w:r>
-            <w:r>
-              <w:rPr>
-                <w:rFonts w:ascii="Times New Roman" w:eastAsia="Times New Roman" w:hAnsi="Times New Roman" w:cs="Times New Roman"/>
+                <w:rFonts w:ascii="Times New Roman" w:hAnsi="Times New Roman"/>
+                <w:sz w:val="16"/>
+                <w:szCs w:val="16"/>
+                <w:lang w:val="ru-RU"/>
+              </w:rPr>
+              <w:t>Российской Федерации</w:t>
+            </w:r>
+            <w:r>
+              <w:rPr>
+                <w:lang w:val="ru-RU"/>
+              </w:rPr>
+              <w:t xml:space="preserve"> </w:t>
+            </w:r>
+            <w:r>
+              <w:rPr>
+                <w:rFonts w:ascii="Times New Roman" w:eastAsia="Times New Roman" w:hAnsi="Times New Roman"/>
                 <w:color w:val="000000"/>
                 <w:sz w:val="16"/>
                 <w:szCs w:val="16"/>
@@ -6582,7 +6641,7 @@
             </w:r>
             <w:r>
               <w:rPr>
-                <w:rFonts w:ascii="Times New Roman" w:eastAsia="Times New Roman" w:hAnsi="Times New Roman" w:cs="Times New Roman"/>
+                <w:rFonts w:ascii="Times New Roman" w:eastAsia="Times New Roman" w:hAnsi="Times New Roman"/>
                 <w:color w:val="000000"/>
                 <w:sz w:val="16"/>
                 <w:szCs w:val="16"/>
@@ -6598,7 +6657,7 @@
             </w:r>
             <w:r>
               <w:rPr>
-                <w:rFonts w:ascii="Times New Roman" w:eastAsia="Times New Roman" w:hAnsi="Times New Roman" w:cs="Times New Roman"/>
+                <w:rFonts w:ascii="Times New Roman" w:eastAsia="Times New Roman" w:hAnsi="Times New Roman"/>
                 <w:color w:val="000000"/>
                 <w:sz w:val="16"/>
                 <w:szCs w:val="16"/>
@@ -6614,7 +6673,7 @@
             </w:r>
             <w:r>
               <w:rPr>
-                <w:rFonts w:ascii="Times New Roman" w:eastAsia="Times New Roman" w:hAnsi="Times New Roman" w:cs="Times New Roman"/>
+                <w:rFonts w:ascii="Times New Roman" w:eastAsia="Times New Roman" w:hAnsi="Times New Roman"/>
                 <w:color w:val="000000"/>
                 <w:sz w:val="16"/>
                 <w:szCs w:val="16"/>
@@ -6630,7 +6689,7 @@
             </w:r>
             <w:r>
               <w:rPr>
-                <w:rFonts w:ascii="Times New Roman" w:eastAsia="Times New Roman" w:hAnsi="Times New Roman" w:cs="Times New Roman"/>
+                <w:rFonts w:ascii="Times New Roman" w:eastAsia="Times New Roman" w:hAnsi="Times New Roman"/>
                 <w:color w:val="000000"/>
                 <w:sz w:val="16"/>
                 <w:szCs w:val="16"/>
@@ -6646,7 +6705,7 @@
             </w:r>
             <w:r>
               <w:rPr>
-                <w:rFonts w:ascii="Times New Roman" w:eastAsia="Times New Roman" w:hAnsi="Times New Roman" w:cs="Times New Roman"/>
+                <w:rFonts w:ascii="Times New Roman" w:eastAsia="Times New Roman" w:hAnsi="Times New Roman"/>
                 <w:color w:val="000000"/>
                 <w:sz w:val="16"/>
                 <w:szCs w:val="16"/>
@@ -6662,7 +6721,7 @@
             </w:r>
             <w:r>
               <w:rPr>
-                <w:rFonts w:ascii="Times New Roman" w:eastAsia="Times New Roman" w:hAnsi="Times New Roman" w:cs="Times New Roman"/>
+                <w:rFonts w:ascii="Times New Roman" w:eastAsia="Times New Roman" w:hAnsi="Times New Roman"/>
                 <w:color w:val="000000"/>
                 <w:sz w:val="16"/>
                 <w:szCs w:val="16"/>
@@ -6678,7 +6737,7 @@
             </w:r>
             <w:r>
               <w:rPr>
-                <w:rFonts w:ascii="Times New Roman" w:eastAsia="Times New Roman" w:hAnsi="Times New Roman" w:cs="Times New Roman"/>
+                <w:rFonts w:ascii="Times New Roman" w:eastAsia="Times New Roman" w:hAnsi="Times New Roman"/>
                 <w:color w:val="000000"/>
                 <w:sz w:val="16"/>
                 <w:szCs w:val="16"/>
@@ -6694,7 +6753,7 @@
             </w:r>
             <w:r>
               <w:rPr>
-                <w:rFonts w:ascii="Times New Roman" w:eastAsia="Times New Roman" w:hAnsi="Times New Roman" w:cs="Times New Roman"/>
+                <w:rFonts w:ascii="Times New Roman" w:eastAsia="Times New Roman" w:hAnsi="Times New Roman"/>
                 <w:color w:val="000000"/>
                 <w:sz w:val="16"/>
                 <w:szCs w:val="16"/>
@@ -6710,7 +6769,7 @@
             </w:r>
             <w:r>
               <w:rPr>
-                <w:rFonts w:ascii="Times New Roman" w:eastAsia="Times New Roman" w:hAnsi="Times New Roman" w:cs="Times New Roman"/>
+                <w:rFonts w:ascii="Times New Roman" w:eastAsia="Times New Roman" w:hAnsi="Times New Roman"/>
                 <w:color w:val="000000"/>
                 <w:sz w:val="16"/>
                 <w:szCs w:val="16"/>
@@ -6726,7 +6785,7 @@
             </w:r>
             <w:r>
               <w:rPr>
-                <w:rFonts w:ascii="Times New Roman" w:eastAsia="Times New Roman" w:hAnsi="Times New Roman" w:cs="Times New Roman"/>
+                <w:rFonts w:ascii="Times New Roman" w:eastAsia="Times New Roman" w:hAnsi="Times New Roman"/>
                 <w:color w:val="000000"/>
                 <w:sz w:val="16"/>
                 <w:szCs w:val="16"/>
@@ -6742,7 +6801,7 @@
             </w:r>
             <w:r>
               <w:rPr>
-                <w:rFonts w:ascii="Times New Roman" w:eastAsia="Times New Roman" w:hAnsi="Times New Roman" w:cs="Times New Roman"/>
+                <w:rFonts w:ascii="Times New Roman" w:eastAsia="Times New Roman" w:hAnsi="Times New Roman"/>
                 <w:color w:val="000000"/>
                 <w:sz w:val="16"/>
                 <w:szCs w:val="16"/>
@@ -6758,7 +6817,7 @@
             </w:r>
             <w:r>
               <w:rPr>
-                <w:rFonts w:ascii="Times New Roman" w:eastAsia="Times New Roman" w:hAnsi="Times New Roman" w:cs="Times New Roman"/>
+                <w:rFonts w:ascii="Times New Roman" w:eastAsia="Times New Roman" w:hAnsi="Times New Roman"/>
                 <w:color w:val="000000"/>
                 <w:sz w:val="16"/>
                 <w:szCs w:val="16"/>
@@ -6774,7 +6833,7 @@
             </w:r>
             <w:r>
               <w:rPr>
-                <w:rFonts w:ascii="Times New Roman" w:eastAsia="Times New Roman" w:hAnsi="Times New Roman" w:cs="Times New Roman"/>
+                <w:rFonts w:ascii="Times New Roman" w:eastAsia="Times New Roman" w:hAnsi="Times New Roman"/>
                 <w:color w:val="000000"/>
                 <w:sz w:val="16"/>
                 <w:szCs w:val="16"/>
@@ -6790,7 +6849,7 @@
             </w:r>
             <w:r>
               <w:rPr>
-                <w:rFonts w:ascii="Times New Roman" w:eastAsia="Times New Roman" w:hAnsi="Times New Roman" w:cs="Times New Roman"/>
+                <w:rFonts w:ascii="Times New Roman" w:eastAsia="Times New Roman" w:hAnsi="Times New Roman"/>
                 <w:color w:val="000000"/>
                 <w:sz w:val="16"/>
                 <w:szCs w:val="16"/>
@@ -6806,7 +6865,7 @@
             </w:r>
             <w:r>
               <w:rPr>
-                <w:rFonts w:ascii="Times New Roman" w:eastAsia="Times New Roman" w:hAnsi="Times New Roman" w:cs="Times New Roman"/>
+                <w:rFonts w:ascii="Times New Roman" w:eastAsia="Times New Roman" w:hAnsi="Times New Roman"/>
                 <w:color w:val="000000"/>
                 <w:sz w:val="16"/>
                 <w:szCs w:val="16"/>
@@ -6822,7 +6881,7 @@
             </w:r>
             <w:r>
               <w:rPr>
-                <w:rFonts w:ascii="Times New Roman" w:eastAsia="Times New Roman" w:hAnsi="Times New Roman" w:cs="Times New Roman"/>
+                <w:rFonts w:ascii="Times New Roman" w:eastAsia="Times New Roman" w:hAnsi="Times New Roman"/>
                 <w:color w:val="000000"/>
                 <w:sz w:val="16"/>
                 <w:szCs w:val="16"/>
@@ -6838,19 +6897,13 @@
             </w:r>
             <w:r>
               <w:rPr>
-                <w:rFonts w:ascii="Times New Roman" w:eastAsia="Times New Roman" w:hAnsi="Times New Roman" w:cs="Times New Roman"/>
+                <w:rFonts w:ascii="Times New Roman" w:eastAsia="Times New Roman" w:hAnsi="Times New Roman"/>
                 <w:color w:val="000000"/>
                 <w:sz w:val="16"/>
                 <w:szCs w:val="16"/>
                 <w:lang w:val="ru-RU"/>
               </w:rPr>
               <w:t>предпринимателя</w:t>
-            </w:r>
-            <w:r>
-              <w:rPr>
-                <w:lang w:val="ru-RU"/>
-              </w:rPr>
-              <w:t xml:space="preserve"> </w:t>
             </w:r>
           </w:p>
         </w:tc>
@@ -7141,7 +7194,6 @@
                 <w:szCs w:val="18"/>
               </w:rPr>
             </w:pPr>
-            <w:proofErr w:type="spellStart"/>
             <w:r>
               <w:rPr>
                 <w:rFonts w:ascii="Times New Roman" w:eastAsia="Times New Roman" w:hAnsi="Times New Roman" w:cs="Times New Roman"/>
@@ -7152,7 +7204,6 @@
               </w:rPr>
               <w:t>Продукция</w:t>
             </w:r>
-            <w:proofErr w:type="spellEnd"/>
             <w:r>
               <w:t xml:space="preserve"> </w:t>
             </w:r>
@@ -7895,7 +7946,7 @@
             </w:pPr>
             <w:r>
               <w:rPr>
-                <w:rFonts w:ascii="Times New Roman" w:eastAsia="Times New Roman" w:hAnsi="Times New Roman" w:cs="Times New Roman"/>
+                <w:rFonts w:ascii="Times New Roman" w:eastAsia="Times New Roman" w:hAnsi="Times New Roman"/>
                 <w:color w:val="000000"/>
                 <w:sz w:val="16"/>
                 <w:szCs w:val="16"/>
@@ -7911,7 +7962,7 @@
             </w:r>
             <w:r>
               <w:rPr>
-                <w:rFonts w:ascii="Times New Roman" w:eastAsia="Times New Roman" w:hAnsi="Times New Roman" w:cs="Times New Roman"/>
+                <w:rFonts w:ascii="Times New Roman" w:eastAsia="Times New Roman" w:hAnsi="Times New Roman"/>
                 <w:color w:val="000000"/>
                 <w:sz w:val="16"/>
                 <w:szCs w:val="16"/>
@@ -7927,7 +7978,7 @@
             </w:r>
             <w:r>
               <w:rPr>
-                <w:rFonts w:ascii="Times New Roman" w:eastAsia="Times New Roman" w:hAnsi="Times New Roman" w:cs="Times New Roman"/>
+                <w:rFonts w:ascii="Times New Roman" w:eastAsia="Times New Roman" w:hAnsi="Times New Roman"/>
                 <w:color w:val="000000"/>
                 <w:sz w:val="16"/>
                 <w:szCs w:val="16"/>
@@ -7943,46 +7994,26 @@
             </w:r>
             <w:r>
               <w:rPr>
-                <w:rFonts w:ascii="Times New Roman" w:eastAsia="Times New Roman" w:hAnsi="Times New Roman" w:cs="Times New Roman"/>
-                <w:color w:val="000000"/>
-                <w:sz w:val="16"/>
-                <w:szCs w:val="16"/>
-                <w:lang w:val="ru-RU"/>
-              </w:rPr>
-              <w:t>сертификации</w:t>
-            </w:r>
-            <w:r>
-              <w:rPr>
-                <w:rFonts w:ascii="Times New Roman" w:eastAsia="Times New Roman" w:hAnsi="Times New Roman" w:cs="Times New Roman"/>
-                <w:color w:val="000000"/>
-                <w:sz w:val="16"/>
-                <w:szCs w:val="16"/>
-                <w:lang w:val="ru-RU"/>
-              </w:rPr>
-              <w:t xml:space="preserve">: </w:t>
-            </w:r>
-            <w:r>
-              <w:rPr>
-                <w:rFonts w:ascii="Times New Roman" w:eastAsia="Times New Roman" w:hAnsi="Times New Roman" w:cs="Times New Roman"/>
-                <w:color w:val="000000"/>
-                <w:sz w:val="16"/>
-                <w:szCs w:val="16"/>
-                <w:lang w:val="ru-RU"/>
-              </w:rPr>
-              <w:t>серийный</w:t>
-            </w:r>
-            <w:r>
-              <w:rPr>
-                <w:rFonts w:ascii="Times New Roman" w:hAnsi="Times New Roman" w:cs="Times New Roman"/>
-                <w:sz w:val="16"/>
-                <w:szCs w:val="16"/>
-                <w:lang w:val="ru-RU"/>
-              </w:rPr>
-              <w:t xml:space="preserve"> </w:t>
-            </w:r>
-            <w:r>
-              <w:rPr>
-                <w:rFonts w:ascii="Times New Roman" w:eastAsia="Times New Roman" w:hAnsi="Times New Roman" w:cs="Times New Roman"/>
+                <w:rFonts w:ascii="Times New Roman" w:eastAsia="Times New Roman" w:hAnsi="Times New Roman"/>
+                <w:color w:val="000000"/>
+                <w:sz w:val="16"/>
+                <w:szCs w:val="16"/>
+                <w:lang w:val="ru-RU"/>
+              </w:rPr>
+              <w:t>сертификации: серийный</w:t>
+            </w:r>
+            <w:r>
+              <w:rPr>
+                <w:rFonts w:ascii="Times New Roman" w:hAnsi="Times New Roman"/>
+                <w:sz w:val="16"/>
+                <w:szCs w:val="16"/>
+                <w:lang w:val="ru-RU"/>
+              </w:rPr>
+              <w:t xml:space="preserve"> </w:t>
+            </w:r>
+            <w:r>
+              <w:rPr>
+                <w:rFonts w:ascii="Times New Roman" w:eastAsia="Times New Roman" w:hAnsi="Times New Roman"/>
                 <w:color w:val="000000"/>
                 <w:sz w:val="16"/>
                 <w:szCs w:val="16"/>
@@ -7992,16 +8023,16 @@
             </w:r>
             <w:r>
               <w:rPr>
-                <w:rFonts w:ascii="Times New Roman" w:hAnsi="Times New Roman" w:cs="Times New Roman"/>
-                <w:sz w:val="16"/>
-                <w:szCs w:val="16"/>
-                <w:lang w:val="ru-RU"/>
-              </w:rPr>
-              <w:t xml:space="preserve"> </w:t>
-            </w:r>
-            <w:r>
-              <w:rPr>
-                <w:rFonts w:ascii="Times New Roman" w:eastAsia="Times New Roman" w:hAnsi="Times New Roman" w:cs="Times New Roman"/>
+                <w:rFonts w:ascii="Times New Roman" w:hAnsi="Times New Roman"/>
+                <w:sz w:val="16"/>
+                <w:szCs w:val="16"/>
+                <w:lang w:val="ru-RU"/>
+              </w:rPr>
+              <w:t xml:space="preserve"> </w:t>
+            </w:r>
+            <w:r>
+              <w:rPr>
+                <w:rFonts w:ascii="Times New Roman" w:eastAsia="Times New Roman" w:hAnsi="Times New Roman"/>
                 <w:color w:val="000000"/>
                 <w:sz w:val="16"/>
                 <w:szCs w:val="16"/>
@@ -8011,16 +8042,16 @@
             </w:r>
             <w:r>
               <w:rPr>
-                <w:rFonts w:ascii="Times New Roman" w:hAnsi="Times New Roman" w:cs="Times New Roman"/>
-                <w:sz w:val="16"/>
-                <w:szCs w:val="16"/>
-                <w:lang w:val="ru-RU"/>
-              </w:rPr>
-              <w:t xml:space="preserve"> </w:t>
-            </w:r>
-            <w:r>
-              <w:rPr>
-                <w:rFonts w:ascii="Times New Roman" w:eastAsia="Times New Roman" w:hAnsi="Times New Roman" w:cs="Times New Roman"/>
+                <w:rFonts w:ascii="Times New Roman" w:hAnsi="Times New Roman"/>
+                <w:sz w:val="16"/>
+                <w:szCs w:val="16"/>
+                <w:lang w:val="ru-RU"/>
+              </w:rPr>
+              <w:t xml:space="preserve"> </w:t>
+            </w:r>
+            <w:r>
+              <w:rPr>
+                <w:rFonts w:ascii="Times New Roman" w:eastAsia="Times New Roman" w:hAnsi="Times New Roman"/>
                 <w:color w:val="000000"/>
                 <w:sz w:val="16"/>
                 <w:szCs w:val="16"/>
@@ -8030,16 +8061,16 @@
             </w:r>
             <w:r>
               <w:rPr>
-                <w:rFonts w:ascii="Times New Roman" w:hAnsi="Times New Roman" w:cs="Times New Roman"/>
-                <w:sz w:val="16"/>
-                <w:szCs w:val="16"/>
-                <w:lang w:val="ru-RU"/>
-              </w:rPr>
-              <w:t xml:space="preserve"> </w:t>
-            </w:r>
-            <w:r>
-              <w:rPr>
-                <w:rFonts w:ascii="Times New Roman" w:eastAsia="Times New Roman" w:hAnsi="Times New Roman" w:cs="Times New Roman"/>
+                <w:rFonts w:ascii="Times New Roman" w:hAnsi="Times New Roman"/>
+                <w:sz w:val="16"/>
+                <w:szCs w:val="16"/>
+                <w:lang w:val="ru-RU"/>
+              </w:rPr>
+              <w:t xml:space="preserve"> желаемого </w:t>
+            </w:r>
+            <w:r>
+              <w:rPr>
+                <w:rFonts w:ascii="Times New Roman" w:eastAsia="Times New Roman" w:hAnsi="Times New Roman"/>
                 <w:color w:val="000000"/>
                 <w:sz w:val="16"/>
                 <w:szCs w:val="16"/>
@@ -8049,63 +8080,55 @@
             </w:r>
             <w:r>
               <w:rPr>
-                <w:rFonts w:ascii="Times New Roman" w:hAnsi="Times New Roman" w:cs="Times New Roman"/>
-                <w:sz w:val="16"/>
-                <w:szCs w:val="16"/>
-                <w:lang w:val="ru-RU"/>
-              </w:rPr>
-              <w:t xml:space="preserve"> </w:t>
-            </w:r>
-            <w:r>
-              <w:rPr>
-                <w:rFonts w:ascii="Times New Roman" w:eastAsia="Times New Roman" w:hAnsi="Times New Roman" w:cs="Times New Roman"/>
-                <w:color w:val="000000"/>
-                <w:sz w:val="16"/>
-                <w:szCs w:val="16"/>
-                <w:lang w:val="ru-RU"/>
-              </w:rPr>
-              <w:t>действия</w:t>
-            </w:r>
-            <w:r>
-              <w:rPr>
-                <w:rFonts w:ascii="Times New Roman" w:eastAsia="Times New Roman" w:hAnsi="Times New Roman" w:cs="Times New Roman"/>
-                <w:color w:val="000000"/>
-                <w:sz w:val="16"/>
-                <w:szCs w:val="16"/>
-                <w:lang w:val="ru-RU"/>
-              </w:rPr>
-              <w:t xml:space="preserve"> (максимум – 3 года)</w:t>
-            </w:r>
-            <w:r>
-              <w:rPr>
-                <w:rFonts w:ascii="Times New Roman" w:hAnsi="Times New Roman" w:cs="Times New Roman"/>
-                <w:sz w:val="16"/>
-                <w:szCs w:val="16"/>
-                <w:lang w:val="ru-RU"/>
-              </w:rPr>
-              <w:t xml:space="preserve"> </w:t>
-            </w:r>
-            <w:r>
-              <w:rPr>
-                <w:rFonts w:ascii="Times New Roman" w:hAnsi="Times New Roman" w:cs="Times New Roman"/>
-                <w:sz w:val="16"/>
-                <w:szCs w:val="16"/>
-                <w:lang w:val="ru-RU"/>
-              </w:rPr>
-              <w:t>ИЛИ</w:t>
-            </w:r>
-            <w:r>
-              <w:rPr>
-                <w:rFonts w:ascii="Times New Roman" w:hAnsi="Times New Roman" w:cs="Times New Roman"/>
-                <w:sz w:val="16"/>
-                <w:szCs w:val="16"/>
-                <w:lang w:val="ru-RU"/>
-              </w:rPr>
-              <w:t xml:space="preserve"> </w:t>
-            </w:r>
-            <w:r>
-              <w:rPr>
-                <w:rFonts w:ascii="Times New Roman" w:eastAsia="Times New Roman" w:hAnsi="Times New Roman" w:cs="Times New Roman"/>
+                <w:rFonts w:ascii="Times New Roman" w:hAnsi="Times New Roman"/>
+                <w:sz w:val="16"/>
+                <w:szCs w:val="16"/>
+                <w:lang w:val="ru-RU"/>
+              </w:rPr>
+              <w:t xml:space="preserve"> </w:t>
+            </w:r>
+            <w:r>
+              <w:rPr>
+                <w:rFonts w:ascii="Times New Roman" w:eastAsia="Times New Roman" w:hAnsi="Times New Roman"/>
+                <w:color w:val="000000"/>
+                <w:sz w:val="16"/>
+                <w:szCs w:val="16"/>
+                <w:lang w:val="ru-RU"/>
+              </w:rPr>
+              <w:t xml:space="preserve">действия сертификата (максимум – </w:t>
+            </w:r>
+            <w:r>
+              <w:rPr>
+                <w:rFonts w:ascii="Times New Roman" w:eastAsia="Times New Roman" w:hAnsi="Times New Roman"/>
+                <w:color w:val="000000"/>
+                <w:sz w:val="16"/>
+                <w:szCs w:val="16"/>
+                <w:lang w:val="ru-RU"/>
+              </w:rPr>
+              <w:t>5 лет</w:t>
+            </w:r>
+            <w:r>
+              <w:rPr>
+                <w:rFonts w:ascii="Times New Roman" w:eastAsia="Times New Roman" w:hAnsi="Times New Roman"/>
+                <w:color w:val="000000"/>
+                <w:sz w:val="16"/>
+                <w:szCs w:val="16"/>
+                <w:lang w:val="ru-RU"/>
+              </w:rPr>
+              <w:t>)</w:t>
+            </w:r>
+            <w:r>
+              <w:rPr>
+                <w:rFonts w:ascii="Times New Roman" w:hAnsi="Times New Roman"/>
+                <w:sz w:val="16"/>
+                <w:szCs w:val="16"/>
+                <w:lang w:val="ru-RU"/>
+              </w:rPr>
+              <w:t xml:space="preserve"> ИЛИ </w:t>
+            </w:r>
+            <w:r>
+              <w:rPr>
+                <w:rFonts w:ascii="Times New Roman" w:eastAsia="Times New Roman" w:hAnsi="Times New Roman"/>
                 <w:color w:val="000000"/>
                 <w:sz w:val="16"/>
                 <w:szCs w:val="16"/>
@@ -8115,16 +8138,16 @@
             </w:r>
             <w:r>
               <w:rPr>
-                <w:rFonts w:ascii="Times New Roman" w:hAnsi="Times New Roman" w:cs="Times New Roman"/>
-                <w:sz w:val="16"/>
-                <w:szCs w:val="16"/>
-                <w:lang w:val="ru-RU"/>
-              </w:rPr>
-              <w:t xml:space="preserve"> </w:t>
-            </w:r>
-            <w:r>
-              <w:rPr>
-                <w:rFonts w:ascii="Times New Roman" w:eastAsia="Times New Roman" w:hAnsi="Times New Roman" w:cs="Times New Roman"/>
+                <w:rFonts w:ascii="Times New Roman" w:hAnsi="Times New Roman"/>
+                <w:sz w:val="16"/>
+                <w:szCs w:val="16"/>
+                <w:lang w:val="ru-RU"/>
+              </w:rPr>
+              <w:t xml:space="preserve"> </w:t>
+            </w:r>
+            <w:r>
+              <w:rPr>
+                <w:rFonts w:ascii="Times New Roman" w:eastAsia="Times New Roman" w:hAnsi="Times New Roman"/>
                 <w:color w:val="000000"/>
                 <w:sz w:val="16"/>
                 <w:szCs w:val="16"/>
@@ -8134,16 +8157,16 @@
             </w:r>
             <w:r>
               <w:rPr>
-                <w:rFonts w:ascii="Times New Roman" w:hAnsi="Times New Roman" w:cs="Times New Roman"/>
-                <w:sz w:val="16"/>
-                <w:szCs w:val="16"/>
-                <w:lang w:val="ru-RU"/>
-              </w:rPr>
-              <w:t xml:space="preserve"> </w:t>
-            </w:r>
-            <w:r>
-              <w:rPr>
-                <w:rFonts w:ascii="Times New Roman" w:eastAsia="Times New Roman" w:hAnsi="Times New Roman" w:cs="Times New Roman"/>
+                <w:rFonts w:ascii="Times New Roman" w:hAnsi="Times New Roman"/>
+                <w:sz w:val="16"/>
+                <w:szCs w:val="16"/>
+                <w:lang w:val="ru-RU"/>
+              </w:rPr>
+              <w:t xml:space="preserve"> </w:t>
+            </w:r>
+            <w:r>
+              <w:rPr>
+                <w:rFonts w:ascii="Times New Roman" w:eastAsia="Times New Roman" w:hAnsi="Times New Roman"/>
                 <w:color w:val="000000"/>
                 <w:sz w:val="16"/>
                 <w:szCs w:val="16"/>
@@ -8153,16 +8176,16 @@
             </w:r>
             <w:r>
               <w:rPr>
-                <w:rFonts w:ascii="Times New Roman" w:hAnsi="Times New Roman" w:cs="Times New Roman"/>
-                <w:sz w:val="16"/>
-                <w:szCs w:val="16"/>
-                <w:lang w:val="ru-RU"/>
-              </w:rPr>
-              <w:t xml:space="preserve"> </w:t>
-            </w:r>
-            <w:r>
-              <w:rPr>
-                <w:rFonts w:ascii="Times New Roman" w:eastAsia="Times New Roman" w:hAnsi="Times New Roman" w:cs="Times New Roman"/>
+                <w:rFonts w:ascii="Times New Roman" w:hAnsi="Times New Roman"/>
+                <w:sz w:val="16"/>
+                <w:szCs w:val="16"/>
+                <w:lang w:val="ru-RU"/>
+              </w:rPr>
+              <w:t xml:space="preserve"> </w:t>
+            </w:r>
+            <w:r>
+              <w:rPr>
+                <w:rFonts w:ascii="Times New Roman" w:eastAsia="Times New Roman" w:hAnsi="Times New Roman"/>
                 <w:color w:val="000000"/>
                 <w:sz w:val="16"/>
                 <w:szCs w:val="16"/>
@@ -8172,16 +8195,16 @@
             </w:r>
             <w:r>
               <w:rPr>
-                <w:rFonts w:ascii="Times New Roman" w:hAnsi="Times New Roman" w:cs="Times New Roman"/>
-                <w:sz w:val="16"/>
-                <w:szCs w:val="16"/>
-                <w:lang w:val="ru-RU"/>
-              </w:rPr>
-              <w:t xml:space="preserve"> </w:t>
-            </w:r>
-            <w:r>
-              <w:rPr>
-                <w:rFonts w:ascii="Times New Roman" w:eastAsia="Times New Roman" w:hAnsi="Times New Roman" w:cs="Times New Roman"/>
+                <w:rFonts w:ascii="Times New Roman" w:hAnsi="Times New Roman"/>
+                <w:sz w:val="16"/>
+                <w:szCs w:val="16"/>
+                <w:lang w:val="ru-RU"/>
+              </w:rPr>
+              <w:t xml:space="preserve"> </w:t>
+            </w:r>
+            <w:r>
+              <w:rPr>
+                <w:rFonts w:ascii="Times New Roman" w:eastAsia="Times New Roman" w:hAnsi="Times New Roman"/>
                 <w:color w:val="000000"/>
                 <w:sz w:val="16"/>
                 <w:szCs w:val="16"/>
@@ -8191,16 +8214,16 @@
             </w:r>
             <w:r>
               <w:rPr>
-                <w:rFonts w:ascii="Times New Roman" w:hAnsi="Times New Roman" w:cs="Times New Roman"/>
-                <w:sz w:val="16"/>
-                <w:szCs w:val="16"/>
-                <w:lang w:val="ru-RU"/>
-              </w:rPr>
-              <w:t xml:space="preserve"> </w:t>
-            </w:r>
-            <w:r>
-              <w:rPr>
-                <w:rFonts w:ascii="Times New Roman" w:eastAsia="Times New Roman" w:hAnsi="Times New Roman" w:cs="Times New Roman"/>
+                <w:rFonts w:ascii="Times New Roman" w:hAnsi="Times New Roman"/>
+                <w:sz w:val="16"/>
+                <w:szCs w:val="16"/>
+                <w:lang w:val="ru-RU"/>
+              </w:rPr>
+              <w:t xml:space="preserve"> </w:t>
+            </w:r>
+            <w:r>
+              <w:rPr>
+                <w:rFonts w:ascii="Times New Roman" w:eastAsia="Times New Roman" w:hAnsi="Times New Roman"/>
                 <w:color w:val="000000"/>
                 <w:sz w:val="16"/>
                 <w:szCs w:val="16"/>
@@ -8210,34 +8233,16 @@
             </w:r>
             <w:r>
               <w:rPr>
-                <w:rFonts w:ascii="Times New Roman" w:hAnsi="Times New Roman" w:cs="Times New Roman"/>
-                <w:sz w:val="16"/>
-                <w:szCs w:val="16"/>
-                <w:lang w:val="ru-RU"/>
-              </w:rPr>
-              <w:t xml:space="preserve"> </w:t>
-            </w:r>
-            <w:r>
-              <w:rPr>
-                <w:rFonts w:ascii="Times New Roman" w:hAnsi="Times New Roman" w:cs="Times New Roman"/>
-                <w:sz w:val="16"/>
-                <w:szCs w:val="16"/>
-                <w:lang w:val="ru-RU"/>
-              </w:rPr>
-              <w:t>ИЛИ</w:t>
-            </w:r>
-            <w:r>
-              <w:rPr>
-                <w:rFonts w:ascii="Times New Roman" w:hAnsi="Times New Roman" w:cs="Times New Roman"/>
-                <w:sz w:val="16"/>
-                <w:szCs w:val="16"/>
-                <w:lang w:val="ru-RU"/>
-              </w:rPr>
-              <w:t xml:space="preserve"> </w:t>
-            </w:r>
-            <w:r>
-              <w:rPr>
-                <w:rFonts w:ascii="Times New Roman" w:eastAsia="Times New Roman" w:hAnsi="Times New Roman" w:cs="Times New Roman"/>
+                <w:rFonts w:ascii="Times New Roman" w:hAnsi="Times New Roman"/>
+                <w:sz w:val="16"/>
+                <w:szCs w:val="16"/>
+                <w:lang w:val="ru-RU"/>
+              </w:rPr>
+              <w:t xml:space="preserve"> ИЛИ </w:t>
+            </w:r>
+            <w:r>
+              <w:rPr>
+                <w:rFonts w:ascii="Times New Roman" w:eastAsia="Times New Roman" w:hAnsi="Times New Roman"/>
                 <w:color w:val="000000"/>
                 <w:sz w:val="16"/>
                 <w:szCs w:val="16"/>
@@ -8247,16 +8252,16 @@
             </w:r>
             <w:r>
               <w:rPr>
-                <w:rFonts w:ascii="Times New Roman" w:hAnsi="Times New Roman" w:cs="Times New Roman"/>
-                <w:sz w:val="16"/>
-                <w:szCs w:val="16"/>
-                <w:lang w:val="ru-RU"/>
-              </w:rPr>
-              <w:t xml:space="preserve"> </w:t>
-            </w:r>
-            <w:r>
-              <w:rPr>
-                <w:rFonts w:ascii="Times New Roman" w:eastAsia="Times New Roman" w:hAnsi="Times New Roman" w:cs="Times New Roman"/>
+                <w:rFonts w:ascii="Times New Roman" w:hAnsi="Times New Roman"/>
+                <w:sz w:val="16"/>
+                <w:szCs w:val="16"/>
+                <w:lang w:val="ru-RU"/>
+              </w:rPr>
+              <w:t xml:space="preserve"> </w:t>
+            </w:r>
+            <w:r>
+              <w:rPr>
+                <w:rFonts w:ascii="Times New Roman" w:eastAsia="Times New Roman" w:hAnsi="Times New Roman"/>
                 <w:color w:val="000000"/>
                 <w:sz w:val="16"/>
                 <w:szCs w:val="16"/>
@@ -8266,16 +8271,16 @@
             </w:r>
             <w:r>
               <w:rPr>
-                <w:rFonts w:ascii="Times New Roman" w:hAnsi="Times New Roman" w:cs="Times New Roman"/>
-                <w:sz w:val="16"/>
-                <w:szCs w:val="16"/>
-                <w:lang w:val="ru-RU"/>
-              </w:rPr>
-              <w:t xml:space="preserve"> </w:t>
-            </w:r>
-            <w:r>
-              <w:rPr>
-                <w:rFonts w:ascii="Times New Roman" w:eastAsia="Times New Roman" w:hAnsi="Times New Roman" w:cs="Times New Roman"/>
+                <w:rFonts w:ascii="Times New Roman" w:hAnsi="Times New Roman"/>
+                <w:sz w:val="16"/>
+                <w:szCs w:val="16"/>
+                <w:lang w:val="ru-RU"/>
+              </w:rPr>
+              <w:t xml:space="preserve"> </w:t>
+            </w:r>
+            <w:r>
+              <w:rPr>
+                <w:rFonts w:ascii="Times New Roman" w:eastAsia="Times New Roman" w:hAnsi="Times New Roman"/>
                 <w:color w:val="000000"/>
                 <w:sz w:val="16"/>
                 <w:szCs w:val="16"/>
@@ -8285,16 +8290,16 @@
             </w:r>
             <w:r>
               <w:rPr>
-                <w:rFonts w:ascii="Times New Roman" w:hAnsi="Times New Roman" w:cs="Times New Roman"/>
-                <w:sz w:val="16"/>
-                <w:szCs w:val="16"/>
-                <w:lang w:val="ru-RU"/>
-              </w:rPr>
-              <w:t xml:space="preserve"> </w:t>
-            </w:r>
-            <w:r>
-              <w:rPr>
-                <w:rFonts w:ascii="Times New Roman" w:eastAsia="Times New Roman" w:hAnsi="Times New Roman" w:cs="Times New Roman"/>
+                <w:rFonts w:ascii="Times New Roman" w:hAnsi="Times New Roman"/>
+                <w:sz w:val="16"/>
+                <w:szCs w:val="16"/>
+                <w:lang w:val="ru-RU"/>
+              </w:rPr>
+              <w:t xml:space="preserve"> </w:t>
+            </w:r>
+            <w:r>
+              <w:rPr>
+                <w:rFonts w:ascii="Times New Roman" w:eastAsia="Times New Roman" w:hAnsi="Times New Roman"/>
                 <w:color w:val="000000"/>
                 <w:sz w:val="16"/>
                 <w:szCs w:val="16"/>
@@ -8304,16 +8309,16 @@
             </w:r>
             <w:r>
               <w:rPr>
-                <w:rFonts w:ascii="Times New Roman" w:hAnsi="Times New Roman" w:cs="Times New Roman"/>
-                <w:sz w:val="16"/>
-                <w:szCs w:val="16"/>
-                <w:lang w:val="ru-RU"/>
-              </w:rPr>
-              <w:t xml:space="preserve"> </w:t>
-            </w:r>
-            <w:r>
-              <w:rPr>
-                <w:rFonts w:ascii="Times New Roman" w:eastAsia="Times New Roman" w:hAnsi="Times New Roman" w:cs="Times New Roman"/>
+                <w:rFonts w:ascii="Times New Roman" w:hAnsi="Times New Roman"/>
+                <w:sz w:val="16"/>
+                <w:szCs w:val="16"/>
+                <w:lang w:val="ru-RU"/>
+              </w:rPr>
+              <w:t xml:space="preserve"> </w:t>
+            </w:r>
+            <w:r>
+              <w:rPr>
+                <w:rFonts w:ascii="Times New Roman" w:eastAsia="Times New Roman" w:hAnsi="Times New Roman"/>
                 <w:color w:val="000000"/>
                 <w:sz w:val="16"/>
                 <w:szCs w:val="16"/>
@@ -8323,16 +8328,16 @@
             </w:r>
             <w:r>
               <w:rPr>
-                <w:rFonts w:ascii="Times New Roman" w:hAnsi="Times New Roman" w:cs="Times New Roman"/>
-                <w:sz w:val="16"/>
-                <w:szCs w:val="16"/>
-                <w:lang w:val="ru-RU"/>
-              </w:rPr>
-              <w:t xml:space="preserve"> </w:t>
-            </w:r>
-            <w:r>
-              <w:rPr>
-                <w:rFonts w:ascii="Times New Roman" w:eastAsia="Times New Roman" w:hAnsi="Times New Roman" w:cs="Times New Roman"/>
+                <w:rFonts w:ascii="Times New Roman" w:hAnsi="Times New Roman"/>
+                <w:sz w:val="16"/>
+                <w:szCs w:val="16"/>
+                <w:lang w:val="ru-RU"/>
+              </w:rPr>
+              <w:t xml:space="preserve"> </w:t>
+            </w:r>
+            <w:r>
+              <w:rPr>
+                <w:rFonts w:ascii="Times New Roman" w:eastAsia="Times New Roman" w:hAnsi="Times New Roman"/>
                 <w:color w:val="000000"/>
                 <w:sz w:val="16"/>
                 <w:szCs w:val="16"/>
@@ -8342,16 +8347,16 @@
             </w:r>
             <w:r>
               <w:rPr>
-                <w:rFonts w:ascii="Times New Roman" w:hAnsi="Times New Roman" w:cs="Times New Roman"/>
-                <w:sz w:val="16"/>
-                <w:szCs w:val="16"/>
-                <w:lang w:val="ru-RU"/>
-              </w:rPr>
-              <w:t xml:space="preserve"> </w:t>
-            </w:r>
-            <w:r>
-              <w:rPr>
-                <w:rFonts w:ascii="Times New Roman" w:eastAsia="Times New Roman" w:hAnsi="Times New Roman" w:cs="Times New Roman"/>
+                <w:rFonts w:ascii="Times New Roman" w:hAnsi="Times New Roman"/>
+                <w:sz w:val="16"/>
+                <w:szCs w:val="16"/>
+                <w:lang w:val="ru-RU"/>
+              </w:rPr>
+              <w:t xml:space="preserve"> </w:t>
+            </w:r>
+            <w:r>
+              <w:rPr>
+                <w:rFonts w:ascii="Times New Roman" w:eastAsia="Times New Roman" w:hAnsi="Times New Roman"/>
                 <w:color w:val="000000"/>
                 <w:sz w:val="16"/>
                 <w:szCs w:val="16"/>
@@ -8361,36 +8366,26 @@
             </w:r>
             <w:r>
               <w:rPr>
-                <w:rFonts w:ascii="Times New Roman" w:hAnsi="Times New Roman" w:cs="Times New Roman"/>
-                <w:sz w:val="16"/>
-                <w:szCs w:val="16"/>
-                <w:lang w:val="ru-RU"/>
-              </w:rPr>
-              <w:t xml:space="preserve"> </w:t>
-            </w:r>
-            <w:r>
-              <w:rPr>
-                <w:rFonts w:ascii="Times New Roman" w:eastAsia="Times New Roman" w:hAnsi="Times New Roman" w:cs="Times New Roman"/>
-                <w:color w:val="000000"/>
-                <w:sz w:val="16"/>
-                <w:szCs w:val="16"/>
-                <w:lang w:val="ru-RU"/>
-              </w:rPr>
-              <w:t>изделия</w:t>
-            </w:r>
-            <w:r>
-              <w:rPr>
-                <w:rFonts w:ascii="Times New Roman" w:eastAsia="Times New Roman" w:hAnsi="Times New Roman" w:cs="Times New Roman"/>
-                <w:color w:val="000000"/>
-                <w:sz w:val="16"/>
-                <w:szCs w:val="16"/>
-                <w:lang w:val="ru-RU"/>
-              </w:rPr>
-              <w:t xml:space="preserve"> </w:t>
-            </w:r>
-            <w:r>
-              <w:rPr>
-                <w:rFonts w:ascii="Times New Roman" w:hAnsi="Times New Roman" w:cs="Times New Roman"/>
+                <w:rFonts w:ascii="Times New Roman" w:hAnsi="Times New Roman"/>
+                <w:sz w:val="16"/>
+                <w:szCs w:val="16"/>
+                <w:lang w:val="ru-RU"/>
+              </w:rPr>
+              <w:t xml:space="preserve"> </w:t>
+            </w:r>
+            <w:r>
+              <w:rPr>
+                <w:rFonts w:ascii="Times New Roman" w:eastAsia="Times New Roman" w:hAnsi="Times New Roman"/>
+                <w:color w:val="000000"/>
+                <w:sz w:val="16"/>
+                <w:szCs w:val="16"/>
+                <w:lang w:val="ru-RU"/>
+              </w:rPr>
+              <w:t xml:space="preserve">изделия </w:t>
+            </w:r>
+            <w:r>
+              <w:rPr>
+                <w:rFonts w:ascii="Times New Roman" w:hAnsi="Times New Roman"/>
                 <w:sz w:val="16"/>
                 <w:szCs w:val="16"/>
                 <w:lang w:val="ru-RU"/>
@@ -8399,7 +8394,7 @@
             </w:r>
             <w:r>
               <w:rPr>
-                <w:rFonts w:ascii="Times New Roman" w:eastAsia="Times New Roman" w:hAnsi="Times New Roman" w:cs="Times New Roman"/>
+                <w:rFonts w:ascii="Times New Roman" w:eastAsia="Times New Roman" w:hAnsi="Times New Roman"/>
                 <w:color w:val="000000"/>
                 <w:sz w:val="16"/>
                 <w:szCs w:val="16"/>
@@ -8409,7 +8404,7 @@
             </w:r>
             <w:r>
               <w:rPr>
-                <w:rFonts w:ascii="Times New Roman" w:hAnsi="Times New Roman" w:cs="Times New Roman"/>
+                <w:rFonts w:ascii="Times New Roman" w:hAnsi="Times New Roman"/>
                 <w:sz w:val="16"/>
                 <w:szCs w:val="16"/>
                 <w:lang w:val="ru-RU"/>
@@ -8474,7 +8469,7 @@
               <w:ind w:left="30" w:right="30"/>
               <w:jc w:val="both"/>
               <w:rPr>
-                <w:rFonts w:ascii="Times New Roman" w:eastAsia="Times New Roman" w:hAnsi="Times New Roman" w:cs="Times New Roman"/>
+                <w:rFonts w:ascii="Times New Roman" w:eastAsia="Times New Roman" w:hAnsi="Times New Roman"/>
                 <w:color w:val="000000"/>
                 <w:sz w:val="16"/>
                 <w:szCs w:val="16"/>
@@ -8485,7 +8480,7 @@
             <w:bookmarkEnd w:id="0"/>
             <w:r>
               <w:rPr>
-                <w:rFonts w:ascii="Times New Roman" w:eastAsia="Times New Roman" w:hAnsi="Times New Roman" w:cs="Times New Roman"/>
+                <w:rFonts w:ascii="Times New Roman" w:eastAsia="Times New Roman" w:hAnsi="Times New Roman"/>
                 <w:color w:val="000000"/>
                 <w:sz w:val="16"/>
                 <w:szCs w:val="16"/>
@@ -8501,23 +8496,13 @@
             </w:r>
             <w:r>
               <w:rPr>
-                <w:rFonts w:ascii="Times New Roman" w:eastAsia="Times New Roman" w:hAnsi="Times New Roman" w:cs="Times New Roman"/>
-                <w:color w:val="000000"/>
-                <w:sz w:val="16"/>
-                <w:szCs w:val="16"/>
-                <w:lang w:val="ru-RU"/>
-              </w:rPr>
-              <w:t>Реквизиты</w:t>
-            </w:r>
-            <w:r>
-              <w:rPr>
-                <w:rFonts w:ascii="Times New Roman" w:eastAsia="Times New Roman" w:hAnsi="Times New Roman" w:cs="Times New Roman"/>
-                <w:color w:val="000000"/>
-                <w:sz w:val="16"/>
-                <w:szCs w:val="16"/>
-                <w:lang w:val="ru-RU"/>
-              </w:rPr>
-              <w:t>:</w:t>
+                <w:rFonts w:ascii="Times New Roman" w:eastAsia="Times New Roman" w:hAnsi="Times New Roman"/>
+                <w:color w:val="000000"/>
+                <w:sz w:val="16"/>
+                <w:szCs w:val="16"/>
+                <w:lang w:val="ru-RU"/>
+              </w:rPr>
+              <w:t>Реквизиты:</w:t>
             </w:r>
           </w:p>
           <w:p>
@@ -8526,7 +8511,7 @@
               <w:ind w:left="30" w:right="30"/>
               <w:jc w:val="both"/>
               <w:rPr>
-                <w:rFonts w:ascii="Times New Roman" w:hAnsi="Times New Roman" w:cs="Times New Roman"/>
+                <w:rFonts w:ascii="Times New Roman" w:hAnsi="Times New Roman"/>
                 <w:sz w:val="16"/>
                 <w:szCs w:val="16"/>
                 <w:lang w:val="ru-RU"/>
@@ -8534,7 +8519,7 @@
             </w:pPr>
             <w:r>
               <w:rPr>
-                <w:rFonts w:ascii="Times New Roman" w:eastAsia="Times New Roman" w:hAnsi="Times New Roman" w:cs="Times New Roman"/>
+                <w:rFonts w:ascii="Times New Roman" w:eastAsia="Times New Roman" w:hAnsi="Times New Roman"/>
                 <w:color w:val="000000"/>
                 <w:sz w:val="16"/>
                 <w:szCs w:val="16"/>
@@ -8544,111 +8529,12 @@
             </w:r>
             <w:r>
               <w:rPr>
-                <w:rFonts w:ascii="Times New Roman" w:hAnsi="Times New Roman" w:cs="Times New Roman"/>
-                <w:sz w:val="16"/>
-                <w:szCs w:val="16"/>
-                <w:lang w:val="ru-RU"/>
-              </w:rPr>
-              <w:t>при сертификации серийно выпускаемой продукции, изготовленной за пределами Росси</w:t>
-            </w:r>
-            <w:r>
-              <w:rPr>
-                <w:rFonts w:ascii="Times New Roman" w:hAnsi="Times New Roman" w:cs="Times New Roman"/>
-                <w:sz w:val="16"/>
-                <w:szCs w:val="16"/>
-                <w:lang w:val="ru-RU"/>
-              </w:rPr>
-              <w:t>йской Федерации</w:t>
-            </w:r>
-            <w:r>
-              <w:rPr>
-                <w:rFonts w:ascii="Times New Roman" w:hAnsi="Times New Roman" w:cs="Times New Roman"/>
-                <w:sz w:val="16"/>
-                <w:szCs w:val="16"/>
-                <w:lang w:val="ru-RU"/>
-              </w:rPr>
-              <w:t xml:space="preserve"> (в т.ч.</w:t>
-            </w:r>
-            <w:r>
-              <w:rPr>
-                <w:rFonts w:ascii="Times New Roman" w:hAnsi="Times New Roman" w:cs="Times New Roman"/>
-                <w:sz w:val="16"/>
-                <w:szCs w:val="16"/>
-                <w:lang w:val="ru-RU"/>
-              </w:rPr>
-              <w:t xml:space="preserve"> при</w:t>
-            </w:r>
-            <w:r>
-              <w:rPr>
-                <w:rFonts w:ascii="Times New Roman" w:hAnsi="Times New Roman" w:cs="Times New Roman"/>
-                <w:sz w:val="16"/>
-                <w:szCs w:val="16"/>
-                <w:lang w:val="ru-RU"/>
-              </w:rPr>
-              <w:t xml:space="preserve"> сертификации типа)</w:t>
-            </w:r>
-            <w:r>
-              <w:rPr>
-                <w:rFonts w:ascii="Times New Roman" w:hAnsi="Times New Roman" w:cs="Times New Roman"/>
-                <w:sz w:val="16"/>
-                <w:szCs w:val="16"/>
-                <w:lang w:val="ru-RU"/>
-              </w:rPr>
-              <w:t xml:space="preserve"> </w:t>
-            </w:r>
-            <w:r>
-              <w:rPr>
-                <w:rFonts w:ascii="Times New Roman" w:hAnsi="Times New Roman" w:cs="Times New Roman"/>
-                <w:sz w:val="16"/>
-                <w:szCs w:val="16"/>
-                <w:lang w:val="ru-RU"/>
-              </w:rPr>
-              <w:t xml:space="preserve">– реквизиты </w:t>
-            </w:r>
-            <w:r>
-              <w:rPr>
-                <w:rFonts w:ascii="Times New Roman" w:hAnsi="Times New Roman" w:cs="Times New Roman"/>
-                <w:sz w:val="16"/>
-                <w:szCs w:val="16"/>
-                <w:lang w:val="ru-RU"/>
-              </w:rPr>
-              <w:t>договора уполномоченного изготовителем лица</w:t>
-            </w:r>
-            <w:r>
-              <w:rPr>
-                <w:rFonts w:ascii="Times New Roman" w:hAnsi="Times New Roman" w:cs="Times New Roman"/>
-                <w:sz w:val="16"/>
-                <w:szCs w:val="16"/>
-                <w:lang w:val="ru-RU"/>
-              </w:rPr>
-              <w:t xml:space="preserve"> (№, дата заключения, в т.ч. обязательно приложение копии </w:t>
-            </w:r>
-            <w:r>
-              <w:rPr>
-                <w:rFonts w:ascii="Times New Roman" w:hAnsi="Times New Roman" w:cs="Times New Roman"/>
-                <w:sz w:val="16"/>
-                <w:szCs w:val="16"/>
-                <w:lang w:val="ru-RU"/>
-              </w:rPr>
-              <w:t xml:space="preserve">данного </w:t>
-            </w:r>
-            <w:r>
-              <w:rPr>
-                <w:rFonts w:ascii="Times New Roman" w:hAnsi="Times New Roman" w:cs="Times New Roman"/>
-                <w:sz w:val="16"/>
-                <w:szCs w:val="16"/>
-                <w:lang w:val="ru-RU"/>
-              </w:rPr>
-              <w:t>договора);</w:t>
-            </w:r>
-            <w:r>
-              <w:rPr>
-                <w:rFonts w:ascii="Times New Roman" w:hAnsi="Times New Roman" w:cs="Times New Roman"/>
-                <w:sz w:val="16"/>
-                <w:szCs w:val="16"/>
-                <w:lang w:val="ru-RU"/>
-              </w:rPr>
-              <w:t xml:space="preserve"> </w:t>
+                <w:rFonts w:ascii="Times New Roman" w:hAnsi="Times New Roman"/>
+                <w:sz w:val="16"/>
+                <w:szCs w:val="16"/>
+                <w:lang w:val="ru-RU"/>
+              </w:rPr>
+              <w:t xml:space="preserve">при сертификации (серии / партии / единичного изделия) продукции, изготовленной за пределами Российской Федерации (в т.ч. при исследовании типа) – реквизиты договора уполномоченного изготовителем лица (№, дата заключения, в т.ч. обязательно приложение копии данного договора); </w:t>
             </w:r>
           </w:p>
           <w:p>
@@ -8664,7 +8550,7 @@
             </w:pPr>
             <w:r>
               <w:rPr>
-                <w:rFonts w:ascii="Times New Roman" w:hAnsi="Times New Roman" w:cs="Times New Roman"/>
+                <w:rFonts w:ascii="Times New Roman" w:hAnsi="Times New Roman"/>
                 <w:sz w:val="16"/>
                 <w:szCs w:val="16"/>
                 <w:lang w:val="ru-RU"/>
@@ -8673,7 +8559,7 @@
             </w:r>
             <w:r>
               <w:rPr>
-                <w:rFonts w:ascii="Times New Roman" w:eastAsia="Times New Roman" w:hAnsi="Times New Roman" w:cs="Times New Roman"/>
+                <w:rFonts w:ascii="Times New Roman" w:eastAsia="Times New Roman" w:hAnsi="Times New Roman"/>
                 <w:color w:val="000000"/>
                 <w:sz w:val="16"/>
                 <w:szCs w:val="16"/>
@@ -8683,16 +8569,16 @@
             </w:r>
             <w:r>
               <w:rPr>
-                <w:rFonts w:ascii="Times New Roman" w:hAnsi="Times New Roman" w:cs="Times New Roman"/>
-                <w:sz w:val="16"/>
-                <w:szCs w:val="16"/>
-                <w:lang w:val="ru-RU"/>
-              </w:rPr>
-              <w:t xml:space="preserve"> </w:t>
-            </w:r>
-            <w:r>
-              <w:rPr>
-                <w:rFonts w:ascii="Times New Roman" w:eastAsia="Times New Roman" w:hAnsi="Times New Roman" w:cs="Times New Roman"/>
+                <w:rFonts w:ascii="Times New Roman" w:hAnsi="Times New Roman"/>
+                <w:sz w:val="16"/>
+                <w:szCs w:val="16"/>
+                <w:lang w:val="ru-RU"/>
+              </w:rPr>
+              <w:t xml:space="preserve"> </w:t>
+            </w:r>
+            <w:r>
+              <w:rPr>
+                <w:rFonts w:ascii="Times New Roman" w:eastAsia="Times New Roman" w:hAnsi="Times New Roman"/>
                 <w:color w:val="000000"/>
                 <w:sz w:val="16"/>
                 <w:szCs w:val="16"/>
@@ -8702,16 +8588,16 @@
             </w:r>
             <w:r>
               <w:rPr>
-                <w:rFonts w:ascii="Times New Roman" w:hAnsi="Times New Roman" w:cs="Times New Roman"/>
-                <w:sz w:val="16"/>
-                <w:szCs w:val="16"/>
-                <w:lang w:val="ru-RU"/>
-              </w:rPr>
-              <w:t xml:space="preserve"> </w:t>
-            </w:r>
-            <w:r>
-              <w:rPr>
-                <w:rFonts w:ascii="Times New Roman" w:eastAsia="Times New Roman" w:hAnsi="Times New Roman" w:cs="Times New Roman"/>
+                <w:rFonts w:ascii="Times New Roman" w:hAnsi="Times New Roman"/>
+                <w:sz w:val="16"/>
+                <w:szCs w:val="16"/>
+                <w:lang w:val="ru-RU"/>
+              </w:rPr>
+              <w:t xml:space="preserve"> </w:t>
+            </w:r>
+            <w:r>
+              <w:rPr>
+                <w:rFonts w:ascii="Times New Roman" w:eastAsia="Times New Roman" w:hAnsi="Times New Roman"/>
                 <w:color w:val="000000"/>
                 <w:sz w:val="16"/>
                 <w:szCs w:val="16"/>
@@ -8721,16 +8607,16 @@
             </w:r>
             <w:r>
               <w:rPr>
-                <w:rFonts w:ascii="Times New Roman" w:hAnsi="Times New Roman" w:cs="Times New Roman"/>
-                <w:sz w:val="16"/>
-                <w:szCs w:val="16"/>
-                <w:lang w:val="ru-RU"/>
-              </w:rPr>
-              <w:t xml:space="preserve"> </w:t>
-            </w:r>
-            <w:r>
-              <w:rPr>
-                <w:rFonts w:ascii="Times New Roman" w:eastAsia="Times New Roman" w:hAnsi="Times New Roman" w:cs="Times New Roman"/>
+                <w:rFonts w:ascii="Times New Roman" w:hAnsi="Times New Roman"/>
+                <w:sz w:val="16"/>
+                <w:szCs w:val="16"/>
+                <w:lang w:val="ru-RU"/>
+              </w:rPr>
+              <w:t xml:space="preserve"> </w:t>
+            </w:r>
+            <w:r>
+              <w:rPr>
+                <w:rFonts w:ascii="Times New Roman" w:eastAsia="Times New Roman" w:hAnsi="Times New Roman"/>
                 <w:color w:val="000000"/>
                 <w:sz w:val="16"/>
                 <w:szCs w:val="16"/>
@@ -8740,16 +8626,16 @@
             </w:r>
             <w:r>
               <w:rPr>
-                <w:rFonts w:ascii="Times New Roman" w:hAnsi="Times New Roman" w:cs="Times New Roman"/>
-                <w:sz w:val="16"/>
-                <w:szCs w:val="16"/>
-                <w:lang w:val="ru-RU"/>
-              </w:rPr>
-              <w:t xml:space="preserve"> </w:t>
-            </w:r>
-            <w:r>
-              <w:rPr>
-                <w:rFonts w:ascii="Times New Roman" w:eastAsia="Times New Roman" w:hAnsi="Times New Roman" w:cs="Times New Roman"/>
+                <w:rFonts w:ascii="Times New Roman" w:hAnsi="Times New Roman"/>
+                <w:sz w:val="16"/>
+                <w:szCs w:val="16"/>
+                <w:lang w:val="ru-RU"/>
+              </w:rPr>
+              <w:t xml:space="preserve"> </w:t>
+            </w:r>
+            <w:r>
+              <w:rPr>
+                <w:rFonts w:ascii="Times New Roman" w:eastAsia="Times New Roman" w:hAnsi="Times New Roman"/>
                 <w:color w:val="000000"/>
                 <w:sz w:val="16"/>
                 <w:szCs w:val="16"/>
@@ -8759,16 +8645,16 @@
             </w:r>
             <w:r>
               <w:rPr>
-                <w:rFonts w:ascii="Times New Roman" w:hAnsi="Times New Roman" w:cs="Times New Roman"/>
-                <w:sz w:val="16"/>
-                <w:szCs w:val="16"/>
-                <w:lang w:val="ru-RU"/>
-              </w:rPr>
-              <w:t xml:space="preserve"> </w:t>
-            </w:r>
-            <w:r>
-              <w:rPr>
-                <w:rFonts w:ascii="Times New Roman" w:eastAsia="Times New Roman" w:hAnsi="Times New Roman" w:cs="Times New Roman"/>
+                <w:rFonts w:ascii="Times New Roman" w:hAnsi="Times New Roman"/>
+                <w:sz w:val="16"/>
+                <w:szCs w:val="16"/>
+                <w:lang w:val="ru-RU"/>
+              </w:rPr>
+              <w:t xml:space="preserve"> </w:t>
+            </w:r>
+            <w:r>
+              <w:rPr>
+                <w:rFonts w:ascii="Times New Roman" w:eastAsia="Times New Roman" w:hAnsi="Times New Roman"/>
                 <w:color w:val="000000"/>
                 <w:sz w:val="16"/>
                 <w:szCs w:val="16"/>
@@ -8778,16 +8664,16 @@
             </w:r>
             <w:r>
               <w:rPr>
-                <w:rFonts w:ascii="Times New Roman" w:hAnsi="Times New Roman" w:cs="Times New Roman"/>
-                <w:sz w:val="16"/>
-                <w:szCs w:val="16"/>
-                <w:lang w:val="ru-RU"/>
-              </w:rPr>
-              <w:t xml:space="preserve"> </w:t>
-            </w:r>
-            <w:r>
-              <w:rPr>
-                <w:rFonts w:ascii="Times New Roman" w:eastAsia="Times New Roman" w:hAnsi="Times New Roman" w:cs="Times New Roman"/>
+                <w:rFonts w:ascii="Times New Roman" w:hAnsi="Times New Roman"/>
+                <w:sz w:val="16"/>
+                <w:szCs w:val="16"/>
+                <w:lang w:val="ru-RU"/>
+              </w:rPr>
+              <w:t xml:space="preserve"> </w:t>
+            </w:r>
+            <w:r>
+              <w:rPr>
+                <w:rFonts w:ascii="Times New Roman" w:eastAsia="Times New Roman" w:hAnsi="Times New Roman"/>
                 <w:color w:val="000000"/>
                 <w:sz w:val="16"/>
                 <w:szCs w:val="16"/>
@@ -8797,16 +8683,16 @@
             </w:r>
             <w:r>
               <w:rPr>
-                <w:rFonts w:ascii="Times New Roman" w:hAnsi="Times New Roman" w:cs="Times New Roman"/>
-                <w:sz w:val="16"/>
-                <w:szCs w:val="16"/>
-                <w:lang w:val="ru-RU"/>
-              </w:rPr>
-              <w:t xml:space="preserve"> </w:t>
-            </w:r>
-            <w:r>
-              <w:rPr>
-                <w:rFonts w:ascii="Times New Roman" w:eastAsia="Times New Roman" w:hAnsi="Times New Roman" w:cs="Times New Roman"/>
+                <w:rFonts w:ascii="Times New Roman" w:hAnsi="Times New Roman"/>
+                <w:sz w:val="16"/>
+                <w:szCs w:val="16"/>
+                <w:lang w:val="ru-RU"/>
+              </w:rPr>
+              <w:t xml:space="preserve"> </w:t>
+            </w:r>
+            <w:r>
+              <w:rPr>
+                <w:rFonts w:ascii="Times New Roman" w:eastAsia="Times New Roman" w:hAnsi="Times New Roman"/>
                 <w:color w:val="000000"/>
                 <w:sz w:val="16"/>
                 <w:szCs w:val="16"/>
@@ -8816,30 +8702,12 @@
             </w:r>
             <w:r>
               <w:rPr>
-                <w:rFonts w:ascii="Times New Roman" w:hAnsi="Times New Roman" w:cs="Times New Roman"/>
-                <w:sz w:val="16"/>
-                <w:szCs w:val="16"/>
-                <w:lang w:val="ru-RU"/>
-              </w:rPr>
-              <w:t xml:space="preserve"> </w:t>
-            </w:r>
-            <w:r>
-              <w:rPr>
-                <w:rFonts w:ascii="Times New Roman" w:hAnsi="Times New Roman" w:cs="Times New Roman"/>
-                <w:sz w:val="16"/>
-                <w:szCs w:val="16"/>
-                <w:lang w:val="ru-RU"/>
-              </w:rPr>
-              <w:t>(№, дата заключения, в т.ч. дополнительные документы – спецификация / инвойс / товарная накладна</w:t>
-            </w:r>
-            <w:r>
-              <w:rPr>
-                <w:rFonts w:ascii="Times New Roman" w:hAnsi="Times New Roman" w:cs="Times New Roman"/>
-                <w:sz w:val="16"/>
-                <w:szCs w:val="16"/>
-                <w:lang w:val="ru-RU"/>
-              </w:rPr>
-              <w:t>я, в т.ч. обязательно приложение копий перечисленных документов).</w:t>
+                <w:rFonts w:ascii="Times New Roman" w:hAnsi="Times New Roman"/>
+                <w:sz w:val="16"/>
+                <w:szCs w:val="16"/>
+                <w:lang w:val="ru-RU"/>
+              </w:rPr>
+              <w:t xml:space="preserve"> (№, дата заключения, в т.ч. дополнительные документы – спецификация / инвойс / товарная накладная, в т.ч. обязательно приложение копий перечисленных документов).</w:t>
             </w:r>
             <w:r>
               <w:rPr>
@@ -8998,7 +8866,27 @@
                 <w:szCs w:val="16"/>
                 <w:lang w:val="ru-RU"/>
               </w:rPr>
-              <w:t>ЕАЭС:</w:t>
+              <w:t>ЕАЭС</w:t>
+            </w:r>
+            <w:r>
+              <w:rPr>
+                <w:rFonts w:ascii="Times New Roman" w:eastAsia="Times New Roman" w:hAnsi="Times New Roman" w:cs="Times New Roman"/>
+                <w:color w:val="000000"/>
+                <w:sz w:val="16"/>
+                <w:szCs w:val="16"/>
+                <w:lang w:val="ru-RU"/>
+              </w:rPr>
+              <w:t xml:space="preserve"> / ОКПД2</w:t>
+            </w:r>
+            <w:r>
+              <w:rPr>
+                <w:rFonts w:ascii="Times New Roman" w:eastAsia="Times New Roman" w:hAnsi="Times New Roman" w:cs="Times New Roman"/>
+                <w:color w:val="000000"/>
+                <w:sz w:val="16"/>
+                <w:szCs w:val="16"/>
+                <w:lang w:val="ru-RU"/>
+              </w:rPr>
+              <w:t>:</w:t>
             </w:r>
             <w:r>
               <w:rPr>
@@ -9080,7 +8968,6 @@
             <w:r>
               <w:t xml:space="preserve"> </w:t>
             </w:r>
-            <w:proofErr w:type="spellStart"/>
             <w:r>
               <w:rPr>
                 <w:rFonts w:ascii="Times New Roman" w:eastAsia="Times New Roman" w:hAnsi="Times New Roman" w:cs="Times New Roman"/>
@@ -9090,29 +8977,17 @@
               </w:rPr>
               <w:t>Схема</w:t>
             </w:r>
-            <w:proofErr w:type="spellEnd"/>
-            <w:r>
-              <w:t xml:space="preserve"> </w:t>
-            </w:r>
-            <w:proofErr w:type="spellStart"/>
-            <w:r>
-              <w:rPr>
-                <w:rFonts w:ascii="Times New Roman" w:eastAsia="Times New Roman" w:hAnsi="Times New Roman" w:cs="Times New Roman"/>
-                <w:color w:val="000000"/>
-                <w:sz w:val="16"/>
-                <w:szCs w:val="16"/>
-              </w:rPr>
-              <w:t>сертификации</w:t>
-            </w:r>
-            <w:proofErr w:type="spellEnd"/>
-            <w:r>
-              <w:rPr>
-                <w:rFonts w:ascii="Times New Roman" w:eastAsia="Times New Roman" w:hAnsi="Times New Roman" w:cs="Times New Roman"/>
-                <w:color w:val="000000"/>
-                <w:sz w:val="16"/>
-                <w:szCs w:val="16"/>
-              </w:rPr>
-              <w:t>:</w:t>
+            <w:r>
+              <w:t xml:space="preserve"> </w:t>
+            </w:r>
+            <w:r>
+              <w:rPr>
+                <w:rFonts w:ascii="Times New Roman" w:eastAsia="Times New Roman" w:hAnsi="Times New Roman" w:cs="Times New Roman"/>
+                <w:color w:val="000000"/>
+                <w:sz w:val="16"/>
+                <w:szCs w:val="16"/>
+              </w:rPr>
+              <w:t>сертификации:</w:t>
             </w:r>
             <w:r>
               <w:t xml:space="preserve"> </w:t>
@@ -9821,7 +9696,6 @@
                 <w:szCs w:val="18"/>
               </w:rPr>
             </w:pPr>
-            <w:proofErr w:type="spellStart"/>
             <w:r>
               <w:rPr>
                 <w:rFonts w:ascii="Times New Roman" w:eastAsia="Times New Roman" w:hAnsi="Times New Roman" w:cs="Times New Roman"/>
@@ -9832,7 +9706,6 @@
               </w:rPr>
               <w:t>Изготовитель</w:t>
             </w:r>
-            <w:proofErr w:type="spellEnd"/>
             <w:r>
               <w:t xml:space="preserve"> </w:t>
             </w:r>
@@ -12179,7 +12052,6 @@
                 <w:szCs w:val="16"/>
               </w:rPr>
             </w:pPr>
-            <w:proofErr w:type="spellStart"/>
             <w:r>
               <w:rPr>
                 <w:rFonts w:ascii="Times New Roman" w:eastAsia="Times New Roman" w:hAnsi="Times New Roman" w:cs="Times New Roman"/>
@@ -12188,18 +12060,7 @@
                 <w:sz w:val="16"/>
                 <w:szCs w:val="16"/>
               </w:rPr>
-              <w:t>Внимание</w:t>
-            </w:r>
-            <w:proofErr w:type="spellEnd"/>
-            <w:r>
-              <w:rPr>
-                <w:rFonts w:ascii="Times New Roman" w:eastAsia="Times New Roman" w:hAnsi="Times New Roman" w:cs="Times New Roman"/>
-                <w:b/>
-                <w:color w:val="FF0000"/>
-                <w:sz w:val="16"/>
-                <w:szCs w:val="16"/>
-              </w:rPr>
-              <w:t>!</w:t>
+              <w:t>Внимание!</w:t>
             </w:r>
             <w:r>
               <w:t xml:space="preserve"> </w:t>
@@ -18547,47 +18408,7 @@
               <w:szCs w:val="24"/>
               <w:lang w:val="ru-RU"/>
             </w:rPr>
-            <w:t xml:space="preserve"> </w:t>
-          </w:r>
-          <w:proofErr w:type="spellStart"/>
-          <w:r>
-            <w:rPr>
-              <w:rFonts w:ascii="Times New Roman" w:hAnsi="Times New Roman" w:cs="Times New Roman"/>
-              <w:sz w:val="24"/>
-              <w:szCs w:val="24"/>
-              <w:lang w:val="ru-RU"/>
-            </w:rPr>
-            <w:t>Вх</w:t>
-          </w:r>
-          <w:proofErr w:type="spellEnd"/>
-          <w:r>
-            <w:rPr>
-              <w:rFonts w:ascii="Times New Roman" w:hAnsi="Times New Roman" w:cs="Times New Roman"/>
-              <w:sz w:val="24"/>
-              <w:szCs w:val="24"/>
-              <w:lang w:val="ru-RU"/>
-            </w:rPr>
-            <w:t>-_______________-_____ от ___</w:t>
-          </w:r>
-          <w:proofErr w:type="gramStart"/>
-          <w:r>
-            <w:rPr>
-              <w:rFonts w:ascii="Times New Roman" w:hAnsi="Times New Roman" w:cs="Times New Roman"/>
-              <w:sz w:val="24"/>
-              <w:szCs w:val="24"/>
-              <w:lang w:val="ru-RU"/>
-            </w:rPr>
-            <w:t>_._</w:t>
-          </w:r>
-          <w:proofErr w:type="gramEnd"/>
-          <w:r>
-            <w:rPr>
-              <w:rFonts w:ascii="Times New Roman" w:hAnsi="Times New Roman" w:cs="Times New Roman"/>
-              <w:sz w:val="24"/>
-              <w:szCs w:val="24"/>
-              <w:lang w:val="ru-RU"/>
-            </w:rPr>
-            <w:t>___.________ г.</w:t>
+            <w:t xml:space="preserve"> Вх-_______________-_____ от ____.____.________ г.</w:t>
           </w:r>
         </w:p>
       </w:tc>
@@ -19012,31 +18833,7 @@
               <w:szCs w:val="16"/>
               <w:lang w:val="ru-RU"/>
             </w:rPr>
-            <w:t xml:space="preserve">123112, РОССИЯ, г. Москва, </w:t>
-          </w:r>
-          <w:proofErr w:type="spellStart"/>
-          <w:r>
-            <w:rPr>
-              <w:rFonts w:ascii="Times New Roman" w:hAnsi="Times New Roman" w:cs="Times New Roman"/>
-              <w:b/>
-              <w:bCs/>
-              <w:sz w:val="16"/>
-              <w:szCs w:val="16"/>
-              <w:lang w:val="ru-RU"/>
-            </w:rPr>
-            <w:t>вн.тер.г</w:t>
-          </w:r>
-          <w:proofErr w:type="spellEnd"/>
-          <w:r>
-            <w:rPr>
-              <w:rFonts w:ascii="Times New Roman" w:hAnsi="Times New Roman" w:cs="Times New Roman"/>
-              <w:b/>
-              <w:bCs/>
-              <w:sz w:val="16"/>
-              <w:szCs w:val="16"/>
-              <w:lang w:val="ru-RU"/>
-            </w:rPr>
-            <w:t>. муниципальный округ Пресненский,</w:t>
+            <w:t>123112, РОССИЯ, г. Москва, вн.тер.г. муниципальный округ Пресненский,</w:t>
           </w:r>
         </w:p>
         <w:p>
@@ -19065,9 +18862,8 @@
               <w:szCs w:val="16"/>
               <w:lang w:val="ru-RU"/>
             </w:rPr>
-            <w:t xml:space="preserve">ул. </w:t>
+            <w:t xml:space="preserve">ул. Тестовская, д.10, </w:t>
           </w:r>
-          <w:proofErr w:type="spellStart"/>
           <w:r>
             <w:rPr>
               <w:rFonts w:ascii="Times New Roman" w:hAnsi="Times New Roman" w:cs="Times New Roman"/>
@@ -19077,19 +18873,7 @@
               <w:szCs w:val="16"/>
               <w:lang w:val="ru-RU"/>
             </w:rPr>
-            <w:t>Тестовская</w:t>
-          </w:r>
-          <w:proofErr w:type="spellEnd"/>
-          <w:r>
-            <w:rPr>
-              <w:rFonts w:ascii="Times New Roman" w:hAnsi="Times New Roman" w:cs="Times New Roman"/>
-              <w:b/>
-              <w:bCs/>
-              <w:sz w:val="16"/>
-              <w:szCs w:val="16"/>
-              <w:lang w:val="ru-RU"/>
-            </w:rPr>
-            <w:t>, д.10, оф.509.</w:t>
+            <w:t>ком. 2517/1 (офис 509)</w:t>
           </w:r>
         </w:p>
         <w:p>
@@ -19275,44 +19059,7 @@
               <w:szCs w:val="16"/>
               <w:lang w:val="ru-RU"/>
             </w:rPr>
-            <w:t xml:space="preserve"> от </w:t>
-          </w:r>
-          <w:proofErr w:type="spellStart"/>
-          <w:r>
-            <w:rPr>
-              <w:rFonts w:ascii="Times New Roman" w:eastAsia="Times New Roman" w:hAnsi="Times New Roman" w:cs="Times New Roman"/>
-              <w:b/>
-              <w:color w:val="000000"/>
-              <w:sz w:val="16"/>
-              <w:szCs w:val="16"/>
-              <w:lang w:val="ru-RU"/>
-            </w:rPr>
-            <w:t>дд.</w:t>
-          </w:r>
-          <w:proofErr w:type="gramStart"/>
-          <w:r>
-            <w:rPr>
-              <w:rFonts w:ascii="Times New Roman" w:eastAsia="Times New Roman" w:hAnsi="Times New Roman" w:cs="Times New Roman"/>
-              <w:b/>
-              <w:color w:val="000000"/>
-              <w:sz w:val="16"/>
-              <w:szCs w:val="16"/>
-              <w:lang w:val="ru-RU"/>
-            </w:rPr>
-            <w:t>мм.гггг</w:t>
-          </w:r>
-          <w:proofErr w:type="spellEnd"/>
-          <w:proofErr w:type="gramEnd"/>
-          <w:r>
-            <w:rPr>
-              <w:rFonts w:ascii="Times New Roman" w:eastAsia="Times New Roman" w:hAnsi="Times New Roman" w:cs="Times New Roman"/>
-              <w:b/>
-              <w:color w:val="000000"/>
-              <w:sz w:val="16"/>
-              <w:szCs w:val="16"/>
-              <w:lang w:val="ru-RU"/>
-            </w:rPr>
-            <w:t xml:space="preserve"> г.</w:t>
+            <w:t xml:space="preserve"> от дд.мм.гггг г.</w:t>
           </w:r>
         </w:p>
       </w:tc>
@@ -19459,27 +19206,7 @@
               <w:szCs w:val="24"/>
               <w:lang w:val="ru-RU"/>
             </w:rPr>
-            <w:t xml:space="preserve"> С-________________-_____ от ___</w:t>
-          </w:r>
-          <w:proofErr w:type="gramStart"/>
-          <w:r>
-            <w:rPr>
-              <w:rFonts w:ascii="Times New Roman" w:hAnsi="Times New Roman" w:cs="Times New Roman"/>
-              <w:sz w:val="24"/>
-              <w:szCs w:val="24"/>
-              <w:lang w:val="ru-RU"/>
-            </w:rPr>
-            <w:t>_._</w:t>
-          </w:r>
-          <w:proofErr w:type="gramEnd"/>
-          <w:r>
-            <w:rPr>
-              <w:rFonts w:ascii="Times New Roman" w:hAnsi="Times New Roman" w:cs="Times New Roman"/>
-              <w:sz w:val="24"/>
-              <w:szCs w:val="24"/>
-              <w:lang w:val="ru-RU"/>
-            </w:rPr>
-            <w:t>___.________ г.</w:t>
+            <w:t xml:space="preserve"> С-________________-_____ от ____.____.________ г.</w:t>
           </w:r>
         </w:p>
       </w:tc>
